--- a/07. Tree/Tree.docx
+++ b/07. Tree/Tree.docx
@@ -8630,29 +8630,7 @@
             <w:szCs w:val="24"/>
             <w:u w:val="none"/>
           </w:rPr>
-          <w:t>https://leetcode.com/prob</w:t>
-        </w:r>
-        <w:r>
-          <w:rPr>
-            <w:rStyle w:val="Hyperlink"/>
-            <w:rFonts w:asciiTheme="majorHAnsi" w:hAnsiTheme="majorHAnsi" w:cstheme="majorHAnsi"/>
-            <w:color w:val="1F4E79" w:themeColor="accent5" w:themeShade="80"/>
-            <w:sz w:val="24"/>
-            <w:szCs w:val="24"/>
-            <w:u w:val="none"/>
-          </w:rPr>
-          <w:t>l</w:t>
-        </w:r>
-        <w:r>
-          <w:rPr>
-            <w:rStyle w:val="Hyperlink"/>
-            <w:rFonts w:asciiTheme="majorHAnsi" w:hAnsiTheme="majorHAnsi" w:cstheme="majorHAnsi"/>
-            <w:color w:val="1F4E79" w:themeColor="accent5" w:themeShade="80"/>
-            <w:sz w:val="24"/>
-            <w:szCs w:val="24"/>
-            <w:u w:val="none"/>
-          </w:rPr>
-          <w:t>ems/n-ary-tree-postorder-traversal/</w:t>
+          <w:t>https://leetcode.com/problems/n-ary-tree-postorder-traversal/</w:t>
         </w:r>
       </w:hyperlink>
     </w:p>
@@ -10531,8 +10509,6 @@
         </w:rPr>
         <w:t xml:space="preserve"> </w:t>
       </w:r>
-      <w:bookmarkStart w:id="30" w:name="_GoBack"/>
-      <w:bookmarkEnd w:id="30"/>
       <w:r>
         <w:rPr>
           <w:b/>
@@ -10628,47 +10604,33 @@
           <w:ilvl w:val="0"/>
           <w:numId w:val="36"/>
         </w:numPr>
-        <w:rPr>
-          <w:color w:val="FF0000"/>
-        </w:rPr>
-      </w:pPr>
-      <w:r>
-        <w:rPr>
-          <w:color w:val="FF0000"/>
-        </w:rPr>
-        <w:t>Balanced Binary Tree (110)</w:t>
-      </w:r>
-      <w:r>
-        <w:rPr>
-          <w:color w:val="FF0000"/>
-        </w:rPr>
-        <w:tab/>
-      </w:r>
-      <w:proofErr w:type="spellStart"/>
-      <w:r>
-        <w:rPr>
-          <w:color w:val="FF0000"/>
-        </w:rPr>
+      </w:pPr>
+      <w:r>
+        <w:t>Maximum Depth of N-</w:t>
+      </w:r>
+      <w:proofErr w:type="spellStart"/>
+      <w:r>
+        <w:t>ary</w:t>
+      </w:r>
+      <w:proofErr w:type="spellEnd"/>
+      <w:r>
+        <w:t xml:space="preserve"> Tree (559)</w:t>
+      </w:r>
+      <w:proofErr w:type="spellStart"/>
+      <w:r>
         <w:t>LeetCode</w:t>
       </w:r>
       <w:proofErr w:type="spellEnd"/>
       <w:r>
-        <w:rPr>
-          <w:color w:val="FF0000"/>
-        </w:rPr>
-        <w:tab/>
+        <w:t xml:space="preserve">  </w:t>
       </w:r>
       <w:r>
         <w:rPr>
           <w:rFonts w:ascii="Calibri" w:hAnsi="Calibri" w:cs="Calibri"/>
-          <w:color w:val="FF0000"/>
         </w:rPr>
         <w:t>🟢</w:t>
       </w:r>
       <w:r>
-        <w:rPr>
-          <w:color w:val="FF0000"/>
-        </w:rPr>
         <w:t xml:space="preserve"> Easy</w:t>
       </w:r>
     </w:p>
@@ -10679,28 +10641,47 @@
           <w:ilvl w:val="0"/>
           <w:numId w:val="36"/>
         </w:numPr>
-      </w:pPr>
-      <w:r>
-        <w:t>Same Tree (100)</w:t>
-      </w:r>
-      <w:r>
+        <w:rPr>
+          <w:color w:val="FF0000"/>
+        </w:rPr>
+      </w:pPr>
+      <w:r>
+        <w:rPr>
+          <w:color w:val="FF0000"/>
+        </w:rPr>
+        <w:t>Balanced Binary Tree (110)</w:t>
+      </w:r>
+      <w:r>
+        <w:rPr>
+          <w:color w:val="FF0000"/>
+        </w:rPr>
         <w:tab/>
       </w:r>
       <w:proofErr w:type="spellStart"/>
       <w:r>
+        <w:rPr>
+          <w:color w:val="FF0000"/>
+        </w:rPr>
         <w:t>LeetCode</w:t>
       </w:r>
       <w:proofErr w:type="spellEnd"/>
       <w:r>
+        <w:rPr>
+          <w:color w:val="FF0000"/>
+        </w:rPr>
         <w:tab/>
       </w:r>
       <w:r>
         <w:rPr>
           <w:rFonts w:ascii="Calibri" w:hAnsi="Calibri" w:cs="Calibri"/>
+          <w:color w:val="FF0000"/>
         </w:rPr>
         <w:t>🟢</w:t>
       </w:r>
       <w:r>
+        <w:rPr>
+          <w:color w:val="FF0000"/>
+        </w:rPr>
         <w:t xml:space="preserve"> Easy</w:t>
       </w:r>
     </w:p>
@@ -10713,7 +10694,7 @@
         </w:numPr>
       </w:pPr>
       <w:r>
-        <w:t>Symmetric Tree (101)</w:t>
+        <w:t>Same Tree (100)</w:t>
       </w:r>
       <w:r>
         <w:tab/>
@@ -10745,26 +10726,42 @@
         </w:numPr>
       </w:pPr>
       <w:r>
-        <w:t>Invert Binary Tree (226)</w:t>
-      </w:r>
-      <w:r>
+        <w:rPr>
+          <w:color w:val="FF0000"/>
+        </w:rPr>
+        <w:t>Symmetric Tree (101)</w:t>
+      </w:r>
+      <w:r>
+        <w:rPr>
+          <w:color w:val="FF0000"/>
+        </w:rPr>
         <w:tab/>
       </w:r>
       <w:proofErr w:type="spellStart"/>
       <w:r>
+        <w:rPr>
+          <w:color w:val="FF0000"/>
+        </w:rPr>
         <w:t>LeetCode</w:t>
       </w:r>
       <w:proofErr w:type="spellEnd"/>
       <w:r>
+        <w:rPr>
+          <w:color w:val="FF0000"/>
+        </w:rPr>
         <w:tab/>
       </w:r>
       <w:r>
         <w:rPr>
           <w:rFonts w:ascii="Calibri" w:hAnsi="Calibri" w:cs="Calibri"/>
+          <w:color w:val="FF0000"/>
         </w:rPr>
         <w:t>🟢</w:t>
       </w:r>
       <w:r>
+        <w:rPr>
+          <w:color w:val="FF0000"/>
+        </w:rPr>
         <w:t xml:space="preserve"> Easy</w:t>
       </w:r>
     </w:p>
@@ -10775,34 +10772,98 @@
           <w:ilvl w:val="0"/>
           <w:numId w:val="36"/>
         </w:numPr>
-      </w:pPr>
-      <w:r>
-        <w:t>Maximum Depth of N-</w:t>
-      </w:r>
-      <w:proofErr w:type="spellStart"/>
-      <w:r>
-        <w:t>ary</w:t>
-      </w:r>
-      <w:proofErr w:type="spellEnd"/>
-      <w:r>
-        <w:t xml:space="preserve"> Tree (559)</w:t>
-      </w:r>
-      <w:proofErr w:type="spellStart"/>
-      <w:r>
+        <w:rPr>
+          <w:color w:val="FF0000"/>
+        </w:rPr>
+      </w:pPr>
+      <w:r>
+        <w:rPr>
+          <w:color w:val="FF0000"/>
+        </w:rPr>
+        <w:t>Invert Binary Tree (226)</w:t>
+      </w:r>
+      <w:r>
+        <w:rPr>
+          <w:color w:val="FF0000"/>
+        </w:rPr>
+        <w:tab/>
+      </w:r>
+      <w:proofErr w:type="spellStart"/>
+      <w:r>
+        <w:rPr>
+          <w:color w:val="FF0000"/>
+        </w:rPr>
         <w:t>LeetCode</w:t>
       </w:r>
       <w:proofErr w:type="spellEnd"/>
       <w:r>
-        <w:t xml:space="preserve">  </w:t>
+        <w:rPr>
+          <w:color w:val="FF0000"/>
+        </w:rPr>
+        <w:tab/>
       </w:r>
       <w:r>
         <w:rPr>
           <w:rFonts w:ascii="Calibri" w:hAnsi="Calibri" w:cs="Calibri"/>
+          <w:color w:val="FF0000"/>
         </w:rPr>
         <w:t>🟢</w:t>
       </w:r>
       <w:r>
+        <w:rPr>
+          <w:color w:val="FF0000"/>
+        </w:rPr>
         <w:t xml:space="preserve"> Easy</w:t>
+      </w:r>
+    </w:p>
+    <w:p>
+      <w:pPr>
+        <w:rPr>
+          <w:color w:val="FF0000"/>
+        </w:rPr>
+      </w:pPr>
+    </w:p>
+    <w:p>
+      <w:pPr>
+        <w:pStyle w:val="Heading2"/>
+        <w:rPr>
+          <w:b/>
+        </w:rPr>
+      </w:pPr>
+      <w:r>
+        <w:rPr>
+          <w:b/>
+          <w:sz w:val="28"/>
+        </w:rPr>
+        <w:t xml:space="preserve">Pattern </w:t>
+      </w:r>
+      <w:r>
+        <w:rPr>
+          <w:b/>
+          <w:sz w:val="28"/>
+        </w:rPr>
+        <w:t>3</w:t>
+      </w:r>
+      <w:r>
+        <w:rPr>
+          <w:b/>
+          <w:sz w:val="28"/>
+        </w:rPr>
+        <w:t xml:space="preserve"> —</w:t>
+      </w:r>
+      <w:r>
+        <w:rPr>
+          <w:b/>
+          <w:sz w:val="28"/>
+        </w:rPr>
+        <w:t xml:space="preserve"> </w:t>
+      </w:r>
+      <w:r>
+        <w:rPr>
+          <w:b/>
+          <w:sz w:val="28"/>
+        </w:rPr>
+        <w:t>BST Properties</w:t>
       </w:r>
     </w:p>
     <w:p>
@@ -10812,7 +10873,12 @@
           <w:ilvl w:val="0"/>
           <w:numId w:val="36"/>
         </w:numPr>
-      </w:pPr>
+        <w:rPr>
+          <w:color w:val="FF0000"/>
+        </w:rPr>
+      </w:pPr>
+      <w:bookmarkStart w:id="30" w:name="_GoBack"/>
+      <w:bookmarkEnd w:id="30"/>
       <w:r>
         <w:t>Search in a BST (700)</w:t>
       </w:r>
@@ -11095,4930 +11161,1679 @@
     </w:p>
     <w:p>
       <w:pPr>
+        <w:pStyle w:val="ListParagraph"/>
+        <w:numPr>
+          <w:ilvl w:val="0"/>
+          <w:numId w:val="36"/>
+        </w:numPr>
+      </w:pPr>
+      <w:r>
+        <w:t>Convert BST to Greater Tree (538)</w:t>
+      </w:r>
+      <w:r>
+        <w:tab/>
+      </w:r>
+      <w:proofErr w:type="spellStart"/>
+      <w:r>
+        <w:t>LeetCode</w:t>
+      </w:r>
+      <w:proofErr w:type="spellEnd"/>
+      <w:r>
+        <w:tab/>
+      </w:r>
+      <w:r>
+        <w:rPr>
+          <w:rFonts w:ascii="Calibri" w:hAnsi="Calibri" w:cs="Calibri"/>
+        </w:rPr>
+        <w:t>🟡</w:t>
+      </w:r>
+      <w:r>
+        <w:t xml:space="preserve"> Medium</w:t>
+      </w:r>
+    </w:p>
+    <w:p>
+      <w:pPr>
+        <w:pStyle w:val="ListParagraph"/>
+        <w:numPr>
+          <w:ilvl w:val="0"/>
+          <w:numId w:val="36"/>
+        </w:numPr>
+      </w:pPr>
+      <w:r>
+        <w:t>Trim a BST (669)</w:t>
+      </w:r>
+      <w:r>
+        <w:tab/>
+      </w:r>
+      <w:proofErr w:type="spellStart"/>
+      <w:r>
+        <w:t>LeetCode</w:t>
+      </w:r>
+      <w:proofErr w:type="spellEnd"/>
+      <w:r>
+        <w:tab/>
+      </w:r>
+      <w:r>
+        <w:rPr>
+          <w:rFonts w:ascii="Calibri" w:hAnsi="Calibri" w:cs="Calibri"/>
+        </w:rPr>
+        <w:t>🟡</w:t>
+      </w:r>
+      <w:r>
+        <w:t xml:space="preserve"> Medium</w:t>
+      </w:r>
+    </w:p>
+    <w:p>
+      <w:pPr>
         <w:ind w:left="360"/>
       </w:pPr>
     </w:p>
     <w:p/>
     <w:p/>
     <w:p/>
+    <w:p>
+      <w:pPr>
+        <w:pStyle w:val="Heading2"/>
+        <w:rPr>
+          <w:b/>
+        </w:rPr>
+      </w:pPr>
+      <w:r>
+        <w:rPr>
+          <w:b/>
+          <w:sz w:val="28"/>
+        </w:rPr>
+        <w:lastRenderedPageBreak/>
+        <w:t>Pattern 4</w:t>
+      </w:r>
+      <w:r>
+        <w:rPr>
+          <w:b/>
+          <w:sz w:val="28"/>
+        </w:rPr>
+        <w:t xml:space="preserve"> —</w:t>
+      </w:r>
+      <w:r>
+        <w:rPr>
+          <w:b/>
+          <w:sz w:val="28"/>
+        </w:rPr>
+        <w:t xml:space="preserve"> Tree </w:t>
+      </w:r>
+      <w:r>
+        <w:rPr>
+          <w:b/>
+          <w:sz w:val="28"/>
+        </w:rPr>
+        <w:t>Views</w:t>
+      </w:r>
+    </w:p>
+    <w:p>
+      <w:pPr>
+        <w:pStyle w:val="ListParagraph"/>
+        <w:numPr>
+          <w:ilvl w:val="0"/>
+          <w:numId w:val="38"/>
+        </w:numPr>
+      </w:pPr>
+      <w:r>
+        <w:t>Left View of Binary Tree</w:t>
+      </w:r>
+      <w:r>
+        <w:tab/>
+      </w:r>
+      <w:proofErr w:type="spellStart"/>
+      <w:r>
+        <w:t>GeeksforGeeks</w:t>
+      </w:r>
+      <w:proofErr w:type="spellEnd"/>
+      <w:r>
+        <w:tab/>
+      </w:r>
+      <w:r>
+        <w:rPr>
+          <w:rFonts w:ascii="Calibri" w:hAnsi="Calibri" w:cs="Calibri"/>
+        </w:rPr>
+        <w:t>🟡</w:t>
+      </w:r>
+      <w:r>
+        <w:t xml:space="preserve"> Medium</w:t>
+      </w:r>
+    </w:p>
+    <w:p>
+      <w:pPr>
+        <w:pStyle w:val="ListParagraph"/>
+        <w:numPr>
+          <w:ilvl w:val="0"/>
+          <w:numId w:val="38"/>
+        </w:numPr>
+      </w:pPr>
+      <w:r>
+        <w:t>Binary Tree Right Side View (199)</w:t>
+      </w:r>
+      <w:r>
+        <w:tab/>
+      </w:r>
+      <w:proofErr w:type="spellStart"/>
+      <w:r>
+        <w:t>LeetCode</w:t>
+      </w:r>
+      <w:proofErr w:type="spellEnd"/>
+      <w:r>
+        <w:tab/>
+      </w:r>
+      <w:r>
+        <w:rPr>
+          <w:rFonts w:ascii="Calibri" w:hAnsi="Calibri" w:cs="Calibri"/>
+        </w:rPr>
+        <w:t>🟡</w:t>
+      </w:r>
+      <w:r>
+        <w:t xml:space="preserve"> Medium</w:t>
+      </w:r>
+    </w:p>
+    <w:p>
+      <w:pPr>
+        <w:pStyle w:val="ListParagraph"/>
+        <w:numPr>
+          <w:ilvl w:val="0"/>
+          <w:numId w:val="38"/>
+        </w:numPr>
+      </w:pPr>
+      <w:r>
+        <w:t>Vertical Order Traversal of a Binary Tree (987)</w:t>
+      </w:r>
+      <w:r>
+        <w:tab/>
+      </w:r>
+      <w:proofErr w:type="spellStart"/>
+      <w:r>
+        <w:t>LeetCode</w:t>
+      </w:r>
+      <w:proofErr w:type="spellEnd"/>
+      <w:r>
+        <w:tab/>
+      </w:r>
+      <w:r>
+        <w:rPr>
+          <w:rFonts w:ascii="Segoe UI Symbol" w:hAnsi="Segoe UI Symbol" w:cs="Segoe UI Symbol"/>
+        </w:rPr>
+        <w:t>🔴</w:t>
+      </w:r>
+      <w:r>
+        <w:t xml:space="preserve"> Hard</w:t>
+      </w:r>
+    </w:p>
+    <w:p>
+      <w:pPr>
+        <w:pStyle w:val="ListParagraph"/>
+        <w:numPr>
+          <w:ilvl w:val="0"/>
+          <w:numId w:val="38"/>
+        </w:numPr>
+      </w:pPr>
+      <w:r>
+        <w:t>Find Bottom Left Tree Value (513)</w:t>
+      </w:r>
+      <w:r>
+        <w:tab/>
+      </w:r>
+      <w:proofErr w:type="spellStart"/>
+      <w:r>
+        <w:t>LeetCode</w:t>
+      </w:r>
+      <w:proofErr w:type="spellEnd"/>
+      <w:r>
+        <w:tab/>
+      </w:r>
+      <w:r>
+        <w:rPr>
+          <w:rFonts w:ascii="Calibri" w:hAnsi="Calibri" w:cs="Calibri"/>
+        </w:rPr>
+        <w:t>🟡</w:t>
+      </w:r>
+      <w:r>
+        <w:t xml:space="preserve"> Medium</w:t>
+      </w:r>
+    </w:p>
+    <w:p>
+      <w:pPr>
+        <w:pStyle w:val="ListParagraph"/>
+        <w:numPr>
+          <w:ilvl w:val="0"/>
+          <w:numId w:val="38"/>
+        </w:numPr>
+      </w:pPr>
+      <w:r>
+        <w:t>Boundary Traversal of Binary Tree</w:t>
+      </w:r>
+      <w:r>
+        <w:tab/>
+      </w:r>
+      <w:proofErr w:type="spellStart"/>
+      <w:r>
+        <w:t>GeeksforGeeks</w:t>
+      </w:r>
+      <w:proofErr w:type="spellEnd"/>
+      <w:r>
+        <w:tab/>
+      </w:r>
+      <w:r>
+        <w:rPr>
+          <w:rFonts w:ascii="Calibri" w:hAnsi="Calibri" w:cs="Calibri"/>
+        </w:rPr>
+        <w:t>🟡</w:t>
+      </w:r>
+      <w:r>
+        <w:t xml:space="preserve"> Medium</w:t>
+      </w:r>
+    </w:p>
+    <w:p>
+      <w:pPr>
+        <w:pStyle w:val="ListParagraph"/>
+        <w:numPr>
+          <w:ilvl w:val="0"/>
+          <w:numId w:val="38"/>
+        </w:numPr>
+      </w:pPr>
+      <w:r>
+        <w:t>Top View of Binary Tree</w:t>
+      </w:r>
+      <w:r>
+        <w:tab/>
+      </w:r>
+      <w:proofErr w:type="spellStart"/>
+      <w:r>
+        <w:t>GeeksforGeeks</w:t>
+      </w:r>
+      <w:proofErr w:type="spellEnd"/>
+      <w:r>
+        <w:tab/>
+      </w:r>
+      <w:r>
+        <w:rPr>
+          <w:rFonts w:ascii="Calibri" w:hAnsi="Calibri" w:cs="Calibri"/>
+        </w:rPr>
+        <w:t>🟡</w:t>
+      </w:r>
+      <w:r>
+        <w:t xml:space="preserve"> Medium</w:t>
+      </w:r>
+    </w:p>
+    <w:p>
+      <w:pPr>
+        <w:pStyle w:val="ListParagraph"/>
+        <w:numPr>
+          <w:ilvl w:val="0"/>
+          <w:numId w:val="38"/>
+        </w:numPr>
+      </w:pPr>
+      <w:r>
+        <w:t>Bottom View of Binary Tree</w:t>
+      </w:r>
+      <w:r>
+        <w:tab/>
+      </w:r>
+      <w:proofErr w:type="spellStart"/>
+      <w:r>
+        <w:t>GeeksforGeeks</w:t>
+      </w:r>
+      <w:proofErr w:type="spellEnd"/>
+      <w:r>
+        <w:tab/>
+      </w:r>
+      <w:r>
+        <w:rPr>
+          <w:rFonts w:ascii="Calibri" w:hAnsi="Calibri" w:cs="Calibri"/>
+        </w:rPr>
+        <w:t>🟡</w:t>
+      </w:r>
+      <w:r>
+        <w:t xml:space="preserve"> Medium</w:t>
+      </w:r>
+    </w:p>
     <w:p/>
+    <w:p>
+      <w:pPr>
+        <w:pStyle w:val="Heading2"/>
+        <w:rPr>
+          <w:b/>
+        </w:rPr>
+      </w:pPr>
+      <w:r>
+        <w:rPr>
+          <w:b/>
+          <w:sz w:val="28"/>
+        </w:rPr>
+        <w:t xml:space="preserve">Pattern </w:t>
+      </w:r>
+      <w:r>
+        <w:rPr>
+          <w:b/>
+          <w:sz w:val="28"/>
+        </w:rPr>
+        <w:t>5</w:t>
+      </w:r>
+      <w:r>
+        <w:rPr>
+          <w:b/>
+          <w:sz w:val="28"/>
+        </w:rPr>
+        <w:t xml:space="preserve"> —</w:t>
+      </w:r>
+      <w:r>
+        <w:rPr>
+          <w:b/>
+          <w:sz w:val="28"/>
+        </w:rPr>
+        <w:t xml:space="preserve"> Tree </w:t>
+      </w:r>
+      <w:r>
+        <w:rPr>
+          <w:b/>
+          <w:sz w:val="28"/>
+        </w:rPr>
+        <w:t>Construction and modification</w:t>
+      </w:r>
+    </w:p>
+    <w:p>
+      <w:pPr>
+        <w:pStyle w:val="ListParagraph"/>
+        <w:numPr>
+          <w:ilvl w:val="0"/>
+          <w:numId w:val="40"/>
+        </w:numPr>
+      </w:pPr>
+      <w:r>
+        <w:t xml:space="preserve">Construct Binary Tree from </w:t>
+      </w:r>
+      <w:proofErr w:type="spellStart"/>
+      <w:r>
+        <w:t>Preorder</w:t>
+      </w:r>
+      <w:proofErr w:type="spellEnd"/>
+      <w:r>
+        <w:t xml:space="preserve"> and </w:t>
+      </w:r>
+      <w:proofErr w:type="spellStart"/>
+      <w:r>
+        <w:t>Inorder</w:t>
+      </w:r>
+      <w:proofErr w:type="spellEnd"/>
+      <w:r>
+        <w:t xml:space="preserve"> Traversal (105)</w:t>
+      </w:r>
+      <w:r>
+        <w:tab/>
+      </w:r>
+      <w:proofErr w:type="spellStart"/>
+      <w:r>
+        <w:t>LeetCode</w:t>
+      </w:r>
+      <w:proofErr w:type="spellEnd"/>
+      <w:r>
+        <w:tab/>
+      </w:r>
+      <w:r>
+        <w:rPr>
+          <w:rFonts w:ascii="Calibri" w:hAnsi="Calibri" w:cs="Calibri"/>
+        </w:rPr>
+        <w:t>🟡</w:t>
+      </w:r>
+      <w:r>
+        <w:t xml:space="preserve"> Medium</w:t>
+      </w:r>
+    </w:p>
+    <w:p>
+      <w:pPr>
+        <w:pStyle w:val="ListParagraph"/>
+        <w:numPr>
+          <w:ilvl w:val="0"/>
+          <w:numId w:val="40"/>
+        </w:numPr>
+      </w:pPr>
+      <w:r>
+        <w:t xml:space="preserve">Construct Binary Tree from </w:t>
+      </w:r>
+      <w:proofErr w:type="spellStart"/>
+      <w:r>
+        <w:t>Inorder</w:t>
+      </w:r>
+      <w:proofErr w:type="spellEnd"/>
+      <w:r>
+        <w:t xml:space="preserve"> and </w:t>
+      </w:r>
+      <w:proofErr w:type="spellStart"/>
+      <w:r>
+        <w:t>Postorder</w:t>
+      </w:r>
+      <w:proofErr w:type="spellEnd"/>
+      <w:r>
+        <w:t xml:space="preserve"> Traversal (106)</w:t>
+      </w:r>
+      <w:r>
+        <w:tab/>
+      </w:r>
+      <w:proofErr w:type="spellStart"/>
+      <w:r>
+        <w:t>LeetCode</w:t>
+      </w:r>
+      <w:proofErr w:type="spellEnd"/>
+      <w:r>
+        <w:tab/>
+      </w:r>
+      <w:r>
+        <w:rPr>
+          <w:rFonts w:ascii="Calibri" w:hAnsi="Calibri" w:cs="Calibri"/>
+        </w:rPr>
+        <w:t>🟡</w:t>
+      </w:r>
+      <w:r>
+        <w:t xml:space="preserve"> Medium</w:t>
+      </w:r>
+    </w:p>
+    <w:p>
+      <w:pPr>
+        <w:pStyle w:val="ListParagraph"/>
+        <w:numPr>
+          <w:ilvl w:val="0"/>
+          <w:numId w:val="40"/>
+        </w:numPr>
+      </w:pPr>
+      <w:r>
+        <w:t>Convert Sorted Array to BST (108)</w:t>
+      </w:r>
+      <w:r>
+        <w:tab/>
+      </w:r>
+      <w:proofErr w:type="spellStart"/>
+      <w:r>
+        <w:t>LeetCode</w:t>
+      </w:r>
+      <w:proofErr w:type="spellEnd"/>
+      <w:r>
+        <w:tab/>
+      </w:r>
+      <w:r>
+        <w:rPr>
+          <w:rFonts w:ascii="Calibri" w:hAnsi="Calibri" w:cs="Calibri"/>
+        </w:rPr>
+        <w:t>🟢</w:t>
+      </w:r>
+      <w:r>
+        <w:t xml:space="preserve"> Easy</w:t>
+      </w:r>
+    </w:p>
+    <w:p>
+      <w:pPr>
+        <w:pStyle w:val="ListParagraph"/>
+        <w:numPr>
+          <w:ilvl w:val="0"/>
+          <w:numId w:val="40"/>
+        </w:numPr>
+      </w:pPr>
+      <w:r>
+        <w:t>Convert Sorted List to BST (109)</w:t>
+      </w:r>
+      <w:r>
+        <w:tab/>
+      </w:r>
+      <w:proofErr w:type="spellStart"/>
+      <w:r>
+        <w:t>LeetCode</w:t>
+      </w:r>
+      <w:proofErr w:type="spellEnd"/>
+      <w:r>
+        <w:tab/>
+      </w:r>
+      <w:r>
+        <w:rPr>
+          <w:rFonts w:ascii="Calibri" w:hAnsi="Calibri" w:cs="Calibri"/>
+        </w:rPr>
+        <w:t>🟡</w:t>
+      </w:r>
+      <w:r>
+        <w:t xml:space="preserve"> Medium</w:t>
+      </w:r>
+    </w:p>
+    <w:p>
+      <w:pPr>
+        <w:pStyle w:val="ListParagraph"/>
+        <w:numPr>
+          <w:ilvl w:val="0"/>
+          <w:numId w:val="40"/>
+        </w:numPr>
+      </w:pPr>
+      <w:r>
+        <w:t xml:space="preserve">Construct Binary Tree from </w:t>
+      </w:r>
+      <w:proofErr w:type="spellStart"/>
+      <w:r>
+        <w:t>Preorder</w:t>
+      </w:r>
+      <w:proofErr w:type="spellEnd"/>
+      <w:r>
+        <w:t xml:space="preserve"> &amp; </w:t>
+      </w:r>
+      <w:proofErr w:type="spellStart"/>
+      <w:r>
+        <w:t>Postorder</w:t>
+      </w:r>
+      <w:proofErr w:type="spellEnd"/>
+      <w:r>
+        <w:t xml:space="preserve"> (889)</w:t>
+      </w:r>
+      <w:r>
+        <w:tab/>
+      </w:r>
+      <w:proofErr w:type="spellStart"/>
+      <w:r>
+        <w:t>LeetCode</w:t>
+      </w:r>
+      <w:proofErr w:type="spellEnd"/>
+      <w:r>
+        <w:tab/>
+      </w:r>
+      <w:r>
+        <w:rPr>
+          <w:rFonts w:ascii="Calibri" w:hAnsi="Calibri" w:cs="Calibri"/>
+        </w:rPr>
+        <w:t>🟡</w:t>
+      </w:r>
+      <w:r>
+        <w:t xml:space="preserve"> Medium</w:t>
+      </w:r>
+    </w:p>
+    <w:p>
+      <w:pPr>
+        <w:pStyle w:val="ListParagraph"/>
+        <w:numPr>
+          <w:ilvl w:val="0"/>
+          <w:numId w:val="40"/>
+        </w:numPr>
+      </w:pPr>
+      <w:r>
+        <w:t xml:space="preserve">Recover a Tree From </w:t>
+      </w:r>
+      <w:proofErr w:type="spellStart"/>
+      <w:r>
+        <w:t>Preorder</w:t>
+      </w:r>
+      <w:proofErr w:type="spellEnd"/>
+      <w:r>
+        <w:t xml:space="preserve"> Traversal (1028)</w:t>
+      </w:r>
+      <w:r>
+        <w:tab/>
+      </w:r>
+      <w:proofErr w:type="spellStart"/>
+      <w:r>
+        <w:t>LeetCode</w:t>
+      </w:r>
+      <w:proofErr w:type="spellEnd"/>
+      <w:r>
+        <w:tab/>
+      </w:r>
+      <w:r>
+        <w:rPr>
+          <w:rFonts w:ascii="Segoe UI Symbol" w:hAnsi="Segoe UI Symbol" w:cs="Segoe UI Symbol"/>
+        </w:rPr>
+        <w:t>🔴</w:t>
+      </w:r>
+      <w:r>
+        <w:t xml:space="preserve"> Hard</w:t>
+      </w:r>
+    </w:p>
+    <w:p>
+      <w:pPr>
+        <w:pStyle w:val="ListParagraph"/>
+        <w:numPr>
+          <w:ilvl w:val="0"/>
+          <w:numId w:val="40"/>
+        </w:numPr>
+      </w:pPr>
+      <w:r>
+        <w:t>Convert Binary Tree to Doubly Linked List</w:t>
+      </w:r>
+      <w:r>
+        <w:tab/>
+      </w:r>
+      <w:proofErr w:type="spellStart"/>
+      <w:r>
+        <w:t>GeeksforGeeks</w:t>
+      </w:r>
+      <w:proofErr w:type="spellEnd"/>
+      <w:r>
+        <w:tab/>
+      </w:r>
+      <w:r>
+        <w:rPr>
+          <w:rFonts w:ascii="Calibri" w:hAnsi="Calibri" w:cs="Calibri"/>
+        </w:rPr>
+        <w:t>🟡</w:t>
+      </w:r>
+    </w:p>
+    <w:p>
+      <w:pPr>
+        <w:pStyle w:val="ListParagraph"/>
+        <w:numPr>
+          <w:ilvl w:val="0"/>
+          <w:numId w:val="40"/>
+        </w:numPr>
+      </w:pPr>
+      <w:r>
+        <w:t>Flatten Binary Tree to Linked List (114)</w:t>
+      </w:r>
+      <w:r>
+        <w:tab/>
+      </w:r>
+      <w:proofErr w:type="spellStart"/>
+      <w:r>
+        <w:t>LeetCode</w:t>
+      </w:r>
+      <w:proofErr w:type="spellEnd"/>
+      <w:r>
+        <w:tab/>
+      </w:r>
+      <w:r>
+        <w:rPr>
+          <w:rFonts w:ascii="Calibri" w:hAnsi="Calibri" w:cs="Calibri"/>
+        </w:rPr>
+        <w:t>🟡</w:t>
+      </w:r>
+      <w:r>
+        <w:t xml:space="preserve"> Medium</w:t>
+      </w:r>
+    </w:p>
+    <w:p>
+      <w:pPr>
+        <w:pStyle w:val="ListParagraph"/>
+        <w:numPr>
+          <w:ilvl w:val="0"/>
+          <w:numId w:val="40"/>
+        </w:numPr>
+      </w:pPr>
+      <w:r>
+        <w:t>Populating Next Right Pointers in Each Node (116)</w:t>
+      </w:r>
+      <w:r>
+        <w:tab/>
+      </w:r>
+      <w:proofErr w:type="spellStart"/>
+      <w:r>
+        <w:t>LeetCode</w:t>
+      </w:r>
+      <w:proofErr w:type="spellEnd"/>
+      <w:r>
+        <w:tab/>
+      </w:r>
+      <w:r>
+        <w:rPr>
+          <w:rFonts w:ascii="Calibri" w:hAnsi="Calibri" w:cs="Calibri"/>
+        </w:rPr>
+        <w:t>🟡</w:t>
+      </w:r>
+      <w:r>
+        <w:t xml:space="preserve"> Medium</w:t>
+      </w:r>
+    </w:p>
+    <w:p>
+      <w:pPr>
+        <w:pStyle w:val="ListParagraph"/>
+        <w:numPr>
+          <w:ilvl w:val="0"/>
+          <w:numId w:val="40"/>
+        </w:numPr>
+      </w:pPr>
+      <w:r>
+        <w:t>Populating Next Right Pointers II (117)</w:t>
+      </w:r>
+      <w:r>
+        <w:tab/>
+      </w:r>
+      <w:proofErr w:type="spellStart"/>
+      <w:r>
+        <w:t>LeetCode</w:t>
+      </w:r>
+      <w:proofErr w:type="spellEnd"/>
+      <w:r>
+        <w:tab/>
+      </w:r>
+      <w:r>
+        <w:rPr>
+          <w:rFonts w:ascii="Calibri" w:hAnsi="Calibri" w:cs="Calibri"/>
+        </w:rPr>
+        <w:t>🟡</w:t>
+      </w:r>
+      <w:r>
+        <w:t xml:space="preserve"> Medium</w:t>
+      </w:r>
+    </w:p>
+    <w:p>
+      <w:pPr>
+        <w:pStyle w:val="ListParagraph"/>
+        <w:numPr>
+          <w:ilvl w:val="0"/>
+          <w:numId w:val="40"/>
+        </w:numPr>
+      </w:pPr>
+      <w:r>
+        <w:t xml:space="preserve">Serialize and </w:t>
+      </w:r>
+      <w:proofErr w:type="spellStart"/>
+      <w:r>
+        <w:t>Deserialize</w:t>
+      </w:r>
+      <w:proofErr w:type="spellEnd"/>
+      <w:r>
+        <w:t xml:space="preserve"> Binary Tree (297)</w:t>
+      </w:r>
+      <w:r>
+        <w:tab/>
+      </w:r>
+      <w:proofErr w:type="spellStart"/>
+      <w:r>
+        <w:t>LeetCode</w:t>
+      </w:r>
+      <w:proofErr w:type="spellEnd"/>
+      <w:r>
+        <w:tab/>
+      </w:r>
+      <w:r>
+        <w:rPr>
+          <w:rFonts w:ascii="Segoe UI Symbol" w:hAnsi="Segoe UI Symbol" w:cs="Segoe UI Symbol"/>
+        </w:rPr>
+        <w:t>🔴</w:t>
+      </w:r>
+      <w:r>
+        <w:t xml:space="preserve"> Hard</w:t>
+      </w:r>
+    </w:p>
+    <w:p>
+      <w:pPr>
+        <w:pStyle w:val="ListParagraph"/>
+        <w:numPr>
+          <w:ilvl w:val="0"/>
+          <w:numId w:val="40"/>
+        </w:numPr>
+      </w:pPr>
+      <w:r>
+        <w:t xml:space="preserve">Serialize and </w:t>
+      </w:r>
+      <w:proofErr w:type="spellStart"/>
+      <w:r>
+        <w:t>Deserialize</w:t>
+      </w:r>
+      <w:proofErr w:type="spellEnd"/>
+      <w:r>
+        <w:t xml:space="preserve"> BST (449)</w:t>
+      </w:r>
+      <w:r>
+        <w:tab/>
+      </w:r>
+      <w:proofErr w:type="spellStart"/>
+      <w:r>
+        <w:t>LeetCode</w:t>
+      </w:r>
+      <w:proofErr w:type="spellEnd"/>
+      <w:r>
+        <w:tab/>
+      </w:r>
+      <w:r>
+        <w:rPr>
+          <w:rFonts w:ascii="Calibri" w:hAnsi="Calibri" w:cs="Calibri"/>
+        </w:rPr>
+        <w:t>🟡</w:t>
+      </w:r>
+      <w:r>
+        <w:t xml:space="preserve"> Medium</w:t>
+      </w:r>
+      <w:r>
+        <w:tab/>
+      </w:r>
+      <w:r>
+        <w:tab/>
+      </w:r>
+    </w:p>
     <w:p/>
+    <w:p>
+      <w:pPr>
+        <w:pStyle w:val="Heading2"/>
+        <w:rPr>
+          <w:b/>
+        </w:rPr>
+      </w:pPr>
+      <w:r>
+        <w:rPr>
+          <w:b/>
+          <w:sz w:val="28"/>
+        </w:rPr>
+        <w:t xml:space="preserve">Pattern </w:t>
+      </w:r>
+      <w:r>
+        <w:rPr>
+          <w:b/>
+          <w:sz w:val="28"/>
+        </w:rPr>
+        <w:t>6</w:t>
+      </w:r>
+      <w:r>
+        <w:rPr>
+          <w:b/>
+          <w:sz w:val="28"/>
+        </w:rPr>
+        <w:t xml:space="preserve"> —</w:t>
+      </w:r>
+      <w:r>
+        <w:rPr>
+          <w:b/>
+          <w:sz w:val="28"/>
+        </w:rPr>
+        <w:t xml:space="preserve"> Tree Construction and modification</w:t>
+      </w:r>
+    </w:p>
+    <w:p>
+      <w:pPr>
+        <w:pStyle w:val="ListParagraph"/>
+        <w:numPr>
+          <w:ilvl w:val="0"/>
+          <w:numId w:val="41"/>
+        </w:numPr>
+        <w:rPr>
+          <w:bCs/>
+        </w:rPr>
+      </w:pPr>
+      <w:r>
+        <w:rPr>
+          <w:bCs/>
+        </w:rPr>
+        <w:t>Diameter of Binary Tree (543)</w:t>
+      </w:r>
+      <w:r>
+        <w:rPr>
+          <w:bCs/>
+        </w:rPr>
+        <w:tab/>
+      </w:r>
+      <w:proofErr w:type="spellStart"/>
+      <w:r>
+        <w:rPr>
+          <w:bCs/>
+        </w:rPr>
+        <w:t>LeetCode</w:t>
+      </w:r>
+      <w:proofErr w:type="spellEnd"/>
+      <w:r>
+        <w:rPr>
+          <w:bCs/>
+        </w:rPr>
+        <w:tab/>
+      </w:r>
+      <w:r>
+        <w:rPr>
+          <w:rFonts w:ascii="Calibri" w:hAnsi="Calibri" w:cs="Calibri"/>
+          <w:bCs/>
+        </w:rPr>
+        <w:t>🟢</w:t>
+      </w:r>
+      <w:r>
+        <w:rPr>
+          <w:bCs/>
+        </w:rPr>
+        <w:t xml:space="preserve"> Easy</w:t>
+      </w:r>
+    </w:p>
+    <w:p>
+      <w:pPr>
+        <w:pStyle w:val="ListParagraph"/>
+        <w:numPr>
+          <w:ilvl w:val="0"/>
+          <w:numId w:val="41"/>
+        </w:numPr>
+        <w:rPr>
+          <w:bCs/>
+        </w:rPr>
+      </w:pPr>
+      <w:r>
+        <w:rPr>
+          <w:bCs/>
+        </w:rPr>
+        <w:t>Count Good Nodes in Binary Tree (1448)</w:t>
+      </w:r>
+      <w:r>
+        <w:rPr>
+          <w:bCs/>
+        </w:rPr>
+        <w:tab/>
+      </w:r>
+      <w:proofErr w:type="spellStart"/>
+      <w:r>
+        <w:rPr>
+          <w:bCs/>
+        </w:rPr>
+        <w:t>LeetCode</w:t>
+      </w:r>
+      <w:proofErr w:type="spellEnd"/>
+      <w:r>
+        <w:rPr>
+          <w:bCs/>
+        </w:rPr>
+        <w:tab/>
+      </w:r>
+      <w:r>
+        <w:rPr>
+          <w:rFonts w:ascii="Calibri" w:hAnsi="Calibri" w:cs="Calibri"/>
+          <w:bCs/>
+        </w:rPr>
+        <w:t>🟡</w:t>
+      </w:r>
+      <w:r>
+        <w:rPr>
+          <w:bCs/>
+        </w:rPr>
+        <w:t xml:space="preserve"> Medium</w:t>
+      </w:r>
+    </w:p>
+    <w:p>
+      <w:pPr>
+        <w:pStyle w:val="ListParagraph"/>
+        <w:numPr>
+          <w:ilvl w:val="0"/>
+          <w:numId w:val="41"/>
+        </w:numPr>
+        <w:rPr>
+          <w:bCs/>
+        </w:rPr>
+      </w:pPr>
+      <w:r>
+        <w:rPr>
+          <w:bCs/>
+        </w:rPr>
+        <w:t xml:space="preserve">Longest </w:t>
+      </w:r>
+      <w:proofErr w:type="spellStart"/>
+      <w:r>
+        <w:rPr>
+          <w:bCs/>
+        </w:rPr>
+        <w:t>Univalue</w:t>
+      </w:r>
+      <w:proofErr w:type="spellEnd"/>
+      <w:r>
+        <w:rPr>
+          <w:bCs/>
+        </w:rPr>
+        <w:t xml:space="preserve"> Path (687)</w:t>
+      </w:r>
+      <w:r>
+        <w:rPr>
+          <w:bCs/>
+        </w:rPr>
+        <w:tab/>
+      </w:r>
+      <w:proofErr w:type="spellStart"/>
+      <w:r>
+        <w:rPr>
+          <w:bCs/>
+        </w:rPr>
+        <w:t>LeetCode</w:t>
+      </w:r>
+      <w:proofErr w:type="spellEnd"/>
+      <w:r>
+        <w:rPr>
+          <w:bCs/>
+        </w:rPr>
+        <w:tab/>
+      </w:r>
+      <w:r>
+        <w:rPr>
+          <w:rFonts w:ascii="Calibri" w:hAnsi="Calibri" w:cs="Calibri"/>
+          <w:bCs/>
+        </w:rPr>
+        <w:t>🟡</w:t>
+      </w:r>
+      <w:r>
+        <w:rPr>
+          <w:bCs/>
+        </w:rPr>
+        <w:t xml:space="preserve"> Medium</w:t>
+      </w:r>
+    </w:p>
+    <w:p>
+      <w:pPr>
+        <w:pStyle w:val="ListParagraph"/>
+        <w:numPr>
+          <w:ilvl w:val="0"/>
+          <w:numId w:val="41"/>
+        </w:numPr>
+        <w:rPr>
+          <w:bCs/>
+        </w:rPr>
+      </w:pPr>
+      <w:r>
+        <w:rPr>
+          <w:bCs/>
+        </w:rPr>
+        <w:t>All Nodes Distance K in Binary Tree (863)</w:t>
+      </w:r>
+      <w:r>
+        <w:rPr>
+          <w:bCs/>
+        </w:rPr>
+        <w:tab/>
+      </w:r>
+      <w:proofErr w:type="spellStart"/>
+      <w:r>
+        <w:rPr>
+          <w:bCs/>
+        </w:rPr>
+        <w:t>LeetCode</w:t>
+      </w:r>
+      <w:proofErr w:type="spellEnd"/>
+      <w:r>
+        <w:rPr>
+          <w:bCs/>
+        </w:rPr>
+        <w:tab/>
+      </w:r>
+      <w:r>
+        <w:rPr>
+          <w:rFonts w:ascii="Calibri" w:hAnsi="Calibri" w:cs="Calibri"/>
+          <w:bCs/>
+        </w:rPr>
+        <w:t>🟡</w:t>
+      </w:r>
+      <w:r>
+        <w:rPr>
+          <w:bCs/>
+        </w:rPr>
+        <w:t xml:space="preserve"> Medium</w:t>
+      </w:r>
+    </w:p>
+    <w:p>
+      <w:pPr>
+        <w:pStyle w:val="ListParagraph"/>
+        <w:numPr>
+          <w:ilvl w:val="0"/>
+          <w:numId w:val="41"/>
+        </w:numPr>
+        <w:rPr>
+          <w:bCs/>
+        </w:rPr>
+      </w:pPr>
+      <w:r>
+        <w:rPr>
+          <w:bCs/>
+        </w:rPr>
+        <w:t>Count Complete Tree Nodes (222)</w:t>
+      </w:r>
+      <w:r>
+        <w:rPr>
+          <w:bCs/>
+        </w:rPr>
+        <w:tab/>
+      </w:r>
+      <w:proofErr w:type="spellStart"/>
+      <w:r>
+        <w:rPr>
+          <w:bCs/>
+        </w:rPr>
+        <w:t>LeetCode</w:t>
+      </w:r>
+      <w:proofErr w:type="spellEnd"/>
+      <w:r>
+        <w:rPr>
+          <w:bCs/>
+        </w:rPr>
+        <w:tab/>
+      </w:r>
+      <w:r>
+        <w:rPr>
+          <w:rFonts w:ascii="Calibri" w:hAnsi="Calibri" w:cs="Calibri"/>
+          <w:bCs/>
+        </w:rPr>
+        <w:t>🟡</w:t>
+      </w:r>
+      <w:r>
+        <w:rPr>
+          <w:bCs/>
+        </w:rPr>
+        <w:t xml:space="preserve"> Medium</w:t>
+      </w:r>
+    </w:p>
+    <w:p>
+      <w:pPr>
+        <w:pStyle w:val="ListParagraph"/>
+        <w:numPr>
+          <w:ilvl w:val="0"/>
+          <w:numId w:val="41"/>
+        </w:numPr>
+        <w:rPr>
+          <w:bCs/>
+        </w:rPr>
+      </w:pPr>
+      <w:r>
+        <w:rPr>
+          <w:bCs/>
+        </w:rPr>
+        <w:t>Maximum Width of Binary Tree (662)</w:t>
+      </w:r>
+      <w:r>
+        <w:rPr>
+          <w:bCs/>
+        </w:rPr>
+        <w:tab/>
+      </w:r>
+      <w:proofErr w:type="spellStart"/>
+      <w:r>
+        <w:rPr>
+          <w:bCs/>
+        </w:rPr>
+        <w:t>LeetCode</w:t>
+      </w:r>
+      <w:proofErr w:type="spellEnd"/>
+      <w:r>
+        <w:rPr>
+          <w:bCs/>
+        </w:rPr>
+        <w:tab/>
+      </w:r>
+      <w:r>
+        <w:rPr>
+          <w:rFonts w:ascii="Calibri" w:hAnsi="Calibri" w:cs="Calibri"/>
+          <w:bCs/>
+        </w:rPr>
+        <w:t>🟡</w:t>
+      </w:r>
+      <w:r>
+        <w:rPr>
+          <w:bCs/>
+        </w:rPr>
+        <w:t xml:space="preserve"> Medium</w:t>
+      </w:r>
+    </w:p>
+    <w:p>
+      <w:pPr>
+        <w:pStyle w:val="ListParagraph"/>
+        <w:numPr>
+          <w:ilvl w:val="0"/>
+          <w:numId w:val="41"/>
+        </w:numPr>
+        <w:rPr>
+          <w:bCs/>
+        </w:rPr>
+      </w:pPr>
+      <w:r>
+        <w:rPr>
+          <w:bCs/>
+        </w:rPr>
+        <w:t>Find Duplicate Subtrees (652)</w:t>
+      </w:r>
+      <w:r>
+        <w:rPr>
+          <w:bCs/>
+        </w:rPr>
+        <w:tab/>
+      </w:r>
+      <w:proofErr w:type="spellStart"/>
+      <w:r>
+        <w:rPr>
+          <w:bCs/>
+        </w:rPr>
+        <w:t>LeetCode</w:t>
+      </w:r>
+      <w:proofErr w:type="spellEnd"/>
+      <w:r>
+        <w:rPr>
+          <w:bCs/>
+        </w:rPr>
+        <w:tab/>
+      </w:r>
+      <w:r>
+        <w:rPr>
+          <w:rFonts w:ascii="Calibri" w:hAnsi="Calibri" w:cs="Calibri"/>
+          <w:bCs/>
+        </w:rPr>
+        <w:t>🟡</w:t>
+      </w:r>
+      <w:r>
+        <w:rPr>
+          <w:bCs/>
+        </w:rPr>
+        <w:t xml:space="preserve"> Medium</w:t>
+      </w:r>
+    </w:p>
+    <w:p>
+      <w:pPr>
+        <w:pStyle w:val="ListParagraph"/>
+        <w:numPr>
+          <w:ilvl w:val="0"/>
+          <w:numId w:val="41"/>
+        </w:numPr>
+      </w:pPr>
+      <w:r>
+        <w:t>Lowest Common Ancestor of a BST (235)</w:t>
+      </w:r>
+      <w:r>
+        <w:tab/>
+      </w:r>
+      <w:proofErr w:type="spellStart"/>
+      <w:r>
+        <w:t>LeetCode</w:t>
+      </w:r>
+      <w:proofErr w:type="spellEnd"/>
+      <w:r>
+        <w:tab/>
+      </w:r>
+      <w:r>
+        <w:rPr>
+          <w:rFonts w:ascii="Calibri" w:hAnsi="Calibri" w:cs="Calibri"/>
+        </w:rPr>
+        <w:t>🟡</w:t>
+      </w:r>
+      <w:r>
+        <w:t xml:space="preserve"> Medium</w:t>
+      </w:r>
+    </w:p>
+    <w:p>
+      <w:pPr>
+        <w:pStyle w:val="ListParagraph"/>
+        <w:numPr>
+          <w:ilvl w:val="0"/>
+          <w:numId w:val="41"/>
+        </w:numPr>
+      </w:pPr>
+      <w:r>
+        <w:t>Lowest Common Ancestor of a Binary Tree (236)</w:t>
+      </w:r>
+      <w:r>
+        <w:tab/>
+      </w:r>
+      <w:proofErr w:type="spellStart"/>
+      <w:r>
+        <w:t>LeetCode</w:t>
+      </w:r>
+      <w:proofErr w:type="spellEnd"/>
+      <w:r>
+        <w:tab/>
+      </w:r>
+      <w:r>
+        <w:rPr>
+          <w:rFonts w:ascii="Calibri" w:hAnsi="Calibri" w:cs="Calibri"/>
+        </w:rPr>
+        <w:t>🟡</w:t>
+      </w:r>
+      <w:r>
+        <w:t xml:space="preserve"> Medium</w:t>
+      </w:r>
+    </w:p>
+    <w:p>
+      <w:pPr>
+        <w:pStyle w:val="ListParagraph"/>
+        <w:numPr>
+          <w:ilvl w:val="0"/>
+          <w:numId w:val="41"/>
+        </w:numPr>
+      </w:pPr>
+      <w:r>
+        <w:t>Step-By-Step Directions From a Binary Tree Node to Another (2096)</w:t>
+      </w:r>
+      <w:r>
+        <w:tab/>
+      </w:r>
+      <w:proofErr w:type="spellStart"/>
+      <w:r>
+        <w:t>LeetCode</w:t>
+      </w:r>
+      <w:proofErr w:type="spellEnd"/>
+      <w:r>
+        <w:tab/>
+      </w:r>
+      <w:r>
+        <w:rPr>
+          <w:rFonts w:ascii="Calibri" w:hAnsi="Calibri" w:cs="Calibri"/>
+        </w:rPr>
+        <w:t>🟡</w:t>
+      </w:r>
+      <w:r>
+        <w:t xml:space="preserve"> Medium</w:t>
+      </w:r>
+    </w:p>
     <w:p/>
     <w:p>
       <w:pPr>
+        <w:pStyle w:val="Heading2"/>
         <w:rPr>
           <w:b/>
-          <w:bCs/>
         </w:rPr>
       </w:pPr>
       <w:r>
         <w:rPr>
           <w:b/>
-          <w:bCs/>
-        </w:rPr>
-        <w:lastRenderedPageBreak/>
-        <w:t>Pattern 1 — Tree Traversal &amp; Views</w:t>
-      </w:r>
-    </w:p>
-    <w:p>
-      <w:pPr>
+          <w:sz w:val="28"/>
+        </w:rPr>
+        <w:t xml:space="preserve">Pattern </w:t>
+      </w:r>
+      <w:r>
         <w:rPr>
           <w:b/>
-          <w:bCs/>
-        </w:rPr>
-      </w:pPr>
+          <w:sz w:val="28"/>
+        </w:rPr>
+        <w:t>7</w:t>
+      </w:r>
       <w:r>
         <w:rPr>
           <w:b/>
-          <w:bCs/>
-        </w:rPr>
-        <w:t>Tree Views</w:t>
-      </w:r>
-    </w:p>
-    <w:tbl>
-      <w:tblPr>
-        <w:tblW w:w="0" w:type="auto"/>
-        <w:tblCellSpacing w:w="15" w:type="dxa"/>
-        <w:tblCellMar>
-          <w:top w:w="15" w:type="dxa"/>
-          <w:left w:w="15" w:type="dxa"/>
-          <w:bottom w:w="15" w:type="dxa"/>
-          <w:right w:w="15" w:type="dxa"/>
-        </w:tblCellMar>
-        <w:tblLook w:val="04A0" w:firstRow="1" w:lastRow="0" w:firstColumn="1" w:lastColumn="0" w:noHBand="0" w:noVBand="1"/>
-      </w:tblPr>
-      <w:tblGrid>
-        <w:gridCol w:w="299"/>
-        <w:gridCol w:w="4160"/>
-        <w:gridCol w:w="1771"/>
-        <w:gridCol w:w="992"/>
-      </w:tblGrid>
-      <w:tr>
-        <w:trPr>
-          <w:tblHeader/>
-          <w:tblCellSpacing w:w="15" w:type="dxa"/>
-        </w:trPr>
-        <w:tc>
-          <w:tcPr>
-            <w:tcW w:w="0" w:type="auto"/>
-            <w:vAlign w:val="center"/>
-            <w:hideMark/>
-          </w:tcPr>
-          <w:p>
-            <w:pPr>
-              <w:rPr>
-                <w:b/>
-                <w:bCs/>
-              </w:rPr>
-            </w:pPr>
-            <w:r>
-              <w:rPr>
-                <w:b/>
-                <w:bCs/>
-              </w:rPr>
-              <w:t>#</w:t>
-            </w:r>
-          </w:p>
-        </w:tc>
-        <w:tc>
-          <w:tcPr>
-            <w:tcW w:w="0" w:type="auto"/>
-            <w:vAlign w:val="center"/>
-            <w:hideMark/>
-          </w:tcPr>
-          <w:p>
-            <w:pPr>
-              <w:rPr>
-                <w:b/>
-                <w:bCs/>
-              </w:rPr>
-            </w:pPr>
-            <w:r>
-              <w:rPr>
-                <w:b/>
-                <w:bCs/>
-              </w:rPr>
-              <w:t>Question</w:t>
-            </w:r>
-          </w:p>
-        </w:tc>
-        <w:tc>
-          <w:tcPr>
-            <w:tcW w:w="0" w:type="auto"/>
-            <w:vAlign w:val="center"/>
-            <w:hideMark/>
-          </w:tcPr>
-          <w:p>
-            <w:pPr>
-              <w:rPr>
-                <w:b/>
-                <w:bCs/>
-              </w:rPr>
-            </w:pPr>
-            <w:r>
-              <w:rPr>
-                <w:b/>
-                <w:bCs/>
-              </w:rPr>
-              <w:t>Source</w:t>
-            </w:r>
-          </w:p>
-        </w:tc>
-        <w:tc>
-          <w:tcPr>
-            <w:tcW w:w="0" w:type="auto"/>
-            <w:vAlign w:val="center"/>
-            <w:hideMark/>
-          </w:tcPr>
-          <w:p>
-            <w:pPr>
-              <w:rPr>
-                <w:b/>
-                <w:bCs/>
-              </w:rPr>
-            </w:pPr>
-            <w:r>
-              <w:rPr>
-                <w:b/>
-                <w:bCs/>
-              </w:rPr>
-              <w:t>Difficulty</w:t>
-            </w:r>
-          </w:p>
-        </w:tc>
-      </w:tr>
-      <w:tr>
-        <w:trPr>
-          <w:tblCellSpacing w:w="15" w:type="dxa"/>
-        </w:trPr>
-        <w:tc>
-          <w:tcPr>
-            <w:tcW w:w="0" w:type="auto"/>
-            <w:vAlign w:val="center"/>
-            <w:hideMark/>
-          </w:tcPr>
-          <w:p>
-            <w:r>
-              <w:t>8</w:t>
-            </w:r>
-          </w:p>
-        </w:tc>
-        <w:tc>
-          <w:tcPr>
-            <w:tcW w:w="0" w:type="auto"/>
-            <w:vAlign w:val="center"/>
-            <w:hideMark/>
-          </w:tcPr>
-          <w:p>
-            <w:r>
-              <w:t>Left View of Binary Tree</w:t>
-            </w:r>
-          </w:p>
-        </w:tc>
-        <w:tc>
-          <w:tcPr>
-            <w:tcW w:w="0" w:type="auto"/>
-            <w:vAlign w:val="center"/>
-            <w:hideMark/>
-          </w:tcPr>
-          <w:p>
-            <w:proofErr w:type="spellStart"/>
-            <w:r>
-              <w:t>GeeksforGeeks</w:t>
-            </w:r>
-            <w:proofErr w:type="spellEnd"/>
-          </w:p>
-        </w:tc>
-        <w:tc>
-          <w:tcPr>
-            <w:tcW w:w="0" w:type="auto"/>
-            <w:vAlign w:val="center"/>
-            <w:hideMark/>
-          </w:tcPr>
-          <w:p>
-            <w:r>
-              <w:rPr>
-                <w:rFonts w:ascii="Calibri" w:hAnsi="Calibri" w:cs="Calibri"/>
-              </w:rPr>
-              <w:t>🟡</w:t>
-            </w:r>
-            <w:r>
-              <w:t xml:space="preserve"> Medium</w:t>
-            </w:r>
-          </w:p>
-        </w:tc>
-      </w:tr>
-      <w:tr>
-        <w:trPr>
-          <w:tblCellSpacing w:w="15" w:type="dxa"/>
-        </w:trPr>
-        <w:tc>
-          <w:tcPr>
-            <w:tcW w:w="0" w:type="auto"/>
-            <w:vAlign w:val="center"/>
-            <w:hideMark/>
-          </w:tcPr>
-          <w:p>
-            <w:r>
-              <w:t>9</w:t>
-            </w:r>
-          </w:p>
-        </w:tc>
-        <w:tc>
-          <w:tcPr>
-            <w:tcW w:w="0" w:type="auto"/>
-            <w:vAlign w:val="center"/>
-            <w:hideMark/>
-          </w:tcPr>
-          <w:p>
-            <w:r>
-              <w:t>Right View of Binary Tree</w:t>
-            </w:r>
-          </w:p>
-        </w:tc>
-        <w:tc>
-          <w:tcPr>
-            <w:tcW w:w="0" w:type="auto"/>
-            <w:vAlign w:val="center"/>
-            <w:hideMark/>
-          </w:tcPr>
-          <w:p>
-            <w:proofErr w:type="spellStart"/>
-            <w:r>
-              <w:t>GeeksforGeeks</w:t>
-            </w:r>
-            <w:proofErr w:type="spellEnd"/>
-          </w:p>
-        </w:tc>
-        <w:tc>
-          <w:tcPr>
-            <w:tcW w:w="0" w:type="auto"/>
-            <w:vAlign w:val="center"/>
-            <w:hideMark/>
-          </w:tcPr>
-          <w:p>
-            <w:r>
-              <w:rPr>
-                <w:rFonts w:ascii="Calibri" w:hAnsi="Calibri" w:cs="Calibri"/>
-              </w:rPr>
-              <w:t>🟡</w:t>
-            </w:r>
-            <w:r>
-              <w:t xml:space="preserve"> Medium</w:t>
-            </w:r>
-          </w:p>
-        </w:tc>
-      </w:tr>
-      <w:tr>
-        <w:trPr>
-          <w:tblCellSpacing w:w="15" w:type="dxa"/>
-        </w:trPr>
-        <w:tc>
-          <w:tcPr>
-            <w:tcW w:w="0" w:type="auto"/>
-            <w:vAlign w:val="center"/>
-            <w:hideMark/>
-          </w:tcPr>
-          <w:p>
-            <w:r>
-              <w:t>10</w:t>
-            </w:r>
-          </w:p>
-        </w:tc>
-        <w:tc>
-          <w:tcPr>
-            <w:tcW w:w="0" w:type="auto"/>
-            <w:vAlign w:val="center"/>
-            <w:hideMark/>
-          </w:tcPr>
-          <w:p>
-            <w:r>
-              <w:t>Binary Tree Right Side View (199)</w:t>
-            </w:r>
-          </w:p>
-        </w:tc>
-        <w:tc>
-          <w:tcPr>
-            <w:tcW w:w="0" w:type="auto"/>
-            <w:vAlign w:val="center"/>
-            <w:hideMark/>
-          </w:tcPr>
-          <w:p>
-            <w:proofErr w:type="spellStart"/>
-            <w:r>
-              <w:t>LeetCode</w:t>
-            </w:r>
-            <w:proofErr w:type="spellEnd"/>
-          </w:p>
-        </w:tc>
-        <w:tc>
-          <w:tcPr>
-            <w:tcW w:w="0" w:type="auto"/>
-            <w:vAlign w:val="center"/>
-            <w:hideMark/>
-          </w:tcPr>
-          <w:p>
-            <w:r>
-              <w:rPr>
-                <w:rFonts w:ascii="Calibri" w:hAnsi="Calibri" w:cs="Calibri"/>
-              </w:rPr>
-              <w:t>🟡</w:t>
-            </w:r>
-            <w:r>
-              <w:t xml:space="preserve"> Medium</w:t>
-            </w:r>
-          </w:p>
-        </w:tc>
-      </w:tr>
-      <w:tr>
-        <w:trPr>
-          <w:tblCellSpacing w:w="15" w:type="dxa"/>
-        </w:trPr>
-        <w:tc>
-          <w:tcPr>
-            <w:tcW w:w="0" w:type="auto"/>
-            <w:vAlign w:val="center"/>
-            <w:hideMark/>
-          </w:tcPr>
-          <w:p>
-            <w:r>
-              <w:t>11</w:t>
-            </w:r>
-          </w:p>
-        </w:tc>
-        <w:tc>
-          <w:tcPr>
-            <w:tcW w:w="0" w:type="auto"/>
-            <w:vAlign w:val="center"/>
-            <w:hideMark/>
-          </w:tcPr>
-          <w:p>
-            <w:r>
-              <w:t>Vertical Order Traversal of a Binary Tree (987)</w:t>
-            </w:r>
-          </w:p>
-        </w:tc>
-        <w:tc>
-          <w:tcPr>
-            <w:tcW w:w="0" w:type="auto"/>
-            <w:vAlign w:val="center"/>
-            <w:hideMark/>
-          </w:tcPr>
-          <w:p>
-            <w:proofErr w:type="spellStart"/>
-            <w:r>
-              <w:t>LeetCode</w:t>
-            </w:r>
-            <w:proofErr w:type="spellEnd"/>
-          </w:p>
-        </w:tc>
-        <w:tc>
-          <w:tcPr>
-            <w:tcW w:w="0" w:type="auto"/>
-            <w:vAlign w:val="center"/>
-            <w:hideMark/>
-          </w:tcPr>
-          <w:p>
-            <w:r>
-              <w:rPr>
-                <w:rFonts w:ascii="Segoe UI Symbol" w:hAnsi="Segoe UI Symbol" w:cs="Segoe UI Symbol"/>
-              </w:rPr>
-              <w:t>🔴</w:t>
-            </w:r>
-            <w:r>
-              <w:t xml:space="preserve"> Hard</w:t>
-            </w:r>
-          </w:p>
-        </w:tc>
-      </w:tr>
-      <w:tr>
-        <w:trPr>
-          <w:tblCellSpacing w:w="15" w:type="dxa"/>
-        </w:trPr>
-        <w:tc>
-          <w:tcPr>
-            <w:tcW w:w="0" w:type="auto"/>
-            <w:vAlign w:val="center"/>
-            <w:hideMark/>
-          </w:tcPr>
-          <w:p>
-            <w:r>
-              <w:t>12</w:t>
-            </w:r>
-          </w:p>
-        </w:tc>
-        <w:tc>
-          <w:tcPr>
-            <w:tcW w:w="0" w:type="auto"/>
-            <w:vAlign w:val="center"/>
-            <w:hideMark/>
-          </w:tcPr>
-          <w:p>
-            <w:r>
-              <w:t>Binary Tree Vertical Order Traversal</w:t>
-            </w:r>
-          </w:p>
-        </w:tc>
-        <w:tc>
-          <w:tcPr>
-            <w:tcW w:w="0" w:type="auto"/>
-            <w:vAlign w:val="center"/>
-            <w:hideMark/>
-          </w:tcPr>
-          <w:p>
-            <w:proofErr w:type="spellStart"/>
-            <w:r>
-              <w:t>LeetCode</w:t>
-            </w:r>
-            <w:proofErr w:type="spellEnd"/>
-            <w:r>
-              <w:t xml:space="preserve"> Premium</w:t>
-            </w:r>
-          </w:p>
-        </w:tc>
-        <w:tc>
-          <w:tcPr>
-            <w:tcW w:w="0" w:type="auto"/>
-            <w:vAlign w:val="center"/>
-            <w:hideMark/>
-          </w:tcPr>
-          <w:p>
-            <w:r>
-              <w:rPr>
-                <w:rFonts w:ascii="Calibri" w:hAnsi="Calibri" w:cs="Calibri"/>
-              </w:rPr>
-              <w:t>🟡</w:t>
-            </w:r>
-            <w:r>
-              <w:t xml:space="preserve"> Medium</w:t>
-            </w:r>
-          </w:p>
-        </w:tc>
-      </w:tr>
-      <w:tr>
-        <w:trPr>
-          <w:tblCellSpacing w:w="15" w:type="dxa"/>
-        </w:trPr>
-        <w:tc>
-          <w:tcPr>
-            <w:tcW w:w="0" w:type="auto"/>
-            <w:vAlign w:val="center"/>
-            <w:hideMark/>
-          </w:tcPr>
-          <w:p>
-            <w:r>
-              <w:t>13</w:t>
-            </w:r>
-          </w:p>
-        </w:tc>
-        <w:tc>
-          <w:tcPr>
-            <w:tcW w:w="0" w:type="auto"/>
-            <w:vAlign w:val="center"/>
-            <w:hideMark/>
-          </w:tcPr>
-          <w:p>
-            <w:r>
-              <w:t>Find Bottom Left Tree Value (513)</w:t>
-            </w:r>
-          </w:p>
-        </w:tc>
-        <w:tc>
-          <w:tcPr>
-            <w:tcW w:w="0" w:type="auto"/>
-            <w:vAlign w:val="center"/>
-            <w:hideMark/>
-          </w:tcPr>
-          <w:p>
-            <w:proofErr w:type="spellStart"/>
-            <w:r>
-              <w:t>LeetCode</w:t>
-            </w:r>
-            <w:proofErr w:type="spellEnd"/>
-          </w:p>
-        </w:tc>
-        <w:tc>
-          <w:tcPr>
-            <w:tcW w:w="0" w:type="auto"/>
-            <w:vAlign w:val="center"/>
-            <w:hideMark/>
-          </w:tcPr>
-          <w:p>
-            <w:r>
-              <w:rPr>
-                <w:rFonts w:ascii="Calibri" w:hAnsi="Calibri" w:cs="Calibri"/>
-              </w:rPr>
-              <w:t>🟡</w:t>
-            </w:r>
-            <w:r>
-              <w:t xml:space="preserve"> Medium</w:t>
-            </w:r>
-          </w:p>
-        </w:tc>
-      </w:tr>
-      <w:tr>
-        <w:trPr>
-          <w:tblCellSpacing w:w="15" w:type="dxa"/>
-        </w:trPr>
-        <w:tc>
-          <w:tcPr>
-            <w:tcW w:w="0" w:type="auto"/>
-            <w:vAlign w:val="center"/>
-            <w:hideMark/>
-          </w:tcPr>
-          <w:p>
-            <w:r>
-              <w:t>14</w:t>
-            </w:r>
-          </w:p>
-        </w:tc>
-        <w:tc>
-          <w:tcPr>
-            <w:tcW w:w="0" w:type="auto"/>
-            <w:vAlign w:val="center"/>
-            <w:hideMark/>
-          </w:tcPr>
-          <w:p>
-            <w:r>
-              <w:t>Boundary Traversal of Binary Tree</w:t>
-            </w:r>
-          </w:p>
-        </w:tc>
-        <w:tc>
-          <w:tcPr>
-            <w:tcW w:w="0" w:type="auto"/>
-            <w:vAlign w:val="center"/>
-            <w:hideMark/>
-          </w:tcPr>
-          <w:p>
-            <w:proofErr w:type="spellStart"/>
-            <w:r>
-              <w:t>GeeksforGeeks</w:t>
-            </w:r>
-            <w:proofErr w:type="spellEnd"/>
-          </w:p>
-        </w:tc>
-        <w:tc>
-          <w:tcPr>
-            <w:tcW w:w="0" w:type="auto"/>
-            <w:vAlign w:val="center"/>
-            <w:hideMark/>
-          </w:tcPr>
-          <w:p>
-            <w:r>
-              <w:rPr>
-                <w:rFonts w:ascii="Calibri" w:hAnsi="Calibri" w:cs="Calibri"/>
-              </w:rPr>
-              <w:t>🟡</w:t>
-            </w:r>
-            <w:r>
-              <w:t xml:space="preserve"> Medium</w:t>
-            </w:r>
-          </w:p>
-        </w:tc>
-      </w:tr>
-      <w:tr>
-        <w:trPr>
-          <w:tblCellSpacing w:w="15" w:type="dxa"/>
-        </w:trPr>
-        <w:tc>
-          <w:tcPr>
-            <w:tcW w:w="0" w:type="auto"/>
-            <w:vAlign w:val="center"/>
-            <w:hideMark/>
-          </w:tcPr>
-          <w:p>
-            <w:r>
-              <w:t>15</w:t>
-            </w:r>
-          </w:p>
-        </w:tc>
-        <w:tc>
-          <w:tcPr>
-            <w:tcW w:w="0" w:type="auto"/>
-            <w:vAlign w:val="center"/>
-            <w:hideMark/>
-          </w:tcPr>
-          <w:p>
-            <w:r>
-              <w:t>Top View of Binary Tree</w:t>
-            </w:r>
-          </w:p>
-        </w:tc>
-        <w:tc>
-          <w:tcPr>
-            <w:tcW w:w="0" w:type="auto"/>
-            <w:vAlign w:val="center"/>
-            <w:hideMark/>
-          </w:tcPr>
-          <w:p>
-            <w:proofErr w:type="spellStart"/>
-            <w:r>
-              <w:t>GeeksforGeeks</w:t>
-            </w:r>
-            <w:proofErr w:type="spellEnd"/>
-          </w:p>
-        </w:tc>
-        <w:tc>
-          <w:tcPr>
-            <w:tcW w:w="0" w:type="auto"/>
-            <w:vAlign w:val="center"/>
-            <w:hideMark/>
-          </w:tcPr>
-          <w:p>
-            <w:r>
-              <w:rPr>
-                <w:rFonts w:ascii="Calibri" w:hAnsi="Calibri" w:cs="Calibri"/>
-              </w:rPr>
-              <w:t>🟡</w:t>
-            </w:r>
-            <w:r>
-              <w:t xml:space="preserve"> Medium</w:t>
-            </w:r>
-          </w:p>
-        </w:tc>
-      </w:tr>
-      <w:tr>
-        <w:trPr>
-          <w:tblCellSpacing w:w="15" w:type="dxa"/>
-        </w:trPr>
-        <w:tc>
-          <w:tcPr>
-            <w:tcW w:w="0" w:type="auto"/>
-            <w:vAlign w:val="center"/>
-            <w:hideMark/>
-          </w:tcPr>
-          <w:p>
-            <w:r>
-              <w:t>16</w:t>
-            </w:r>
-          </w:p>
-        </w:tc>
-        <w:tc>
-          <w:tcPr>
-            <w:tcW w:w="0" w:type="auto"/>
-            <w:vAlign w:val="center"/>
-            <w:hideMark/>
-          </w:tcPr>
-          <w:p>
-            <w:r>
-              <w:t>Bottom View of Binary Tree</w:t>
-            </w:r>
-          </w:p>
-        </w:tc>
-        <w:tc>
-          <w:tcPr>
-            <w:tcW w:w="0" w:type="auto"/>
-            <w:vAlign w:val="center"/>
-            <w:hideMark/>
-          </w:tcPr>
-          <w:p>
-            <w:proofErr w:type="spellStart"/>
-            <w:r>
-              <w:t>GeeksforGeeks</w:t>
-            </w:r>
-            <w:proofErr w:type="spellEnd"/>
-          </w:p>
-        </w:tc>
-        <w:tc>
-          <w:tcPr>
-            <w:tcW w:w="0" w:type="auto"/>
-            <w:vAlign w:val="center"/>
-            <w:hideMark/>
-          </w:tcPr>
-          <w:p>
-            <w:r>
-              <w:rPr>
-                <w:rFonts w:ascii="Calibri" w:hAnsi="Calibri" w:cs="Calibri"/>
-              </w:rPr>
-              <w:t>🟡</w:t>
-            </w:r>
-            <w:r>
-              <w:t xml:space="preserve"> Medium</w:t>
-            </w:r>
-          </w:p>
-        </w:tc>
-      </w:tr>
-    </w:tbl>
-    <w:p/>
-    <w:p>
-      <w:pPr>
+          <w:sz w:val="28"/>
+        </w:rPr>
+        <w:t>—</w:t>
+      </w:r>
+      <w:r>
         <w:rPr>
           <w:b/>
-          <w:bCs/>
-        </w:rPr>
-      </w:pPr>
+          <w:sz w:val="28"/>
+        </w:rPr>
+        <w:t xml:space="preserve"> </w:t>
+      </w:r>
       <w:r>
         <w:rPr>
           <w:b/>
-          <w:bCs/>
-        </w:rPr>
-        <w:t>Basic GFG Tree Problems</w:t>
-      </w:r>
-    </w:p>
-    <w:tbl>
-      <w:tblPr>
-        <w:tblW w:w="0" w:type="auto"/>
-        <w:tblCellSpacing w:w="15" w:type="dxa"/>
-        <w:tblCellMar>
-          <w:top w:w="15" w:type="dxa"/>
-          <w:left w:w="15" w:type="dxa"/>
-          <w:bottom w:w="15" w:type="dxa"/>
-          <w:right w:w="15" w:type="dxa"/>
-        </w:tblCellMar>
-        <w:tblLook w:val="04A0" w:firstRow="1" w:lastRow="0" w:firstColumn="1" w:lastColumn="0" w:noHBand="0" w:noVBand="1"/>
-      </w:tblPr>
-      <w:tblGrid>
-        <w:gridCol w:w="299"/>
-        <w:gridCol w:w="2085"/>
-        <w:gridCol w:w="1408"/>
-        <w:gridCol w:w="992"/>
-      </w:tblGrid>
-      <w:tr>
-        <w:trPr>
-          <w:tblHeader/>
-          <w:tblCellSpacing w:w="15" w:type="dxa"/>
-        </w:trPr>
-        <w:tc>
-          <w:tcPr>
-            <w:tcW w:w="0" w:type="auto"/>
-            <w:vAlign w:val="center"/>
-            <w:hideMark/>
-          </w:tcPr>
-          <w:p>
-            <w:pPr>
-              <w:rPr>
-                <w:b/>
-                <w:bCs/>
-              </w:rPr>
-            </w:pPr>
-            <w:r>
-              <w:rPr>
-                <w:b/>
-                <w:bCs/>
-              </w:rPr>
-              <w:t>#</w:t>
-            </w:r>
-          </w:p>
-        </w:tc>
-        <w:tc>
-          <w:tcPr>
-            <w:tcW w:w="0" w:type="auto"/>
-            <w:vAlign w:val="center"/>
-            <w:hideMark/>
-          </w:tcPr>
-          <w:p>
-            <w:pPr>
-              <w:rPr>
-                <w:b/>
-                <w:bCs/>
-              </w:rPr>
-            </w:pPr>
-            <w:r>
-              <w:rPr>
-                <w:b/>
-                <w:bCs/>
-              </w:rPr>
-              <w:t>Question</w:t>
-            </w:r>
-          </w:p>
-        </w:tc>
-        <w:tc>
-          <w:tcPr>
-            <w:tcW w:w="0" w:type="auto"/>
-            <w:vAlign w:val="center"/>
-            <w:hideMark/>
-          </w:tcPr>
-          <w:p>
-            <w:pPr>
-              <w:rPr>
-                <w:b/>
-                <w:bCs/>
-              </w:rPr>
-            </w:pPr>
-            <w:r>
-              <w:rPr>
-                <w:b/>
-                <w:bCs/>
-              </w:rPr>
-              <w:t>Source</w:t>
-            </w:r>
-          </w:p>
-        </w:tc>
-        <w:tc>
-          <w:tcPr>
-            <w:tcW w:w="0" w:type="auto"/>
-            <w:vAlign w:val="center"/>
-            <w:hideMark/>
-          </w:tcPr>
-          <w:p>
-            <w:pPr>
-              <w:rPr>
-                <w:b/>
-                <w:bCs/>
-              </w:rPr>
-            </w:pPr>
-            <w:r>
-              <w:rPr>
-                <w:b/>
-                <w:bCs/>
-              </w:rPr>
-              <w:t>Difficulty</w:t>
-            </w:r>
-          </w:p>
-        </w:tc>
-      </w:tr>
-      <w:tr>
-        <w:trPr>
-          <w:tblCellSpacing w:w="15" w:type="dxa"/>
-        </w:trPr>
-        <w:tc>
-          <w:tcPr>
-            <w:tcW w:w="0" w:type="auto"/>
-            <w:vAlign w:val="center"/>
-            <w:hideMark/>
-          </w:tcPr>
-          <w:p>
-            <w:r>
-              <w:t>11</w:t>
-            </w:r>
-          </w:p>
-        </w:tc>
-        <w:tc>
-          <w:tcPr>
-            <w:tcW w:w="0" w:type="auto"/>
-            <w:vAlign w:val="center"/>
-            <w:hideMark/>
-          </w:tcPr>
-          <w:p>
-            <w:r>
-              <w:t>Children Sum Property</w:t>
-            </w:r>
-          </w:p>
-        </w:tc>
-        <w:tc>
-          <w:tcPr>
-            <w:tcW w:w="0" w:type="auto"/>
-            <w:vAlign w:val="center"/>
-            <w:hideMark/>
-          </w:tcPr>
-          <w:p>
-            <w:proofErr w:type="spellStart"/>
-            <w:r>
-              <w:t>GeeksforGeeks</w:t>
-            </w:r>
-            <w:proofErr w:type="spellEnd"/>
-          </w:p>
-        </w:tc>
-        <w:tc>
-          <w:tcPr>
-            <w:tcW w:w="0" w:type="auto"/>
-            <w:vAlign w:val="center"/>
-            <w:hideMark/>
-          </w:tcPr>
-          <w:p>
-            <w:r>
-              <w:rPr>
-                <w:rFonts w:ascii="Calibri" w:hAnsi="Calibri" w:cs="Calibri"/>
-              </w:rPr>
-              <w:t>🟡</w:t>
-            </w:r>
-            <w:r>
-              <w:t xml:space="preserve"> Medium</w:t>
-            </w:r>
-          </w:p>
-        </w:tc>
-      </w:tr>
-    </w:tbl>
-    <w:p/>
-    <w:p>
-      <w:pPr>
-        <w:rPr>
-          <w:b/>
-          <w:bCs/>
-        </w:rPr>
-      </w:pPr>
-    </w:p>
-    <w:p>
-      <w:pPr>
-        <w:rPr>
-          <w:b/>
-          <w:bCs/>
-        </w:rPr>
-      </w:pPr>
-      <w:r>
-        <w:rPr>
-          <w:b/>
-          <w:bCs/>
-        </w:rPr>
-        <w:t>BST Transformation</w:t>
-      </w:r>
-    </w:p>
-    <w:tbl>
-      <w:tblPr>
-        <w:tblW w:w="0" w:type="auto"/>
-        <w:tblCellSpacing w:w="15" w:type="dxa"/>
-        <w:tblCellMar>
-          <w:top w:w="15" w:type="dxa"/>
-          <w:left w:w="15" w:type="dxa"/>
-          <w:bottom w:w="15" w:type="dxa"/>
-          <w:right w:w="15" w:type="dxa"/>
-        </w:tblCellMar>
-        <w:tblLook w:val="04A0" w:firstRow="1" w:lastRow="0" w:firstColumn="1" w:lastColumn="0" w:noHBand="0" w:noVBand="1"/>
-      </w:tblPr>
-      <w:tblGrid>
-        <w:gridCol w:w="299"/>
-        <w:gridCol w:w="3096"/>
-        <w:gridCol w:w="904"/>
-        <w:gridCol w:w="992"/>
-      </w:tblGrid>
-      <w:tr>
-        <w:trPr>
-          <w:tblHeader/>
-          <w:tblCellSpacing w:w="15" w:type="dxa"/>
-        </w:trPr>
-        <w:tc>
-          <w:tcPr>
-            <w:tcW w:w="0" w:type="auto"/>
-            <w:vAlign w:val="center"/>
-            <w:hideMark/>
-          </w:tcPr>
-          <w:p>
-            <w:pPr>
-              <w:rPr>
-                <w:b/>
-                <w:bCs/>
-              </w:rPr>
-            </w:pPr>
-            <w:r>
-              <w:rPr>
-                <w:b/>
-                <w:bCs/>
-              </w:rPr>
-              <w:t>#</w:t>
-            </w:r>
-          </w:p>
-        </w:tc>
-        <w:tc>
-          <w:tcPr>
-            <w:tcW w:w="0" w:type="auto"/>
-            <w:vAlign w:val="center"/>
-            <w:hideMark/>
-          </w:tcPr>
-          <w:p>
-            <w:pPr>
-              <w:rPr>
-                <w:b/>
-                <w:bCs/>
-              </w:rPr>
-            </w:pPr>
-            <w:r>
-              <w:rPr>
-                <w:b/>
-                <w:bCs/>
-              </w:rPr>
-              <w:t>Question</w:t>
-            </w:r>
-          </w:p>
-        </w:tc>
-        <w:tc>
-          <w:tcPr>
-            <w:tcW w:w="0" w:type="auto"/>
-            <w:vAlign w:val="center"/>
-            <w:hideMark/>
-          </w:tcPr>
-          <w:p>
-            <w:pPr>
-              <w:rPr>
-                <w:b/>
-                <w:bCs/>
-              </w:rPr>
-            </w:pPr>
-            <w:r>
-              <w:rPr>
-                <w:b/>
-                <w:bCs/>
-              </w:rPr>
-              <w:t>Source</w:t>
-            </w:r>
-          </w:p>
-        </w:tc>
-        <w:tc>
-          <w:tcPr>
-            <w:tcW w:w="0" w:type="auto"/>
-            <w:vAlign w:val="center"/>
-            <w:hideMark/>
-          </w:tcPr>
-          <w:p>
-            <w:pPr>
-              <w:rPr>
-                <w:b/>
-                <w:bCs/>
-              </w:rPr>
-            </w:pPr>
-            <w:r>
-              <w:rPr>
-                <w:b/>
-                <w:bCs/>
-              </w:rPr>
-              <w:t>Difficulty</w:t>
-            </w:r>
-          </w:p>
-        </w:tc>
-      </w:tr>
-      <w:tr>
-        <w:trPr>
-          <w:tblCellSpacing w:w="15" w:type="dxa"/>
-        </w:trPr>
-        <w:tc>
-          <w:tcPr>
-            <w:tcW w:w="0" w:type="auto"/>
-            <w:vAlign w:val="center"/>
-            <w:hideMark/>
-          </w:tcPr>
-          <w:p>
-            <w:r>
-              <w:t>10</w:t>
-            </w:r>
-          </w:p>
-        </w:tc>
-        <w:tc>
-          <w:tcPr>
-            <w:tcW w:w="0" w:type="auto"/>
-            <w:vAlign w:val="center"/>
-            <w:hideMark/>
-          </w:tcPr>
-          <w:p>
-            <w:r>
-              <w:t>Convert BST to Greater Tree (538)</w:t>
-            </w:r>
-          </w:p>
-        </w:tc>
-        <w:tc>
-          <w:tcPr>
-            <w:tcW w:w="0" w:type="auto"/>
-            <w:vAlign w:val="center"/>
-            <w:hideMark/>
-          </w:tcPr>
-          <w:p>
-            <w:proofErr w:type="spellStart"/>
-            <w:r>
-              <w:t>LeetCode</w:t>
-            </w:r>
-            <w:proofErr w:type="spellEnd"/>
-          </w:p>
-        </w:tc>
-        <w:tc>
-          <w:tcPr>
-            <w:tcW w:w="0" w:type="auto"/>
-            <w:vAlign w:val="center"/>
-            <w:hideMark/>
-          </w:tcPr>
-          <w:p>
-            <w:r>
-              <w:rPr>
-                <w:rFonts w:ascii="Calibri" w:hAnsi="Calibri" w:cs="Calibri"/>
-              </w:rPr>
-              <w:t>🟡</w:t>
-            </w:r>
-            <w:r>
-              <w:t xml:space="preserve"> Medium</w:t>
-            </w:r>
-          </w:p>
-        </w:tc>
-      </w:tr>
-      <w:tr>
-        <w:trPr>
-          <w:tblCellSpacing w:w="15" w:type="dxa"/>
-        </w:trPr>
-        <w:tc>
-          <w:tcPr>
-            <w:tcW w:w="0" w:type="auto"/>
-            <w:vAlign w:val="center"/>
-            <w:hideMark/>
-          </w:tcPr>
-          <w:p>
-            <w:r>
-              <w:t>11</w:t>
-            </w:r>
-          </w:p>
-        </w:tc>
-        <w:tc>
-          <w:tcPr>
-            <w:tcW w:w="0" w:type="auto"/>
-            <w:vAlign w:val="center"/>
-            <w:hideMark/>
-          </w:tcPr>
-          <w:p>
-            <w:r>
-              <w:t>Trim a BST (669)</w:t>
-            </w:r>
-          </w:p>
-        </w:tc>
-        <w:tc>
-          <w:tcPr>
-            <w:tcW w:w="0" w:type="auto"/>
-            <w:vAlign w:val="center"/>
-            <w:hideMark/>
-          </w:tcPr>
-          <w:p>
-            <w:proofErr w:type="spellStart"/>
-            <w:r>
-              <w:t>LeetCode</w:t>
-            </w:r>
-            <w:proofErr w:type="spellEnd"/>
-          </w:p>
-        </w:tc>
-        <w:tc>
-          <w:tcPr>
-            <w:tcW w:w="0" w:type="auto"/>
-            <w:vAlign w:val="center"/>
-            <w:hideMark/>
-          </w:tcPr>
-          <w:p>
-            <w:r>
-              <w:rPr>
-                <w:rFonts w:ascii="Calibri" w:hAnsi="Calibri" w:cs="Calibri"/>
-              </w:rPr>
-              <w:t>🟡</w:t>
-            </w:r>
-            <w:r>
-              <w:t xml:space="preserve"> Medium</w:t>
-            </w:r>
-          </w:p>
-        </w:tc>
-      </w:tr>
-    </w:tbl>
-    <w:p>
-      <w:r>
-        <w:rPr>
-          <w:b/>
-          <w:bCs/>
-        </w:rPr>
-        <w:t>Core idea:</w:t>
-      </w:r>
-      <w:r>
-        <w:t xml:space="preserve"> Exploit the BST property instead of treating it like an ordinary binary tree.</w:t>
-      </w:r>
-    </w:p>
-    <w:p>
-      <w:r>
-        <w:pict w14:anchorId="7BE29719">
-          <v:rect id="_x0000_i1027" style="width:0;height:1.5pt" o:hralign="center" o:hrstd="t" o:hr="t" fillcolor="#a0a0a0" stroked="f"/>
-        </w:pict>
-      </w:r>
-    </w:p>
-    <w:p>
-      <w:pPr>
-        <w:rPr>
-          <w:b/>
-          <w:bCs/>
-        </w:rPr>
-      </w:pPr>
-      <w:r>
-        <w:rPr>
-          <w:b/>
-          <w:bCs/>
-        </w:rPr>
-        <w:t>Pattern 4 — Tree Construction &amp; Serialization</w:t>
-      </w:r>
-    </w:p>
-    <w:p>
-      <w:pPr>
-        <w:rPr>
-          <w:b/>
-          <w:bCs/>
-        </w:rPr>
-      </w:pPr>
-      <w:r>
-        <w:rPr>
-          <w:b/>
-          <w:bCs/>
-        </w:rPr>
-        <w:t>Constructing Trees</w:t>
-      </w:r>
-    </w:p>
-    <w:tbl>
-      <w:tblPr>
-        <w:tblW w:w="0" w:type="auto"/>
-        <w:tblCellSpacing w:w="15" w:type="dxa"/>
-        <w:tblLayout w:type="fixed"/>
-        <w:tblCellMar>
-          <w:top w:w="15" w:type="dxa"/>
-          <w:left w:w="15" w:type="dxa"/>
-          <w:bottom w:w="15" w:type="dxa"/>
-          <w:right w:w="15" w:type="dxa"/>
-        </w:tblCellMar>
-        <w:tblLook w:val="04A0" w:firstRow="1" w:lastRow="0" w:firstColumn="1" w:lastColumn="0" w:noHBand="0" w:noVBand="1"/>
-      </w:tblPr>
-      <w:tblGrid>
-        <w:gridCol w:w="187"/>
-        <w:gridCol w:w="6192"/>
-        <w:gridCol w:w="1265"/>
-        <w:gridCol w:w="992"/>
-      </w:tblGrid>
-      <w:tr>
-        <w:trPr>
-          <w:tblHeader/>
-          <w:tblCellSpacing w:w="15" w:type="dxa"/>
-        </w:trPr>
-        <w:tc>
-          <w:tcPr>
-            <w:tcW w:w="142" w:type="dxa"/>
-            <w:vAlign w:val="center"/>
-            <w:hideMark/>
-          </w:tcPr>
-          <w:p>
-            <w:pPr>
-              <w:rPr>
-                <w:b/>
-                <w:bCs/>
-              </w:rPr>
-            </w:pPr>
-            <w:r>
-              <w:rPr>
-                <w:b/>
-                <w:bCs/>
-              </w:rPr>
-              <w:t>#</w:t>
-            </w:r>
-          </w:p>
-        </w:tc>
-        <w:tc>
-          <w:tcPr>
-            <w:tcW w:w="6162" w:type="dxa"/>
-            <w:vAlign w:val="center"/>
-            <w:hideMark/>
-          </w:tcPr>
-          <w:p>
-            <w:pPr>
-              <w:rPr>
-                <w:b/>
-                <w:bCs/>
-              </w:rPr>
-            </w:pPr>
-            <w:r>
-              <w:rPr>
-                <w:b/>
-                <w:bCs/>
-              </w:rPr>
-              <w:t>Question</w:t>
-            </w:r>
-          </w:p>
-        </w:tc>
-        <w:tc>
-          <w:tcPr>
-            <w:tcW w:w="1235" w:type="dxa"/>
-            <w:vAlign w:val="center"/>
-            <w:hideMark/>
-          </w:tcPr>
-          <w:p>
-            <w:pPr>
-              <w:rPr>
-                <w:b/>
-                <w:bCs/>
-              </w:rPr>
-            </w:pPr>
-            <w:r>
-              <w:rPr>
-                <w:b/>
-                <w:bCs/>
-              </w:rPr>
-              <w:t>Source</w:t>
-            </w:r>
-          </w:p>
-        </w:tc>
-        <w:tc>
-          <w:tcPr>
-            <w:tcW w:w="947" w:type="dxa"/>
-            <w:vAlign w:val="center"/>
-            <w:hideMark/>
-          </w:tcPr>
-          <w:p>
-            <w:pPr>
-              <w:rPr>
-                <w:b/>
-                <w:bCs/>
-              </w:rPr>
-            </w:pPr>
-            <w:r>
-              <w:rPr>
-                <w:b/>
-                <w:bCs/>
-              </w:rPr>
-              <w:t>Difficulty</w:t>
-            </w:r>
-          </w:p>
-        </w:tc>
-      </w:tr>
-      <w:tr>
-        <w:trPr>
-          <w:tblCellSpacing w:w="15" w:type="dxa"/>
-        </w:trPr>
-        <w:tc>
-          <w:tcPr>
-            <w:tcW w:w="142" w:type="dxa"/>
-            <w:vAlign w:val="center"/>
-            <w:hideMark/>
-          </w:tcPr>
-          <w:p>
-            <w:r>
-              <w:t>1</w:t>
-            </w:r>
-          </w:p>
-        </w:tc>
-        <w:tc>
-          <w:tcPr>
-            <w:tcW w:w="6162" w:type="dxa"/>
-            <w:vAlign w:val="center"/>
-            <w:hideMark/>
-          </w:tcPr>
-          <w:p>
-            <w:r>
-              <w:t xml:space="preserve">Construct Binary Tree from </w:t>
-            </w:r>
-            <w:proofErr w:type="spellStart"/>
-            <w:r>
-              <w:t>Preorder</w:t>
-            </w:r>
-            <w:proofErr w:type="spellEnd"/>
-            <w:r>
-              <w:t xml:space="preserve"> and </w:t>
-            </w:r>
-            <w:proofErr w:type="spellStart"/>
-            <w:r>
-              <w:t>Inorder</w:t>
-            </w:r>
-            <w:proofErr w:type="spellEnd"/>
-            <w:r>
-              <w:t xml:space="preserve"> Traversal (105)</w:t>
-            </w:r>
-          </w:p>
-        </w:tc>
-        <w:tc>
-          <w:tcPr>
-            <w:tcW w:w="1235" w:type="dxa"/>
-            <w:vAlign w:val="center"/>
-            <w:hideMark/>
-          </w:tcPr>
-          <w:p>
-            <w:proofErr w:type="spellStart"/>
-            <w:r>
-              <w:t>LeetCode</w:t>
-            </w:r>
-            <w:proofErr w:type="spellEnd"/>
-          </w:p>
-        </w:tc>
-        <w:tc>
-          <w:tcPr>
-            <w:tcW w:w="947" w:type="dxa"/>
-            <w:vAlign w:val="center"/>
-            <w:hideMark/>
-          </w:tcPr>
-          <w:p>
-            <w:r>
-              <w:rPr>
-                <w:rFonts w:ascii="Calibri" w:hAnsi="Calibri" w:cs="Calibri"/>
-              </w:rPr>
-              <w:t>🟡</w:t>
-            </w:r>
-            <w:r>
-              <w:t xml:space="preserve"> Medium</w:t>
-            </w:r>
-          </w:p>
-        </w:tc>
-      </w:tr>
-      <w:tr>
-        <w:trPr>
-          <w:tblCellSpacing w:w="15" w:type="dxa"/>
-        </w:trPr>
-        <w:tc>
-          <w:tcPr>
-            <w:tcW w:w="142" w:type="dxa"/>
-            <w:vAlign w:val="center"/>
-            <w:hideMark/>
-          </w:tcPr>
-          <w:p>
-            <w:r>
-              <w:t>2</w:t>
-            </w:r>
-          </w:p>
-        </w:tc>
-        <w:tc>
-          <w:tcPr>
-            <w:tcW w:w="6162" w:type="dxa"/>
-            <w:vAlign w:val="center"/>
-            <w:hideMark/>
-          </w:tcPr>
-          <w:p>
-            <w:r>
-              <w:t xml:space="preserve">Construct Binary Tree from </w:t>
-            </w:r>
-            <w:proofErr w:type="spellStart"/>
-            <w:r>
-              <w:t>Inorder</w:t>
-            </w:r>
-            <w:proofErr w:type="spellEnd"/>
-            <w:r>
-              <w:t xml:space="preserve"> and </w:t>
-            </w:r>
-            <w:proofErr w:type="spellStart"/>
-            <w:r>
-              <w:t>Postorder</w:t>
-            </w:r>
-            <w:proofErr w:type="spellEnd"/>
-            <w:r>
-              <w:t xml:space="preserve"> Traversal (106)</w:t>
-            </w:r>
-          </w:p>
-        </w:tc>
-        <w:tc>
-          <w:tcPr>
-            <w:tcW w:w="1235" w:type="dxa"/>
-            <w:vAlign w:val="center"/>
-            <w:hideMark/>
-          </w:tcPr>
-          <w:p>
-            <w:proofErr w:type="spellStart"/>
-            <w:r>
-              <w:t>LeetCode</w:t>
-            </w:r>
-            <w:proofErr w:type="spellEnd"/>
-          </w:p>
-        </w:tc>
-        <w:tc>
-          <w:tcPr>
-            <w:tcW w:w="947" w:type="dxa"/>
-            <w:vAlign w:val="center"/>
-            <w:hideMark/>
-          </w:tcPr>
-          <w:p>
-            <w:r>
-              <w:rPr>
-                <w:rFonts w:ascii="Calibri" w:hAnsi="Calibri" w:cs="Calibri"/>
-              </w:rPr>
-              <w:t>🟡</w:t>
-            </w:r>
-            <w:r>
-              <w:t xml:space="preserve"> Medium</w:t>
-            </w:r>
-          </w:p>
-        </w:tc>
-      </w:tr>
-      <w:tr>
-        <w:trPr>
-          <w:tblCellSpacing w:w="15" w:type="dxa"/>
-        </w:trPr>
-        <w:tc>
-          <w:tcPr>
-            <w:tcW w:w="142" w:type="dxa"/>
-            <w:vAlign w:val="center"/>
-            <w:hideMark/>
-          </w:tcPr>
-          <w:p>
-            <w:r>
-              <w:lastRenderedPageBreak/>
-              <w:t>3</w:t>
-            </w:r>
-          </w:p>
-        </w:tc>
-        <w:tc>
-          <w:tcPr>
-            <w:tcW w:w="6162" w:type="dxa"/>
-            <w:vAlign w:val="center"/>
-            <w:hideMark/>
-          </w:tcPr>
-          <w:p>
-            <w:r>
-              <w:t>Convert Sorted Array to BST (108)</w:t>
-            </w:r>
-          </w:p>
-        </w:tc>
-        <w:tc>
-          <w:tcPr>
-            <w:tcW w:w="1235" w:type="dxa"/>
-            <w:vAlign w:val="center"/>
-            <w:hideMark/>
-          </w:tcPr>
-          <w:p>
-            <w:proofErr w:type="spellStart"/>
-            <w:r>
-              <w:t>LeetCode</w:t>
-            </w:r>
-            <w:proofErr w:type="spellEnd"/>
-          </w:p>
-        </w:tc>
-        <w:tc>
-          <w:tcPr>
-            <w:tcW w:w="947" w:type="dxa"/>
-            <w:vAlign w:val="center"/>
-            <w:hideMark/>
-          </w:tcPr>
-          <w:p>
-            <w:r>
-              <w:rPr>
-                <w:rFonts w:ascii="Calibri" w:hAnsi="Calibri" w:cs="Calibri"/>
-              </w:rPr>
-              <w:t>🟢</w:t>
-            </w:r>
-            <w:r>
-              <w:t xml:space="preserve"> Easy</w:t>
-            </w:r>
-          </w:p>
-        </w:tc>
-      </w:tr>
-      <w:tr>
-        <w:trPr>
-          <w:tblCellSpacing w:w="15" w:type="dxa"/>
-        </w:trPr>
-        <w:tc>
-          <w:tcPr>
-            <w:tcW w:w="142" w:type="dxa"/>
-            <w:vAlign w:val="center"/>
-            <w:hideMark/>
-          </w:tcPr>
-          <w:p>
-            <w:r>
-              <w:t>4</w:t>
-            </w:r>
-          </w:p>
-        </w:tc>
-        <w:tc>
-          <w:tcPr>
-            <w:tcW w:w="6162" w:type="dxa"/>
-            <w:vAlign w:val="center"/>
-            <w:hideMark/>
-          </w:tcPr>
-          <w:p>
-            <w:r>
-              <w:t>Convert Sorted List to BST (109)</w:t>
-            </w:r>
-          </w:p>
-        </w:tc>
-        <w:tc>
-          <w:tcPr>
-            <w:tcW w:w="1235" w:type="dxa"/>
-            <w:vAlign w:val="center"/>
-            <w:hideMark/>
-          </w:tcPr>
-          <w:p>
-            <w:proofErr w:type="spellStart"/>
-            <w:r>
-              <w:t>LeetCode</w:t>
-            </w:r>
-            <w:proofErr w:type="spellEnd"/>
-          </w:p>
-        </w:tc>
-        <w:tc>
-          <w:tcPr>
-            <w:tcW w:w="947" w:type="dxa"/>
-            <w:vAlign w:val="center"/>
-            <w:hideMark/>
-          </w:tcPr>
-          <w:p>
-            <w:r>
-              <w:rPr>
-                <w:rFonts w:ascii="Calibri" w:hAnsi="Calibri" w:cs="Calibri"/>
-              </w:rPr>
-              <w:t>🟡</w:t>
-            </w:r>
-            <w:r>
-              <w:t xml:space="preserve"> Medium</w:t>
-            </w:r>
-          </w:p>
-        </w:tc>
-      </w:tr>
-      <w:tr>
-        <w:trPr>
-          <w:tblCellSpacing w:w="15" w:type="dxa"/>
-        </w:trPr>
-        <w:tc>
-          <w:tcPr>
-            <w:tcW w:w="142" w:type="dxa"/>
-            <w:vAlign w:val="center"/>
-            <w:hideMark/>
-          </w:tcPr>
-          <w:p>
-            <w:r>
-              <w:t>5</w:t>
-            </w:r>
-          </w:p>
-        </w:tc>
-        <w:tc>
-          <w:tcPr>
-            <w:tcW w:w="6162" w:type="dxa"/>
-            <w:vAlign w:val="center"/>
-            <w:hideMark/>
-          </w:tcPr>
-          <w:p>
-            <w:r>
-              <w:t xml:space="preserve">Construct Binary Tree from </w:t>
-            </w:r>
-            <w:proofErr w:type="spellStart"/>
-            <w:r>
-              <w:t>Preorder</w:t>
-            </w:r>
-            <w:proofErr w:type="spellEnd"/>
-            <w:r>
-              <w:t xml:space="preserve"> &amp; </w:t>
-            </w:r>
-            <w:proofErr w:type="spellStart"/>
-            <w:r>
-              <w:t>Postorder</w:t>
-            </w:r>
-            <w:proofErr w:type="spellEnd"/>
-            <w:r>
-              <w:t xml:space="preserve"> (889)</w:t>
-            </w:r>
-          </w:p>
-        </w:tc>
-        <w:tc>
-          <w:tcPr>
-            <w:tcW w:w="1235" w:type="dxa"/>
-            <w:vAlign w:val="center"/>
-            <w:hideMark/>
-          </w:tcPr>
-          <w:p>
-            <w:proofErr w:type="spellStart"/>
-            <w:r>
-              <w:t>LeetCode</w:t>
-            </w:r>
-            <w:proofErr w:type="spellEnd"/>
-          </w:p>
-        </w:tc>
-        <w:tc>
-          <w:tcPr>
-            <w:tcW w:w="947" w:type="dxa"/>
-            <w:vAlign w:val="center"/>
-            <w:hideMark/>
-          </w:tcPr>
-          <w:p>
-            <w:r>
-              <w:rPr>
-                <w:rFonts w:ascii="Calibri" w:hAnsi="Calibri" w:cs="Calibri"/>
-              </w:rPr>
-              <w:t>🟡</w:t>
-            </w:r>
-            <w:r>
-              <w:t xml:space="preserve"> Medium</w:t>
-            </w:r>
-          </w:p>
-        </w:tc>
-      </w:tr>
-      <w:tr>
-        <w:trPr>
-          <w:tblCellSpacing w:w="15" w:type="dxa"/>
-        </w:trPr>
-        <w:tc>
-          <w:tcPr>
-            <w:tcW w:w="142" w:type="dxa"/>
-            <w:vAlign w:val="center"/>
-            <w:hideMark/>
-          </w:tcPr>
-          <w:p>
-            <w:r>
-              <w:t>6</w:t>
-            </w:r>
-          </w:p>
-        </w:tc>
-        <w:tc>
-          <w:tcPr>
-            <w:tcW w:w="6162" w:type="dxa"/>
-            <w:vAlign w:val="center"/>
-            <w:hideMark/>
-          </w:tcPr>
-          <w:p>
-            <w:r>
-              <w:t xml:space="preserve">Recover a Tree From </w:t>
-            </w:r>
-            <w:proofErr w:type="spellStart"/>
-            <w:r>
-              <w:t>Preorder</w:t>
-            </w:r>
-            <w:proofErr w:type="spellEnd"/>
-            <w:r>
-              <w:t xml:space="preserve"> Traversal (1028)</w:t>
-            </w:r>
-          </w:p>
-        </w:tc>
-        <w:tc>
-          <w:tcPr>
-            <w:tcW w:w="1235" w:type="dxa"/>
-            <w:vAlign w:val="center"/>
-            <w:hideMark/>
-          </w:tcPr>
-          <w:p>
-            <w:proofErr w:type="spellStart"/>
-            <w:r>
-              <w:t>LeetCode</w:t>
-            </w:r>
-            <w:proofErr w:type="spellEnd"/>
-          </w:p>
-        </w:tc>
-        <w:tc>
-          <w:tcPr>
-            <w:tcW w:w="947" w:type="dxa"/>
-            <w:vAlign w:val="center"/>
-            <w:hideMark/>
-          </w:tcPr>
-          <w:p>
-            <w:r>
-              <w:rPr>
-                <w:rFonts w:ascii="Segoe UI Symbol" w:hAnsi="Segoe UI Symbol" w:cs="Segoe UI Symbol"/>
-              </w:rPr>
-              <w:t>🔴</w:t>
-            </w:r>
-            <w:r>
-              <w:t xml:space="preserve"> Hard</w:t>
-            </w:r>
-          </w:p>
-        </w:tc>
-      </w:tr>
-      <w:tr>
-        <w:trPr>
-          <w:tblCellSpacing w:w="15" w:type="dxa"/>
-        </w:trPr>
-        <w:tc>
-          <w:tcPr>
-            <w:tcW w:w="142" w:type="dxa"/>
-            <w:vAlign w:val="center"/>
-          </w:tcPr>
-          <w:p/>
-        </w:tc>
-        <w:tc>
-          <w:tcPr>
-            <w:tcW w:w="6162" w:type="dxa"/>
-            <w:vAlign w:val="center"/>
-          </w:tcPr>
-          <w:tbl>
-            <w:tblPr>
-              <w:tblW w:w="6493" w:type="dxa"/>
-              <w:tblCellSpacing w:w="15" w:type="dxa"/>
-              <w:tblLayout w:type="fixed"/>
-              <w:tblCellMar>
-                <w:top w:w="15" w:type="dxa"/>
-                <w:left w:w="15" w:type="dxa"/>
-                <w:bottom w:w="15" w:type="dxa"/>
-                <w:right w:w="15" w:type="dxa"/>
-              </w:tblCellMar>
-              <w:tblLook w:val="04A0" w:firstRow="1" w:lastRow="0" w:firstColumn="1" w:lastColumn="0" w:noHBand="0" w:noVBand="1"/>
-            </w:tblPr>
-            <w:tblGrid>
-              <w:gridCol w:w="95"/>
-              <w:gridCol w:w="3918"/>
-              <w:gridCol w:w="2138"/>
-              <w:gridCol w:w="342"/>
-            </w:tblGrid>
-            <w:tr>
-              <w:trPr>
-                <w:tblCellSpacing w:w="15" w:type="dxa"/>
-              </w:trPr>
-              <w:tc>
-                <w:tcPr>
-                  <w:tcW w:w="50" w:type="dxa"/>
-                  <w:vAlign w:val="center"/>
-                  <w:hideMark/>
-                </w:tcPr>
-                <w:p/>
-              </w:tc>
-              <w:tc>
-                <w:tcPr>
-                  <w:tcW w:w="3888" w:type="dxa"/>
-                  <w:vAlign w:val="center"/>
-                  <w:hideMark/>
-                </w:tcPr>
-                <w:p>
-                  <w:r>
-                    <w:t>Convert Binary Tree to Doubly Linked List</w:t>
-                  </w:r>
-                </w:p>
-              </w:tc>
-              <w:tc>
-                <w:tcPr>
-                  <w:tcW w:w="2108" w:type="dxa"/>
-                  <w:vAlign w:val="center"/>
-                  <w:hideMark/>
-                </w:tcPr>
-                <w:p>
-                  <w:proofErr w:type="spellStart"/>
-                  <w:r>
-                    <w:t>GeeksforGeeks</w:t>
-                  </w:r>
-                  <w:proofErr w:type="spellEnd"/>
-                </w:p>
-              </w:tc>
-              <w:tc>
-                <w:tcPr>
-                  <w:tcW w:w="297" w:type="dxa"/>
-                  <w:vAlign w:val="center"/>
-                  <w:hideMark/>
-                </w:tcPr>
-                <w:p>
-                  <w:r>
-                    <w:rPr>
-                      <w:rFonts w:ascii="Calibri" w:hAnsi="Calibri" w:cs="Calibri"/>
-                    </w:rPr>
-                    <w:t>🟡</w:t>
-                  </w:r>
-                </w:p>
-              </w:tc>
-            </w:tr>
-          </w:tbl>
-          <w:p/>
-          <w:p/>
-        </w:tc>
-        <w:tc>
-          <w:tcPr>
-            <w:tcW w:w="1235" w:type="dxa"/>
-            <w:vAlign w:val="center"/>
-          </w:tcPr>
-          <w:p/>
-        </w:tc>
-        <w:tc>
-          <w:tcPr>
-            <w:tcW w:w="947" w:type="dxa"/>
-            <w:vAlign w:val="center"/>
-          </w:tcPr>
-          <w:p>
-            <w:pPr>
-              <w:rPr>
-                <w:rFonts w:ascii="Segoe UI Symbol" w:hAnsi="Segoe UI Symbol" w:cs="Segoe UI Symbol"/>
-              </w:rPr>
-            </w:pPr>
-          </w:p>
-        </w:tc>
-      </w:tr>
-    </w:tbl>
-    <w:p>
-      <w:pPr>
-        <w:rPr>
-          <w:b/>
-          <w:bCs/>
-        </w:rPr>
-      </w:pPr>
-      <w:r>
-        <w:rPr>
-          <w:b/>
-          <w:bCs/>
-        </w:rPr>
-        <w:t>Serialization</w:t>
-      </w:r>
-    </w:p>
-    <w:tbl>
-      <w:tblPr>
-        <w:tblW w:w="0" w:type="auto"/>
-        <w:tblCellSpacing w:w="15" w:type="dxa"/>
-        <w:tblCellMar>
-          <w:top w:w="15" w:type="dxa"/>
-          <w:left w:w="15" w:type="dxa"/>
-          <w:bottom w:w="15" w:type="dxa"/>
-          <w:right w:w="15" w:type="dxa"/>
-        </w:tblCellMar>
-        <w:tblLook w:val="04A0" w:firstRow="1" w:lastRow="0" w:firstColumn="1" w:lastColumn="0" w:noHBand="0" w:noVBand="1"/>
-      </w:tblPr>
-      <w:tblGrid>
-        <w:gridCol w:w="187"/>
-        <w:gridCol w:w="3795"/>
-        <w:gridCol w:w="904"/>
-        <w:gridCol w:w="992"/>
-      </w:tblGrid>
-      <w:tr>
-        <w:trPr>
-          <w:tblHeader/>
-          <w:tblCellSpacing w:w="15" w:type="dxa"/>
-        </w:trPr>
-        <w:tc>
-          <w:tcPr>
-            <w:tcW w:w="0" w:type="auto"/>
-            <w:vAlign w:val="center"/>
-            <w:hideMark/>
-          </w:tcPr>
-          <w:p>
-            <w:pPr>
-              <w:rPr>
-                <w:b/>
-                <w:bCs/>
-              </w:rPr>
-            </w:pPr>
-            <w:r>
-              <w:rPr>
-                <w:b/>
-                <w:bCs/>
-              </w:rPr>
-              <w:t>#</w:t>
-            </w:r>
-          </w:p>
-        </w:tc>
-        <w:tc>
-          <w:tcPr>
-            <w:tcW w:w="0" w:type="auto"/>
-            <w:vAlign w:val="center"/>
-            <w:hideMark/>
-          </w:tcPr>
-          <w:p>
-            <w:pPr>
-              <w:rPr>
-                <w:b/>
-                <w:bCs/>
-              </w:rPr>
-            </w:pPr>
-            <w:r>
-              <w:rPr>
-                <w:b/>
-                <w:bCs/>
-              </w:rPr>
-              <w:t>Question</w:t>
-            </w:r>
-          </w:p>
-        </w:tc>
-        <w:tc>
-          <w:tcPr>
-            <w:tcW w:w="0" w:type="auto"/>
-            <w:vAlign w:val="center"/>
-            <w:hideMark/>
-          </w:tcPr>
-          <w:p>
-            <w:pPr>
-              <w:rPr>
-                <w:b/>
-                <w:bCs/>
-              </w:rPr>
-            </w:pPr>
-            <w:r>
-              <w:rPr>
-                <w:b/>
-                <w:bCs/>
-              </w:rPr>
-              <w:t>Source</w:t>
-            </w:r>
-          </w:p>
-        </w:tc>
-        <w:tc>
-          <w:tcPr>
-            <w:tcW w:w="0" w:type="auto"/>
-            <w:vAlign w:val="center"/>
-            <w:hideMark/>
-          </w:tcPr>
-          <w:p>
-            <w:pPr>
-              <w:rPr>
-                <w:b/>
-                <w:bCs/>
-              </w:rPr>
-            </w:pPr>
-            <w:r>
-              <w:rPr>
-                <w:b/>
-                <w:bCs/>
-              </w:rPr>
-              <w:t>Difficulty</w:t>
-            </w:r>
-          </w:p>
-        </w:tc>
-      </w:tr>
-      <w:tr>
-        <w:trPr>
-          <w:tblCellSpacing w:w="15" w:type="dxa"/>
-        </w:trPr>
-        <w:tc>
-          <w:tcPr>
-            <w:tcW w:w="0" w:type="auto"/>
-            <w:vAlign w:val="center"/>
-            <w:hideMark/>
-          </w:tcPr>
-          <w:p>
-            <w:r>
-              <w:t>7</w:t>
-            </w:r>
-          </w:p>
-        </w:tc>
-        <w:tc>
-          <w:tcPr>
-            <w:tcW w:w="0" w:type="auto"/>
-            <w:vAlign w:val="center"/>
-            <w:hideMark/>
-          </w:tcPr>
-          <w:p>
-            <w:r>
-              <w:t xml:space="preserve">Serialize and </w:t>
-            </w:r>
-            <w:proofErr w:type="spellStart"/>
-            <w:r>
-              <w:t>Deserialize</w:t>
-            </w:r>
-            <w:proofErr w:type="spellEnd"/>
-            <w:r>
-              <w:t xml:space="preserve"> Binary Tree (297)</w:t>
-            </w:r>
-          </w:p>
-        </w:tc>
-        <w:tc>
-          <w:tcPr>
-            <w:tcW w:w="0" w:type="auto"/>
-            <w:vAlign w:val="center"/>
-            <w:hideMark/>
-          </w:tcPr>
-          <w:p>
-            <w:proofErr w:type="spellStart"/>
-            <w:r>
-              <w:t>LeetCode</w:t>
-            </w:r>
-            <w:proofErr w:type="spellEnd"/>
-          </w:p>
-        </w:tc>
-        <w:tc>
-          <w:tcPr>
-            <w:tcW w:w="0" w:type="auto"/>
-            <w:vAlign w:val="center"/>
-            <w:hideMark/>
-          </w:tcPr>
-          <w:p>
-            <w:r>
-              <w:rPr>
-                <w:rFonts w:ascii="Segoe UI Symbol" w:hAnsi="Segoe UI Symbol" w:cs="Segoe UI Symbol"/>
-              </w:rPr>
-              <w:t>🔴</w:t>
-            </w:r>
-            <w:r>
-              <w:t xml:space="preserve"> Hard</w:t>
-            </w:r>
-          </w:p>
-        </w:tc>
-      </w:tr>
-      <w:tr>
-        <w:trPr>
-          <w:tblCellSpacing w:w="15" w:type="dxa"/>
-        </w:trPr>
-        <w:tc>
-          <w:tcPr>
-            <w:tcW w:w="0" w:type="auto"/>
-            <w:vAlign w:val="center"/>
-            <w:hideMark/>
-          </w:tcPr>
-          <w:p>
-            <w:r>
-              <w:t>8</w:t>
-            </w:r>
-          </w:p>
-        </w:tc>
-        <w:tc>
-          <w:tcPr>
-            <w:tcW w:w="0" w:type="auto"/>
-            <w:vAlign w:val="center"/>
-            <w:hideMark/>
-          </w:tcPr>
-          <w:p>
-            <w:r>
-              <w:t xml:space="preserve">Serialize and </w:t>
-            </w:r>
-            <w:proofErr w:type="spellStart"/>
-            <w:r>
-              <w:t>Deserialize</w:t>
-            </w:r>
-            <w:proofErr w:type="spellEnd"/>
-            <w:r>
-              <w:t xml:space="preserve"> BST (449)</w:t>
-            </w:r>
-          </w:p>
-        </w:tc>
-        <w:tc>
-          <w:tcPr>
-            <w:tcW w:w="0" w:type="auto"/>
-            <w:vAlign w:val="center"/>
-            <w:hideMark/>
-          </w:tcPr>
-          <w:p>
-            <w:proofErr w:type="spellStart"/>
-            <w:r>
-              <w:t>LeetCode</w:t>
-            </w:r>
-            <w:proofErr w:type="spellEnd"/>
-          </w:p>
-        </w:tc>
-        <w:tc>
-          <w:tcPr>
-            <w:tcW w:w="0" w:type="auto"/>
-            <w:vAlign w:val="center"/>
-            <w:hideMark/>
-          </w:tcPr>
-          <w:p>
-            <w:r>
-              <w:rPr>
-                <w:rFonts w:ascii="Calibri" w:hAnsi="Calibri" w:cs="Calibri"/>
-              </w:rPr>
-              <w:t>🟡</w:t>
-            </w:r>
-            <w:r>
-              <w:t xml:space="preserve"> Medium</w:t>
-            </w:r>
-          </w:p>
-        </w:tc>
-      </w:tr>
-    </w:tbl>
-    <w:p>
-      <w:r>
-        <w:rPr>
-          <w:b/>
-          <w:bCs/>
-        </w:rPr>
-        <w:t>Core idea:</w:t>
-      </w:r>
-      <w:r>
-        <w:t xml:space="preserve"> Understand how traversal information uniquely identifies/reconstructs a tree and how trees can be represented as data.</w:t>
-      </w:r>
-    </w:p>
-    <w:p>
-      <w:r>
-        <w:pict w14:anchorId="3ECB85C1">
-          <v:rect id="_x0000_i1028" style="width:0;height:1.5pt" o:hralign="center" o:hrstd="t" o:hr="t" fillcolor="#a0a0a0" stroked="f"/>
-        </w:pict>
-      </w:r>
-    </w:p>
-    <w:p>
-      <w:pPr>
-        <w:rPr>
-          <w:b/>
-          <w:bCs/>
-        </w:rPr>
-      </w:pPr>
-      <w:r>
-        <w:rPr>
-          <w:b/>
-          <w:bCs/>
-        </w:rPr>
-        <w:t>Pattern 5 — LCA, Distance &amp; Advanced DFS</w:t>
-      </w:r>
-    </w:p>
-    <w:p>
-      <w:pPr>
-        <w:rPr>
-          <w:b/>
-          <w:bCs/>
-        </w:rPr>
-      </w:pPr>
-      <w:r>
-        <w:rPr>
-          <w:b/>
-          <w:bCs/>
-        </w:rPr>
-        <w:t>Lowest Common Ancestor</w:t>
-      </w:r>
-    </w:p>
-    <w:tbl>
-      <w:tblPr>
-        <w:tblW w:w="0" w:type="auto"/>
-        <w:tblCellSpacing w:w="15" w:type="dxa"/>
-        <w:tblCellMar>
-          <w:top w:w="15" w:type="dxa"/>
-          <w:left w:w="15" w:type="dxa"/>
-          <w:bottom w:w="15" w:type="dxa"/>
-          <w:right w:w="15" w:type="dxa"/>
-        </w:tblCellMar>
-        <w:tblLook w:val="04A0" w:firstRow="1" w:lastRow="0" w:firstColumn="1" w:lastColumn="0" w:noHBand="0" w:noVBand="1"/>
-      </w:tblPr>
-      <w:tblGrid>
-        <w:gridCol w:w="187"/>
-        <w:gridCol w:w="6100"/>
-        <w:gridCol w:w="904"/>
-        <w:gridCol w:w="992"/>
-      </w:tblGrid>
-      <w:tr>
-        <w:trPr>
-          <w:tblHeader/>
-          <w:tblCellSpacing w:w="15" w:type="dxa"/>
-        </w:trPr>
-        <w:tc>
-          <w:tcPr>
-            <w:tcW w:w="0" w:type="auto"/>
-            <w:vAlign w:val="center"/>
-            <w:hideMark/>
-          </w:tcPr>
-          <w:p>
-            <w:pPr>
-              <w:rPr>
-                <w:b/>
-                <w:bCs/>
-              </w:rPr>
-            </w:pPr>
-            <w:r>
-              <w:rPr>
-                <w:b/>
-                <w:bCs/>
-              </w:rPr>
-              <w:t>#</w:t>
-            </w:r>
-          </w:p>
-        </w:tc>
-        <w:tc>
-          <w:tcPr>
-            <w:tcW w:w="0" w:type="auto"/>
-            <w:vAlign w:val="center"/>
-            <w:hideMark/>
-          </w:tcPr>
-          <w:p>
-            <w:pPr>
-              <w:rPr>
-                <w:b/>
-                <w:bCs/>
-              </w:rPr>
-            </w:pPr>
-            <w:r>
-              <w:rPr>
-                <w:b/>
-                <w:bCs/>
-              </w:rPr>
-              <w:t>Question</w:t>
-            </w:r>
-          </w:p>
-        </w:tc>
-        <w:tc>
-          <w:tcPr>
-            <w:tcW w:w="0" w:type="auto"/>
-            <w:vAlign w:val="center"/>
-            <w:hideMark/>
-          </w:tcPr>
-          <w:p>
-            <w:pPr>
-              <w:rPr>
-                <w:b/>
-                <w:bCs/>
-              </w:rPr>
-            </w:pPr>
-            <w:r>
-              <w:rPr>
-                <w:b/>
-                <w:bCs/>
-              </w:rPr>
-              <w:t>Source</w:t>
-            </w:r>
-          </w:p>
-        </w:tc>
-        <w:tc>
-          <w:tcPr>
-            <w:tcW w:w="0" w:type="auto"/>
-            <w:vAlign w:val="center"/>
-            <w:hideMark/>
-          </w:tcPr>
-          <w:p>
-            <w:pPr>
-              <w:rPr>
-                <w:b/>
-                <w:bCs/>
-              </w:rPr>
-            </w:pPr>
-            <w:r>
-              <w:rPr>
-                <w:b/>
-                <w:bCs/>
-              </w:rPr>
-              <w:t>Difficulty</w:t>
-            </w:r>
-          </w:p>
-        </w:tc>
-      </w:tr>
-      <w:tr>
-        <w:trPr>
-          <w:tblCellSpacing w:w="15" w:type="dxa"/>
-        </w:trPr>
-        <w:tc>
-          <w:tcPr>
-            <w:tcW w:w="0" w:type="auto"/>
-            <w:vAlign w:val="center"/>
-            <w:hideMark/>
-          </w:tcPr>
-          <w:p>
-            <w:r>
-              <w:t>1</w:t>
-            </w:r>
-          </w:p>
-        </w:tc>
-        <w:tc>
-          <w:tcPr>
-            <w:tcW w:w="0" w:type="auto"/>
-            <w:vAlign w:val="center"/>
-            <w:hideMark/>
-          </w:tcPr>
-          <w:p>
-            <w:r>
-              <w:t>Lowest Common Ancestor of a BST (235)</w:t>
-            </w:r>
-          </w:p>
-        </w:tc>
-        <w:tc>
-          <w:tcPr>
-            <w:tcW w:w="0" w:type="auto"/>
-            <w:vAlign w:val="center"/>
-            <w:hideMark/>
-          </w:tcPr>
-          <w:p>
-            <w:proofErr w:type="spellStart"/>
-            <w:r>
-              <w:t>LeetCode</w:t>
-            </w:r>
-            <w:proofErr w:type="spellEnd"/>
-          </w:p>
-        </w:tc>
-        <w:tc>
-          <w:tcPr>
-            <w:tcW w:w="0" w:type="auto"/>
-            <w:vAlign w:val="center"/>
-            <w:hideMark/>
-          </w:tcPr>
-          <w:p>
-            <w:r>
-              <w:rPr>
-                <w:rFonts w:ascii="Calibri" w:hAnsi="Calibri" w:cs="Calibri"/>
-              </w:rPr>
-              <w:t>🟡</w:t>
-            </w:r>
-            <w:r>
-              <w:t xml:space="preserve"> Medium</w:t>
-            </w:r>
-          </w:p>
-        </w:tc>
-      </w:tr>
-      <w:tr>
-        <w:trPr>
-          <w:tblCellSpacing w:w="15" w:type="dxa"/>
-        </w:trPr>
-        <w:tc>
-          <w:tcPr>
-            <w:tcW w:w="0" w:type="auto"/>
-            <w:vAlign w:val="center"/>
-            <w:hideMark/>
-          </w:tcPr>
-          <w:p>
-            <w:r>
-              <w:t>2</w:t>
-            </w:r>
-          </w:p>
-        </w:tc>
-        <w:tc>
-          <w:tcPr>
-            <w:tcW w:w="0" w:type="auto"/>
-            <w:vAlign w:val="center"/>
-            <w:hideMark/>
-          </w:tcPr>
-          <w:p>
-            <w:r>
-              <w:t>Lowest Common Ancestor of a Binary Tree (236)</w:t>
-            </w:r>
-          </w:p>
-        </w:tc>
-        <w:tc>
-          <w:tcPr>
-            <w:tcW w:w="0" w:type="auto"/>
-            <w:vAlign w:val="center"/>
-            <w:hideMark/>
-          </w:tcPr>
-          <w:p>
-            <w:proofErr w:type="spellStart"/>
-            <w:r>
-              <w:t>LeetCode</w:t>
-            </w:r>
-            <w:proofErr w:type="spellEnd"/>
-          </w:p>
-        </w:tc>
-        <w:tc>
-          <w:tcPr>
-            <w:tcW w:w="0" w:type="auto"/>
-            <w:vAlign w:val="center"/>
-            <w:hideMark/>
-          </w:tcPr>
-          <w:p>
-            <w:r>
-              <w:rPr>
-                <w:rFonts w:ascii="Calibri" w:hAnsi="Calibri" w:cs="Calibri"/>
-              </w:rPr>
-              <w:t>🟡</w:t>
-            </w:r>
-            <w:r>
-              <w:t xml:space="preserve"> Medium</w:t>
-            </w:r>
-          </w:p>
-        </w:tc>
-      </w:tr>
-      <w:tr>
-        <w:trPr>
-          <w:tblCellSpacing w:w="15" w:type="dxa"/>
-        </w:trPr>
-        <w:tc>
-          <w:tcPr>
-            <w:tcW w:w="0" w:type="auto"/>
-            <w:vAlign w:val="center"/>
-            <w:hideMark/>
-          </w:tcPr>
-          <w:p>
-            <w:r>
-              <w:t>3</w:t>
-            </w:r>
-          </w:p>
-        </w:tc>
-        <w:tc>
-          <w:tcPr>
-            <w:tcW w:w="0" w:type="auto"/>
-            <w:vAlign w:val="center"/>
-            <w:hideMark/>
-          </w:tcPr>
-          <w:p>
-            <w:r>
-              <w:t>Step-By-Step Directions From a Binary Tree Node to Another (2096)</w:t>
-            </w:r>
-          </w:p>
-        </w:tc>
-        <w:tc>
-          <w:tcPr>
-            <w:tcW w:w="0" w:type="auto"/>
-            <w:vAlign w:val="center"/>
-            <w:hideMark/>
-          </w:tcPr>
-          <w:p>
-            <w:proofErr w:type="spellStart"/>
-            <w:r>
-              <w:t>LeetCode</w:t>
-            </w:r>
-            <w:proofErr w:type="spellEnd"/>
-          </w:p>
-        </w:tc>
-        <w:tc>
-          <w:tcPr>
-            <w:tcW w:w="0" w:type="auto"/>
-            <w:vAlign w:val="center"/>
-            <w:hideMark/>
-          </w:tcPr>
-          <w:p>
-            <w:r>
-              <w:rPr>
-                <w:rFonts w:ascii="Calibri" w:hAnsi="Calibri" w:cs="Calibri"/>
-              </w:rPr>
-              <w:t>🟡</w:t>
-            </w:r>
-            <w:r>
-              <w:t xml:space="preserve"> Medium</w:t>
-            </w:r>
-          </w:p>
-        </w:tc>
-      </w:tr>
-    </w:tbl>
-    <w:p>
-      <w:pPr>
-        <w:rPr>
-          <w:b/>
-          <w:bCs/>
-        </w:rPr>
-      </w:pPr>
-      <w:r>
-        <w:rPr>
-          <w:b/>
-          <w:bCs/>
-        </w:rPr>
-        <w:t>Advanced DFS</w:t>
-      </w:r>
-    </w:p>
-    <w:tbl>
-      <w:tblPr>
-        <w:tblW w:w="0" w:type="auto"/>
-        <w:tblCellSpacing w:w="15" w:type="dxa"/>
-        <w:tblCellMar>
-          <w:top w:w="15" w:type="dxa"/>
-          <w:left w:w="15" w:type="dxa"/>
-          <w:bottom w:w="15" w:type="dxa"/>
-          <w:right w:w="15" w:type="dxa"/>
-        </w:tblCellMar>
-        <w:tblLook w:val="04A0" w:firstRow="1" w:lastRow="0" w:firstColumn="1" w:lastColumn="0" w:noHBand="0" w:noVBand="1"/>
-      </w:tblPr>
-      <w:tblGrid>
-        <w:gridCol w:w="299"/>
-        <w:gridCol w:w="3694"/>
-        <w:gridCol w:w="904"/>
-        <w:gridCol w:w="992"/>
-      </w:tblGrid>
-      <w:tr>
-        <w:trPr>
-          <w:tblHeader/>
-          <w:tblCellSpacing w:w="15" w:type="dxa"/>
-        </w:trPr>
-        <w:tc>
-          <w:tcPr>
-            <w:tcW w:w="0" w:type="auto"/>
-            <w:vAlign w:val="center"/>
-            <w:hideMark/>
-          </w:tcPr>
-          <w:p>
-            <w:pPr>
-              <w:rPr>
-                <w:b/>
-                <w:bCs/>
-              </w:rPr>
-            </w:pPr>
-            <w:r>
-              <w:rPr>
-                <w:b/>
-                <w:bCs/>
-              </w:rPr>
-              <w:t>#</w:t>
-            </w:r>
-          </w:p>
-        </w:tc>
-        <w:tc>
-          <w:tcPr>
-            <w:tcW w:w="0" w:type="auto"/>
-            <w:vAlign w:val="center"/>
-            <w:hideMark/>
-          </w:tcPr>
-          <w:p>
-            <w:pPr>
-              <w:rPr>
-                <w:b/>
-                <w:bCs/>
-              </w:rPr>
-            </w:pPr>
-            <w:r>
-              <w:rPr>
-                <w:b/>
-                <w:bCs/>
-              </w:rPr>
-              <w:t>Question</w:t>
-            </w:r>
-          </w:p>
-        </w:tc>
-        <w:tc>
-          <w:tcPr>
-            <w:tcW w:w="0" w:type="auto"/>
-            <w:vAlign w:val="center"/>
-            <w:hideMark/>
-          </w:tcPr>
-          <w:p>
-            <w:pPr>
-              <w:rPr>
-                <w:b/>
-                <w:bCs/>
-              </w:rPr>
-            </w:pPr>
-            <w:r>
-              <w:rPr>
-                <w:b/>
-                <w:bCs/>
-              </w:rPr>
-              <w:t>Source</w:t>
-            </w:r>
-          </w:p>
-        </w:tc>
-        <w:tc>
-          <w:tcPr>
-            <w:tcW w:w="0" w:type="auto"/>
-            <w:vAlign w:val="center"/>
-            <w:hideMark/>
-          </w:tcPr>
-          <w:p>
-            <w:pPr>
-              <w:rPr>
-                <w:b/>
-                <w:bCs/>
-              </w:rPr>
-            </w:pPr>
-            <w:r>
-              <w:rPr>
-                <w:b/>
-                <w:bCs/>
-              </w:rPr>
-              <w:t>Difficulty</w:t>
-            </w:r>
-          </w:p>
-        </w:tc>
-      </w:tr>
-      <w:tr>
-        <w:trPr>
-          <w:tblCellSpacing w:w="15" w:type="dxa"/>
-        </w:trPr>
-        <w:tc>
-          <w:tcPr>
-            <w:tcW w:w="0" w:type="auto"/>
-            <w:vAlign w:val="center"/>
-            <w:hideMark/>
-          </w:tcPr>
-          <w:p>
-            <w:r>
-              <w:t>4</w:t>
-            </w:r>
-          </w:p>
-        </w:tc>
-        <w:tc>
-          <w:tcPr>
-            <w:tcW w:w="0" w:type="auto"/>
-            <w:vAlign w:val="center"/>
-            <w:hideMark/>
-          </w:tcPr>
-          <w:p>
-            <w:r>
-              <w:t>Diameter of Binary Tree (543)</w:t>
-            </w:r>
-          </w:p>
-        </w:tc>
-        <w:tc>
-          <w:tcPr>
-            <w:tcW w:w="0" w:type="auto"/>
-            <w:vAlign w:val="center"/>
-            <w:hideMark/>
-          </w:tcPr>
-          <w:p>
-            <w:proofErr w:type="spellStart"/>
-            <w:r>
-              <w:t>LeetCode</w:t>
-            </w:r>
-            <w:proofErr w:type="spellEnd"/>
-          </w:p>
-        </w:tc>
-        <w:tc>
-          <w:tcPr>
-            <w:tcW w:w="0" w:type="auto"/>
-            <w:vAlign w:val="center"/>
-            <w:hideMark/>
-          </w:tcPr>
-          <w:p>
-            <w:r>
-              <w:rPr>
-                <w:rFonts w:ascii="Calibri" w:hAnsi="Calibri" w:cs="Calibri"/>
-              </w:rPr>
-              <w:t>🟢</w:t>
-            </w:r>
-            <w:r>
-              <w:t xml:space="preserve"> Easy</w:t>
-            </w:r>
-          </w:p>
-        </w:tc>
-      </w:tr>
-      <w:tr>
-        <w:trPr>
-          <w:tblCellSpacing w:w="15" w:type="dxa"/>
-        </w:trPr>
-        <w:tc>
-          <w:tcPr>
-            <w:tcW w:w="0" w:type="auto"/>
-            <w:vAlign w:val="center"/>
-            <w:hideMark/>
-          </w:tcPr>
-          <w:p>
-            <w:r>
-              <w:t>5</w:t>
-            </w:r>
-          </w:p>
-        </w:tc>
-        <w:tc>
-          <w:tcPr>
-            <w:tcW w:w="0" w:type="auto"/>
-            <w:vAlign w:val="center"/>
-            <w:hideMark/>
-          </w:tcPr>
-          <w:p>
-            <w:r>
-              <w:t>Count Good Nodes in Binary Tree (1448)</w:t>
-            </w:r>
-          </w:p>
-        </w:tc>
-        <w:tc>
-          <w:tcPr>
-            <w:tcW w:w="0" w:type="auto"/>
-            <w:vAlign w:val="center"/>
-            <w:hideMark/>
-          </w:tcPr>
-          <w:p>
-            <w:proofErr w:type="spellStart"/>
-            <w:r>
-              <w:t>LeetCode</w:t>
-            </w:r>
-            <w:proofErr w:type="spellEnd"/>
-          </w:p>
-        </w:tc>
-        <w:tc>
-          <w:tcPr>
-            <w:tcW w:w="0" w:type="auto"/>
-            <w:vAlign w:val="center"/>
-            <w:hideMark/>
-          </w:tcPr>
-          <w:p>
-            <w:r>
-              <w:rPr>
-                <w:rFonts w:ascii="Calibri" w:hAnsi="Calibri" w:cs="Calibri"/>
-              </w:rPr>
-              <w:t>🟡</w:t>
-            </w:r>
-            <w:r>
-              <w:t xml:space="preserve"> Medium</w:t>
-            </w:r>
-          </w:p>
-        </w:tc>
-      </w:tr>
-      <w:tr>
-        <w:trPr>
-          <w:tblCellSpacing w:w="15" w:type="dxa"/>
-        </w:trPr>
-        <w:tc>
-          <w:tcPr>
-            <w:tcW w:w="0" w:type="auto"/>
-            <w:vAlign w:val="center"/>
-            <w:hideMark/>
-          </w:tcPr>
-          <w:p>
-            <w:r>
-              <w:t>6</w:t>
-            </w:r>
-          </w:p>
-        </w:tc>
-        <w:tc>
-          <w:tcPr>
-            <w:tcW w:w="0" w:type="auto"/>
-            <w:vAlign w:val="center"/>
-            <w:hideMark/>
-          </w:tcPr>
-          <w:p>
-            <w:r>
-              <w:t xml:space="preserve">Longest </w:t>
-            </w:r>
-            <w:proofErr w:type="spellStart"/>
-            <w:r>
-              <w:t>Univalue</w:t>
-            </w:r>
-            <w:proofErr w:type="spellEnd"/>
-            <w:r>
-              <w:t xml:space="preserve"> Path (687)</w:t>
-            </w:r>
-          </w:p>
-        </w:tc>
-        <w:tc>
-          <w:tcPr>
-            <w:tcW w:w="0" w:type="auto"/>
-            <w:vAlign w:val="center"/>
-            <w:hideMark/>
-          </w:tcPr>
-          <w:p>
-            <w:proofErr w:type="spellStart"/>
-            <w:r>
-              <w:t>LeetCode</w:t>
-            </w:r>
-            <w:proofErr w:type="spellEnd"/>
-          </w:p>
-        </w:tc>
-        <w:tc>
-          <w:tcPr>
-            <w:tcW w:w="0" w:type="auto"/>
-            <w:vAlign w:val="center"/>
-            <w:hideMark/>
-          </w:tcPr>
-          <w:p>
-            <w:r>
-              <w:rPr>
-                <w:rFonts w:ascii="Calibri" w:hAnsi="Calibri" w:cs="Calibri"/>
-              </w:rPr>
-              <w:t>🟡</w:t>
-            </w:r>
-            <w:r>
-              <w:t xml:space="preserve"> Medium</w:t>
-            </w:r>
-          </w:p>
-        </w:tc>
-      </w:tr>
-      <w:tr>
-        <w:trPr>
-          <w:tblCellSpacing w:w="15" w:type="dxa"/>
-        </w:trPr>
-        <w:tc>
-          <w:tcPr>
-            <w:tcW w:w="0" w:type="auto"/>
-            <w:vAlign w:val="center"/>
-            <w:hideMark/>
-          </w:tcPr>
-          <w:p>
-            <w:r>
-              <w:t>7</w:t>
-            </w:r>
-          </w:p>
-        </w:tc>
-        <w:tc>
-          <w:tcPr>
-            <w:tcW w:w="0" w:type="auto"/>
-            <w:vAlign w:val="center"/>
-            <w:hideMark/>
-          </w:tcPr>
-          <w:p>
-            <w:r>
-              <w:t>All Nodes Distance K in Binary Tree (863)</w:t>
-            </w:r>
-          </w:p>
-        </w:tc>
-        <w:tc>
-          <w:tcPr>
-            <w:tcW w:w="0" w:type="auto"/>
-            <w:vAlign w:val="center"/>
-            <w:hideMark/>
-          </w:tcPr>
-          <w:p>
-            <w:proofErr w:type="spellStart"/>
-            <w:r>
-              <w:t>LeetCode</w:t>
-            </w:r>
-            <w:proofErr w:type="spellEnd"/>
-          </w:p>
-        </w:tc>
-        <w:tc>
-          <w:tcPr>
-            <w:tcW w:w="0" w:type="auto"/>
-            <w:vAlign w:val="center"/>
-            <w:hideMark/>
-          </w:tcPr>
-          <w:p>
-            <w:r>
-              <w:rPr>
-                <w:rFonts w:ascii="Calibri" w:hAnsi="Calibri" w:cs="Calibri"/>
-              </w:rPr>
-              <w:t>🟡</w:t>
-            </w:r>
-            <w:r>
-              <w:t xml:space="preserve"> Medium</w:t>
-            </w:r>
-          </w:p>
-        </w:tc>
-      </w:tr>
-      <w:tr>
-        <w:trPr>
-          <w:tblCellSpacing w:w="15" w:type="dxa"/>
-        </w:trPr>
-        <w:tc>
-          <w:tcPr>
-            <w:tcW w:w="0" w:type="auto"/>
-            <w:vAlign w:val="center"/>
-            <w:hideMark/>
-          </w:tcPr>
-          <w:p>
-            <w:r>
-              <w:t>8</w:t>
-            </w:r>
-          </w:p>
-        </w:tc>
-        <w:tc>
-          <w:tcPr>
-            <w:tcW w:w="0" w:type="auto"/>
-            <w:vAlign w:val="center"/>
-            <w:hideMark/>
-          </w:tcPr>
-          <w:p>
-            <w:r>
-              <w:t>Count Complete Tree Nodes (222)</w:t>
-            </w:r>
-          </w:p>
-        </w:tc>
-        <w:tc>
-          <w:tcPr>
-            <w:tcW w:w="0" w:type="auto"/>
-            <w:vAlign w:val="center"/>
-            <w:hideMark/>
-          </w:tcPr>
-          <w:p>
-            <w:proofErr w:type="spellStart"/>
-            <w:r>
-              <w:t>LeetCode</w:t>
-            </w:r>
-            <w:proofErr w:type="spellEnd"/>
-          </w:p>
-        </w:tc>
-        <w:tc>
-          <w:tcPr>
-            <w:tcW w:w="0" w:type="auto"/>
-            <w:vAlign w:val="center"/>
-            <w:hideMark/>
-          </w:tcPr>
-          <w:p>
-            <w:r>
-              <w:rPr>
-                <w:rFonts w:ascii="Calibri" w:hAnsi="Calibri" w:cs="Calibri"/>
-              </w:rPr>
-              <w:t>🟡</w:t>
-            </w:r>
-            <w:r>
-              <w:t xml:space="preserve"> Medium</w:t>
-            </w:r>
-          </w:p>
-        </w:tc>
-      </w:tr>
-      <w:tr>
-        <w:trPr>
-          <w:tblCellSpacing w:w="15" w:type="dxa"/>
-        </w:trPr>
-        <w:tc>
-          <w:tcPr>
-            <w:tcW w:w="0" w:type="auto"/>
-            <w:vAlign w:val="center"/>
-            <w:hideMark/>
-          </w:tcPr>
-          <w:p>
-            <w:r>
-              <w:t>9</w:t>
-            </w:r>
-          </w:p>
-        </w:tc>
-        <w:tc>
-          <w:tcPr>
-            <w:tcW w:w="0" w:type="auto"/>
-            <w:vAlign w:val="center"/>
-            <w:hideMark/>
-          </w:tcPr>
-          <w:p>
-            <w:r>
-              <w:t>Maximum Width of Binary Tree (662)</w:t>
-            </w:r>
-          </w:p>
-        </w:tc>
-        <w:tc>
-          <w:tcPr>
-            <w:tcW w:w="0" w:type="auto"/>
-            <w:vAlign w:val="center"/>
-            <w:hideMark/>
-          </w:tcPr>
-          <w:p>
-            <w:proofErr w:type="spellStart"/>
-            <w:r>
-              <w:t>LeetCode</w:t>
-            </w:r>
-            <w:proofErr w:type="spellEnd"/>
-          </w:p>
-        </w:tc>
-        <w:tc>
-          <w:tcPr>
-            <w:tcW w:w="0" w:type="auto"/>
-            <w:vAlign w:val="center"/>
-            <w:hideMark/>
-          </w:tcPr>
-          <w:p>
-            <w:r>
-              <w:rPr>
-                <w:rFonts w:ascii="Calibri" w:hAnsi="Calibri" w:cs="Calibri"/>
-              </w:rPr>
-              <w:t>🟡</w:t>
-            </w:r>
-            <w:r>
-              <w:t xml:space="preserve"> Medium</w:t>
-            </w:r>
-          </w:p>
-        </w:tc>
-      </w:tr>
-      <w:tr>
-        <w:trPr>
-          <w:tblCellSpacing w:w="15" w:type="dxa"/>
-        </w:trPr>
-        <w:tc>
-          <w:tcPr>
-            <w:tcW w:w="0" w:type="auto"/>
-            <w:vAlign w:val="center"/>
-            <w:hideMark/>
-          </w:tcPr>
-          <w:p>
-            <w:r>
-              <w:lastRenderedPageBreak/>
-              <w:t>10</w:t>
-            </w:r>
-          </w:p>
-        </w:tc>
-        <w:tc>
-          <w:tcPr>
-            <w:tcW w:w="0" w:type="auto"/>
-            <w:vAlign w:val="center"/>
-            <w:hideMark/>
-          </w:tcPr>
-          <w:p>
-            <w:r>
-              <w:t>Find Duplicate Subtrees (652)</w:t>
-            </w:r>
-          </w:p>
-        </w:tc>
-        <w:tc>
-          <w:tcPr>
-            <w:tcW w:w="0" w:type="auto"/>
-            <w:vAlign w:val="center"/>
-            <w:hideMark/>
-          </w:tcPr>
-          <w:p>
-            <w:proofErr w:type="spellStart"/>
-            <w:r>
-              <w:t>LeetCode</w:t>
-            </w:r>
-            <w:proofErr w:type="spellEnd"/>
-          </w:p>
-        </w:tc>
-        <w:tc>
-          <w:tcPr>
-            <w:tcW w:w="0" w:type="auto"/>
-            <w:vAlign w:val="center"/>
-            <w:hideMark/>
-          </w:tcPr>
-          <w:p>
-            <w:r>
-              <w:rPr>
-                <w:rFonts w:ascii="Calibri" w:hAnsi="Calibri" w:cs="Calibri"/>
-              </w:rPr>
-              <w:t>🟡</w:t>
-            </w:r>
-            <w:r>
-              <w:t xml:space="preserve"> Medium</w:t>
-            </w:r>
-          </w:p>
-        </w:tc>
-      </w:tr>
-    </w:tbl>
-    <w:p>
-      <w:r>
-        <w:rPr>
-          <w:b/>
-          <w:bCs/>
-        </w:rPr>
-        <w:t>Core idea:</w:t>
-      </w:r>
-      <w:r>
-        <w:t xml:space="preserve"> Combine DFS with parent relationships, subtree information, and more complex state.</w:t>
-      </w:r>
-    </w:p>
-    <w:p>
-      <w:r>
-        <w:pict w14:anchorId="20D717B4">
-          <v:rect id="_x0000_i1029" style="width:0;height:1.5pt" o:hralign="center" o:hrstd="t" o:hr="t" fillcolor="#a0a0a0" stroked="f"/>
-        </w:pict>
-      </w:r>
-    </w:p>
-    <w:p>
-      <w:pPr>
-        <w:rPr>
-          <w:b/>
-          <w:bCs/>
-        </w:rPr>
-      </w:pPr>
-      <w:r>
-        <w:rPr>
-          <w:b/>
-          <w:bCs/>
-        </w:rPr>
-        <w:t>Pattern 6 — Tree DP &amp; Tree Modification</w:t>
-      </w:r>
-    </w:p>
-    <w:p>
-      <w:pPr>
-        <w:rPr>
-          <w:b/>
-          <w:bCs/>
-        </w:rPr>
-      </w:pPr>
-      <w:r>
-        <w:rPr>
-          <w:b/>
-          <w:bCs/>
-        </w:rPr>
-        <w:t>Tree DP</w:t>
-      </w:r>
-    </w:p>
-    <w:tbl>
-      <w:tblPr>
-        <w:tblW w:w="0" w:type="auto"/>
-        <w:tblCellSpacing w:w="15" w:type="dxa"/>
-        <w:tblCellMar>
-          <w:top w:w="15" w:type="dxa"/>
-          <w:left w:w="15" w:type="dxa"/>
-          <w:bottom w:w="15" w:type="dxa"/>
-          <w:right w:w="15" w:type="dxa"/>
-        </w:tblCellMar>
-        <w:tblLook w:val="04A0" w:firstRow="1" w:lastRow="0" w:firstColumn="1" w:lastColumn="0" w:noHBand="0" w:noVBand="1"/>
-      </w:tblPr>
-      <w:tblGrid>
-        <w:gridCol w:w="187"/>
-        <w:gridCol w:w="3454"/>
-        <w:gridCol w:w="904"/>
-        <w:gridCol w:w="992"/>
-      </w:tblGrid>
-      <w:tr>
-        <w:trPr>
-          <w:tblHeader/>
-          <w:tblCellSpacing w:w="15" w:type="dxa"/>
-        </w:trPr>
-        <w:tc>
-          <w:tcPr>
-            <w:tcW w:w="0" w:type="auto"/>
-            <w:vAlign w:val="center"/>
-            <w:hideMark/>
-          </w:tcPr>
-          <w:p>
-            <w:pPr>
-              <w:rPr>
-                <w:b/>
-                <w:bCs/>
-              </w:rPr>
-            </w:pPr>
-            <w:r>
-              <w:rPr>
-                <w:b/>
-                <w:bCs/>
-              </w:rPr>
-              <w:t>#</w:t>
-            </w:r>
-          </w:p>
-        </w:tc>
-        <w:tc>
-          <w:tcPr>
-            <w:tcW w:w="0" w:type="auto"/>
-            <w:vAlign w:val="center"/>
-            <w:hideMark/>
-          </w:tcPr>
-          <w:p>
-            <w:pPr>
-              <w:rPr>
-                <w:b/>
-                <w:bCs/>
-              </w:rPr>
-            </w:pPr>
-            <w:r>
-              <w:rPr>
-                <w:b/>
-                <w:bCs/>
-              </w:rPr>
-              <w:t>Question</w:t>
-            </w:r>
-          </w:p>
-        </w:tc>
-        <w:tc>
-          <w:tcPr>
-            <w:tcW w:w="0" w:type="auto"/>
-            <w:vAlign w:val="center"/>
-            <w:hideMark/>
-          </w:tcPr>
-          <w:p>
-            <w:pPr>
-              <w:rPr>
-                <w:b/>
-                <w:bCs/>
-              </w:rPr>
-            </w:pPr>
-            <w:r>
-              <w:rPr>
-                <w:b/>
-                <w:bCs/>
-              </w:rPr>
-              <w:t>Source</w:t>
-            </w:r>
-          </w:p>
-        </w:tc>
-        <w:tc>
-          <w:tcPr>
-            <w:tcW w:w="0" w:type="auto"/>
-            <w:vAlign w:val="center"/>
-            <w:hideMark/>
-          </w:tcPr>
-          <w:p>
-            <w:pPr>
-              <w:rPr>
-                <w:b/>
-                <w:bCs/>
-              </w:rPr>
-            </w:pPr>
-            <w:r>
-              <w:rPr>
-                <w:b/>
-                <w:bCs/>
-              </w:rPr>
-              <w:t>Difficulty</w:t>
-            </w:r>
-          </w:p>
-        </w:tc>
-      </w:tr>
-      <w:tr>
-        <w:trPr>
-          <w:tblCellSpacing w:w="15" w:type="dxa"/>
-        </w:trPr>
-        <w:tc>
-          <w:tcPr>
-            <w:tcW w:w="0" w:type="auto"/>
-            <w:vAlign w:val="center"/>
-            <w:hideMark/>
-          </w:tcPr>
-          <w:p>
-            <w:r>
-              <w:t>1</w:t>
-            </w:r>
-          </w:p>
-        </w:tc>
-        <w:tc>
-          <w:tcPr>
-            <w:tcW w:w="0" w:type="auto"/>
-            <w:vAlign w:val="center"/>
-            <w:hideMark/>
-          </w:tcPr>
-          <w:p>
-            <w:r>
-              <w:t>Binary Tree Maximum Path Sum (124)</w:t>
-            </w:r>
-          </w:p>
-        </w:tc>
-        <w:tc>
-          <w:tcPr>
-            <w:tcW w:w="0" w:type="auto"/>
-            <w:vAlign w:val="center"/>
-            <w:hideMark/>
-          </w:tcPr>
-          <w:p>
-            <w:proofErr w:type="spellStart"/>
-            <w:r>
-              <w:t>LeetCode</w:t>
-            </w:r>
-            <w:proofErr w:type="spellEnd"/>
-          </w:p>
-        </w:tc>
-        <w:tc>
-          <w:tcPr>
-            <w:tcW w:w="0" w:type="auto"/>
-            <w:vAlign w:val="center"/>
-            <w:hideMark/>
-          </w:tcPr>
-          <w:p>
-            <w:r>
-              <w:rPr>
-                <w:rFonts w:ascii="Segoe UI Symbol" w:hAnsi="Segoe UI Symbol" w:cs="Segoe UI Symbol"/>
-              </w:rPr>
-              <w:t>🔴</w:t>
-            </w:r>
-            <w:r>
-              <w:t xml:space="preserve"> Hard</w:t>
-            </w:r>
-          </w:p>
-        </w:tc>
-      </w:tr>
-      <w:tr>
-        <w:trPr>
-          <w:tblCellSpacing w:w="15" w:type="dxa"/>
-        </w:trPr>
-        <w:tc>
-          <w:tcPr>
-            <w:tcW w:w="0" w:type="auto"/>
-            <w:vAlign w:val="center"/>
-            <w:hideMark/>
-          </w:tcPr>
-          <w:p>
-            <w:r>
-              <w:t>2</w:t>
-            </w:r>
-          </w:p>
-        </w:tc>
-        <w:tc>
-          <w:tcPr>
-            <w:tcW w:w="0" w:type="auto"/>
-            <w:vAlign w:val="center"/>
-            <w:hideMark/>
-          </w:tcPr>
-          <w:p>
-            <w:r>
-              <w:t>House Robber III (337)</w:t>
-            </w:r>
-          </w:p>
-        </w:tc>
-        <w:tc>
-          <w:tcPr>
-            <w:tcW w:w="0" w:type="auto"/>
-            <w:vAlign w:val="center"/>
-            <w:hideMark/>
-          </w:tcPr>
-          <w:p>
-            <w:proofErr w:type="spellStart"/>
-            <w:r>
-              <w:t>LeetCode</w:t>
-            </w:r>
-            <w:proofErr w:type="spellEnd"/>
-          </w:p>
-        </w:tc>
-        <w:tc>
-          <w:tcPr>
-            <w:tcW w:w="0" w:type="auto"/>
-            <w:vAlign w:val="center"/>
-            <w:hideMark/>
-          </w:tcPr>
-          <w:p>
-            <w:r>
-              <w:rPr>
-                <w:rFonts w:ascii="Calibri" w:hAnsi="Calibri" w:cs="Calibri"/>
-              </w:rPr>
-              <w:t>🟡</w:t>
-            </w:r>
-            <w:r>
-              <w:t xml:space="preserve"> Medium</w:t>
-            </w:r>
-          </w:p>
-        </w:tc>
-      </w:tr>
-      <w:tr>
-        <w:trPr>
-          <w:tblCellSpacing w:w="15" w:type="dxa"/>
-        </w:trPr>
-        <w:tc>
-          <w:tcPr>
-            <w:tcW w:w="0" w:type="auto"/>
-            <w:vAlign w:val="center"/>
-            <w:hideMark/>
-          </w:tcPr>
-          <w:p>
-            <w:r>
-              <w:t>3</w:t>
-            </w:r>
-          </w:p>
-        </w:tc>
-        <w:tc>
-          <w:tcPr>
-            <w:tcW w:w="0" w:type="auto"/>
-            <w:vAlign w:val="center"/>
-            <w:hideMark/>
-          </w:tcPr>
-          <w:p>
-            <w:r>
-              <w:t>Binary Tree Cameras (968)</w:t>
-            </w:r>
-          </w:p>
-        </w:tc>
-        <w:tc>
-          <w:tcPr>
-            <w:tcW w:w="0" w:type="auto"/>
-            <w:vAlign w:val="center"/>
-            <w:hideMark/>
-          </w:tcPr>
-          <w:p>
-            <w:proofErr w:type="spellStart"/>
-            <w:r>
-              <w:t>LeetCode</w:t>
-            </w:r>
-            <w:proofErr w:type="spellEnd"/>
-          </w:p>
-        </w:tc>
-        <w:tc>
-          <w:tcPr>
-            <w:tcW w:w="0" w:type="auto"/>
-            <w:vAlign w:val="center"/>
-            <w:hideMark/>
-          </w:tcPr>
-          <w:p>
-            <w:r>
-              <w:rPr>
-                <w:rFonts w:ascii="Segoe UI Symbol" w:hAnsi="Segoe UI Symbol" w:cs="Segoe UI Symbol"/>
-              </w:rPr>
-              <w:t>🔴</w:t>
-            </w:r>
-            <w:r>
-              <w:t xml:space="preserve"> Hard</w:t>
-            </w:r>
-          </w:p>
-        </w:tc>
-      </w:tr>
-      <w:tr>
-        <w:trPr>
-          <w:tblCellSpacing w:w="15" w:type="dxa"/>
-        </w:trPr>
-        <w:tc>
-          <w:tcPr>
-            <w:tcW w:w="0" w:type="auto"/>
-            <w:vAlign w:val="center"/>
-            <w:hideMark/>
-          </w:tcPr>
-          <w:p>
-            <w:r>
-              <w:t>4</w:t>
-            </w:r>
-          </w:p>
-        </w:tc>
-        <w:tc>
-          <w:tcPr>
-            <w:tcW w:w="0" w:type="auto"/>
-            <w:vAlign w:val="center"/>
-            <w:hideMark/>
-          </w:tcPr>
-          <w:p>
-            <w:r>
-              <w:t>Distribute Coins in Binary Tree (979)</w:t>
-            </w:r>
-          </w:p>
-        </w:tc>
-        <w:tc>
-          <w:tcPr>
-            <w:tcW w:w="0" w:type="auto"/>
-            <w:vAlign w:val="center"/>
-            <w:hideMark/>
-          </w:tcPr>
-          <w:p>
-            <w:proofErr w:type="spellStart"/>
-            <w:r>
-              <w:t>LeetCode</w:t>
-            </w:r>
-            <w:proofErr w:type="spellEnd"/>
-          </w:p>
-        </w:tc>
-        <w:tc>
-          <w:tcPr>
-            <w:tcW w:w="0" w:type="auto"/>
-            <w:vAlign w:val="center"/>
-            <w:hideMark/>
-          </w:tcPr>
-          <w:p>
-            <w:r>
-              <w:rPr>
-                <w:rFonts w:ascii="Calibri" w:hAnsi="Calibri" w:cs="Calibri"/>
-              </w:rPr>
-              <w:t>🟡</w:t>
-            </w:r>
-            <w:r>
-              <w:t xml:space="preserve"> Medium</w:t>
-            </w:r>
-          </w:p>
-        </w:tc>
-      </w:tr>
-    </w:tbl>
-    <w:p>
-      <w:pPr>
-        <w:rPr>
-          <w:b/>
-          <w:bCs/>
-        </w:rPr>
-      </w:pPr>
-      <w:r>
-        <w:rPr>
-          <w:b/>
-          <w:bCs/>
-        </w:rPr>
-        <w:t>Tree DFS / DP</w:t>
-      </w:r>
-    </w:p>
-    <w:tbl>
-      <w:tblPr>
-        <w:tblW w:w="0" w:type="auto"/>
-        <w:tblCellSpacing w:w="15" w:type="dxa"/>
-        <w:tblCellMar>
-          <w:top w:w="15" w:type="dxa"/>
-          <w:left w:w="15" w:type="dxa"/>
-          <w:bottom w:w="15" w:type="dxa"/>
-          <w:right w:w="15" w:type="dxa"/>
-        </w:tblCellMar>
-        <w:tblLook w:val="04A0" w:firstRow="1" w:lastRow="0" w:firstColumn="1" w:lastColumn="0" w:noHBand="0" w:noVBand="1"/>
-      </w:tblPr>
-      <w:tblGrid>
-        <w:gridCol w:w="187"/>
-        <w:gridCol w:w="2061"/>
-        <w:gridCol w:w="904"/>
-        <w:gridCol w:w="992"/>
-      </w:tblGrid>
-      <w:tr>
-        <w:trPr>
-          <w:tblHeader/>
-          <w:tblCellSpacing w:w="15" w:type="dxa"/>
-        </w:trPr>
-        <w:tc>
-          <w:tcPr>
-            <w:tcW w:w="0" w:type="auto"/>
-            <w:vAlign w:val="center"/>
-            <w:hideMark/>
-          </w:tcPr>
-          <w:p>
-            <w:pPr>
-              <w:rPr>
-                <w:b/>
-                <w:bCs/>
-              </w:rPr>
-            </w:pPr>
-            <w:r>
-              <w:rPr>
-                <w:b/>
-                <w:bCs/>
-              </w:rPr>
-              <w:t>#</w:t>
-            </w:r>
-          </w:p>
-        </w:tc>
-        <w:tc>
-          <w:tcPr>
-            <w:tcW w:w="0" w:type="auto"/>
-            <w:vAlign w:val="center"/>
-            <w:hideMark/>
-          </w:tcPr>
-          <w:p>
-            <w:pPr>
-              <w:rPr>
-                <w:b/>
-                <w:bCs/>
-              </w:rPr>
-            </w:pPr>
-            <w:r>
-              <w:rPr>
-                <w:b/>
-                <w:bCs/>
-              </w:rPr>
-              <w:t>Question</w:t>
-            </w:r>
-          </w:p>
-        </w:tc>
-        <w:tc>
-          <w:tcPr>
-            <w:tcW w:w="0" w:type="auto"/>
-            <w:vAlign w:val="center"/>
-            <w:hideMark/>
-          </w:tcPr>
-          <w:p>
-            <w:pPr>
-              <w:rPr>
-                <w:b/>
-                <w:bCs/>
-              </w:rPr>
-            </w:pPr>
-            <w:r>
-              <w:rPr>
-                <w:b/>
-                <w:bCs/>
-              </w:rPr>
-              <w:t>Source</w:t>
-            </w:r>
-          </w:p>
-        </w:tc>
-        <w:tc>
-          <w:tcPr>
-            <w:tcW w:w="0" w:type="auto"/>
-            <w:vAlign w:val="center"/>
-            <w:hideMark/>
-          </w:tcPr>
-          <w:p>
-            <w:pPr>
-              <w:rPr>
-                <w:b/>
-                <w:bCs/>
-              </w:rPr>
-            </w:pPr>
-            <w:r>
-              <w:rPr>
-                <w:b/>
-                <w:bCs/>
-              </w:rPr>
-              <w:t>Difficulty</w:t>
-            </w:r>
-          </w:p>
-        </w:tc>
-      </w:tr>
-      <w:tr>
-        <w:trPr>
-          <w:tblCellSpacing w:w="15" w:type="dxa"/>
-        </w:trPr>
-        <w:tc>
-          <w:tcPr>
-            <w:tcW w:w="0" w:type="auto"/>
-            <w:vAlign w:val="center"/>
-            <w:hideMark/>
-          </w:tcPr>
-          <w:p>
-            <w:r>
-              <w:t>5</w:t>
-            </w:r>
-          </w:p>
-        </w:tc>
-        <w:tc>
-          <w:tcPr>
-            <w:tcW w:w="0" w:type="auto"/>
-            <w:vAlign w:val="center"/>
-            <w:hideMark/>
-          </w:tcPr>
-          <w:p>
-            <w:r>
-              <w:t>House Robber III (337)</w:t>
-            </w:r>
-          </w:p>
-        </w:tc>
-        <w:tc>
-          <w:tcPr>
-            <w:tcW w:w="0" w:type="auto"/>
-            <w:vAlign w:val="center"/>
-            <w:hideMark/>
-          </w:tcPr>
-          <w:p>
-            <w:proofErr w:type="spellStart"/>
-            <w:r>
-              <w:t>LeetCode</w:t>
-            </w:r>
-            <w:proofErr w:type="spellEnd"/>
-          </w:p>
-        </w:tc>
-        <w:tc>
-          <w:tcPr>
-            <w:tcW w:w="0" w:type="auto"/>
-            <w:vAlign w:val="center"/>
-            <w:hideMark/>
-          </w:tcPr>
-          <w:p>
-            <w:r>
-              <w:rPr>
-                <w:rFonts w:ascii="Calibri" w:hAnsi="Calibri" w:cs="Calibri"/>
-              </w:rPr>
-              <w:t>🟡</w:t>
-            </w:r>
-            <w:r>
-              <w:t xml:space="preserve"> Medium</w:t>
-            </w:r>
-          </w:p>
-        </w:tc>
-      </w:tr>
-    </w:tbl>
-    <w:p>
-      <w:pPr>
-        <w:rPr>
-          <w:b/>
-          <w:bCs/>
-        </w:rPr>
-      </w:pPr>
-      <w:r>
-        <w:rPr>
-          <w:b/>
-          <w:bCs/>
-        </w:rPr>
-        <w:t>Tree Modification</w:t>
-      </w:r>
-    </w:p>
-    <w:tbl>
-      <w:tblPr>
-        <w:tblW w:w="0" w:type="auto"/>
-        <w:tblCellSpacing w:w="15" w:type="dxa"/>
-        <w:tblCellMar>
-          <w:top w:w="15" w:type="dxa"/>
-          <w:left w:w="15" w:type="dxa"/>
-          <w:bottom w:w="15" w:type="dxa"/>
-          <w:right w:w="15" w:type="dxa"/>
-        </w:tblCellMar>
-        <w:tblLook w:val="04A0" w:firstRow="1" w:lastRow="0" w:firstColumn="1" w:lastColumn="0" w:noHBand="0" w:noVBand="1"/>
-      </w:tblPr>
-      <w:tblGrid>
-        <w:gridCol w:w="187"/>
-        <w:gridCol w:w="4532"/>
-        <w:gridCol w:w="904"/>
-        <w:gridCol w:w="992"/>
-      </w:tblGrid>
-      <w:tr>
-        <w:trPr>
-          <w:tblHeader/>
-          <w:tblCellSpacing w:w="15" w:type="dxa"/>
-        </w:trPr>
-        <w:tc>
-          <w:tcPr>
-            <w:tcW w:w="0" w:type="auto"/>
-            <w:vAlign w:val="center"/>
-            <w:hideMark/>
-          </w:tcPr>
-          <w:p>
-            <w:pPr>
-              <w:rPr>
-                <w:b/>
-                <w:bCs/>
-              </w:rPr>
-            </w:pPr>
-            <w:r>
-              <w:rPr>
-                <w:b/>
-                <w:bCs/>
-              </w:rPr>
-              <w:t>#</w:t>
-            </w:r>
-          </w:p>
-        </w:tc>
-        <w:tc>
-          <w:tcPr>
-            <w:tcW w:w="0" w:type="auto"/>
-            <w:vAlign w:val="center"/>
-            <w:hideMark/>
-          </w:tcPr>
-          <w:p>
-            <w:pPr>
-              <w:rPr>
-                <w:b/>
-                <w:bCs/>
-              </w:rPr>
-            </w:pPr>
-            <w:r>
-              <w:rPr>
-                <w:b/>
-                <w:bCs/>
-              </w:rPr>
-              <w:t>Question</w:t>
-            </w:r>
-          </w:p>
-        </w:tc>
-        <w:tc>
-          <w:tcPr>
-            <w:tcW w:w="0" w:type="auto"/>
-            <w:vAlign w:val="center"/>
-            <w:hideMark/>
-          </w:tcPr>
-          <w:p>
-            <w:pPr>
-              <w:rPr>
-                <w:b/>
-                <w:bCs/>
-              </w:rPr>
-            </w:pPr>
-            <w:r>
-              <w:rPr>
-                <w:b/>
-                <w:bCs/>
-              </w:rPr>
-              <w:t>Source</w:t>
-            </w:r>
-          </w:p>
-        </w:tc>
-        <w:tc>
-          <w:tcPr>
-            <w:tcW w:w="0" w:type="auto"/>
-            <w:vAlign w:val="center"/>
-            <w:hideMark/>
-          </w:tcPr>
-          <w:p>
-            <w:pPr>
-              <w:rPr>
-                <w:b/>
-                <w:bCs/>
-              </w:rPr>
-            </w:pPr>
-            <w:r>
-              <w:rPr>
-                <w:b/>
-                <w:bCs/>
-              </w:rPr>
-              <w:t>Difficulty</w:t>
-            </w:r>
-          </w:p>
-        </w:tc>
-      </w:tr>
-      <w:tr>
-        <w:trPr>
-          <w:tblCellSpacing w:w="15" w:type="dxa"/>
-        </w:trPr>
-        <w:tc>
-          <w:tcPr>
-            <w:tcW w:w="0" w:type="auto"/>
-            <w:vAlign w:val="center"/>
-            <w:hideMark/>
-          </w:tcPr>
-          <w:p>
-            <w:r>
-              <w:t>6</w:t>
-            </w:r>
-          </w:p>
-        </w:tc>
-        <w:tc>
-          <w:tcPr>
-            <w:tcW w:w="0" w:type="auto"/>
-            <w:vAlign w:val="center"/>
-            <w:hideMark/>
-          </w:tcPr>
-          <w:p>
-            <w:r>
-              <w:t>Flatten Binary Tree to Linked List (114)</w:t>
-            </w:r>
-          </w:p>
-        </w:tc>
-        <w:tc>
-          <w:tcPr>
-            <w:tcW w:w="0" w:type="auto"/>
-            <w:vAlign w:val="center"/>
-            <w:hideMark/>
-          </w:tcPr>
-          <w:p>
-            <w:proofErr w:type="spellStart"/>
-            <w:r>
-              <w:t>LeetCode</w:t>
-            </w:r>
-            <w:proofErr w:type="spellEnd"/>
-          </w:p>
-        </w:tc>
-        <w:tc>
-          <w:tcPr>
-            <w:tcW w:w="0" w:type="auto"/>
-            <w:vAlign w:val="center"/>
-            <w:hideMark/>
-          </w:tcPr>
-          <w:p>
-            <w:r>
-              <w:rPr>
-                <w:rFonts w:ascii="Calibri" w:hAnsi="Calibri" w:cs="Calibri"/>
-              </w:rPr>
-              <w:t>🟡</w:t>
-            </w:r>
-            <w:r>
-              <w:t xml:space="preserve"> Medium</w:t>
-            </w:r>
-          </w:p>
-        </w:tc>
-      </w:tr>
-      <w:tr>
-        <w:trPr>
-          <w:tblCellSpacing w:w="15" w:type="dxa"/>
-        </w:trPr>
-        <w:tc>
-          <w:tcPr>
-            <w:tcW w:w="0" w:type="auto"/>
-            <w:vAlign w:val="center"/>
-            <w:hideMark/>
-          </w:tcPr>
-          <w:p>
-            <w:r>
-              <w:t>7</w:t>
-            </w:r>
-          </w:p>
-        </w:tc>
-        <w:tc>
-          <w:tcPr>
-            <w:tcW w:w="0" w:type="auto"/>
-            <w:vAlign w:val="center"/>
-            <w:hideMark/>
-          </w:tcPr>
-          <w:p>
-            <w:r>
-              <w:t>Populating Next Right Pointers in Each Node (116)</w:t>
-            </w:r>
-          </w:p>
-        </w:tc>
-        <w:tc>
-          <w:tcPr>
-            <w:tcW w:w="0" w:type="auto"/>
-            <w:vAlign w:val="center"/>
-            <w:hideMark/>
-          </w:tcPr>
-          <w:p>
-            <w:proofErr w:type="spellStart"/>
-            <w:r>
-              <w:t>LeetCode</w:t>
-            </w:r>
-            <w:proofErr w:type="spellEnd"/>
-          </w:p>
-        </w:tc>
-        <w:tc>
-          <w:tcPr>
-            <w:tcW w:w="0" w:type="auto"/>
-            <w:vAlign w:val="center"/>
-            <w:hideMark/>
-          </w:tcPr>
-          <w:p>
-            <w:r>
-              <w:rPr>
-                <w:rFonts w:ascii="Calibri" w:hAnsi="Calibri" w:cs="Calibri"/>
-              </w:rPr>
-              <w:t>🟡</w:t>
-            </w:r>
-            <w:r>
-              <w:t xml:space="preserve"> Medium</w:t>
-            </w:r>
-          </w:p>
-        </w:tc>
-      </w:tr>
-      <w:tr>
-        <w:trPr>
-          <w:tblCellSpacing w:w="15" w:type="dxa"/>
-        </w:trPr>
-        <w:tc>
-          <w:tcPr>
-            <w:tcW w:w="0" w:type="auto"/>
-            <w:vAlign w:val="center"/>
-            <w:hideMark/>
-          </w:tcPr>
-          <w:p>
-            <w:r>
-              <w:t>8</w:t>
-            </w:r>
-          </w:p>
-        </w:tc>
-        <w:tc>
-          <w:tcPr>
-            <w:tcW w:w="0" w:type="auto"/>
-            <w:vAlign w:val="center"/>
-            <w:hideMark/>
-          </w:tcPr>
-          <w:p>
-            <w:r>
-              <w:t>Populating Next Right Pointers II (117)</w:t>
-            </w:r>
-          </w:p>
-        </w:tc>
-        <w:tc>
-          <w:tcPr>
-            <w:tcW w:w="0" w:type="auto"/>
-            <w:vAlign w:val="center"/>
-            <w:hideMark/>
-          </w:tcPr>
-          <w:p>
-            <w:proofErr w:type="spellStart"/>
-            <w:r>
-              <w:t>LeetCode</w:t>
-            </w:r>
-            <w:proofErr w:type="spellEnd"/>
-          </w:p>
-        </w:tc>
-        <w:tc>
-          <w:tcPr>
-            <w:tcW w:w="0" w:type="auto"/>
-            <w:vAlign w:val="center"/>
-            <w:hideMark/>
-          </w:tcPr>
-          <w:p>
-            <w:r>
-              <w:rPr>
-                <w:rFonts w:ascii="Calibri" w:hAnsi="Calibri" w:cs="Calibri"/>
-              </w:rPr>
-              <w:t>🟡</w:t>
-            </w:r>
-            <w:r>
-              <w:t xml:space="preserve"> Medium</w:t>
-            </w:r>
-          </w:p>
-        </w:tc>
-      </w:tr>
-    </w:tbl>
-    <w:p>
-      <w:pPr>
-        <w:rPr>
-          <w:b/>
-          <w:bCs/>
-        </w:rPr>
-      </w:pPr>
-      <w:r>
-        <w:rPr>
-          <w:b/>
-          <w:bCs/>
-        </w:rPr>
-        <w:t>Advanced GFG</w:t>
-      </w:r>
-    </w:p>
-    <w:tbl>
-      <w:tblPr>
-        <w:tblW w:w="0" w:type="auto"/>
-        <w:tblCellSpacing w:w="15" w:type="dxa"/>
-        <w:tblCellMar>
-          <w:top w:w="15" w:type="dxa"/>
-          <w:left w:w="15" w:type="dxa"/>
-          <w:bottom w:w="15" w:type="dxa"/>
-          <w:right w:w="15" w:type="dxa"/>
-        </w:tblCellMar>
-        <w:tblLook w:val="04A0" w:firstRow="1" w:lastRow="0" w:firstColumn="1" w:lastColumn="0" w:noHBand="0" w:noVBand="1"/>
-      </w:tblPr>
-      <w:tblGrid>
-        <w:gridCol w:w="187"/>
-        <w:gridCol w:w="3746"/>
-        <w:gridCol w:w="1408"/>
-        <w:gridCol w:w="992"/>
-      </w:tblGrid>
-      <w:tr>
-        <w:trPr>
-          <w:tblHeader/>
-          <w:tblCellSpacing w:w="15" w:type="dxa"/>
-        </w:trPr>
-        <w:tc>
-          <w:tcPr>
-            <w:tcW w:w="0" w:type="auto"/>
-            <w:vAlign w:val="center"/>
-            <w:hideMark/>
-          </w:tcPr>
-          <w:p>
-            <w:pPr>
-              <w:rPr>
-                <w:b/>
-                <w:bCs/>
-              </w:rPr>
-            </w:pPr>
-            <w:r>
-              <w:rPr>
-                <w:b/>
-                <w:bCs/>
-              </w:rPr>
-              <w:t>#</w:t>
-            </w:r>
-          </w:p>
-        </w:tc>
-        <w:tc>
-          <w:tcPr>
-            <w:tcW w:w="0" w:type="auto"/>
-            <w:vAlign w:val="center"/>
-            <w:hideMark/>
-          </w:tcPr>
-          <w:p>
-            <w:pPr>
-              <w:rPr>
-                <w:b/>
-                <w:bCs/>
-              </w:rPr>
-            </w:pPr>
-            <w:r>
-              <w:rPr>
-                <w:b/>
-                <w:bCs/>
-              </w:rPr>
-              <w:t>Question</w:t>
-            </w:r>
-          </w:p>
-        </w:tc>
-        <w:tc>
-          <w:tcPr>
-            <w:tcW w:w="0" w:type="auto"/>
-            <w:vAlign w:val="center"/>
-            <w:hideMark/>
-          </w:tcPr>
-          <w:p>
-            <w:pPr>
-              <w:rPr>
-                <w:b/>
-                <w:bCs/>
-              </w:rPr>
-            </w:pPr>
-            <w:r>
-              <w:rPr>
-                <w:b/>
-                <w:bCs/>
-              </w:rPr>
-              <w:t>Source</w:t>
-            </w:r>
-          </w:p>
-        </w:tc>
-        <w:tc>
-          <w:tcPr>
-            <w:tcW w:w="0" w:type="auto"/>
-            <w:vAlign w:val="center"/>
-            <w:hideMark/>
-          </w:tcPr>
-          <w:p>
-            <w:pPr>
-              <w:rPr>
-                <w:b/>
-                <w:bCs/>
-              </w:rPr>
-            </w:pPr>
-            <w:r>
-              <w:rPr>
-                <w:b/>
-                <w:bCs/>
-              </w:rPr>
-              <w:t>Difficulty</w:t>
-            </w:r>
-          </w:p>
-        </w:tc>
-      </w:tr>
-      <w:tr>
-        <w:trPr>
-          <w:tblCellSpacing w:w="15" w:type="dxa"/>
-        </w:trPr>
-        <w:tc>
-          <w:tcPr>
-            <w:tcW w:w="0" w:type="auto"/>
-            <w:vAlign w:val="center"/>
-            <w:hideMark/>
-          </w:tcPr>
-          <w:p>
-            <w:r>
-              <w:t>9</w:t>
-            </w:r>
-          </w:p>
-        </w:tc>
-        <w:tc>
-          <w:tcPr>
-            <w:tcW w:w="0" w:type="auto"/>
-            <w:vAlign w:val="center"/>
-            <w:hideMark/>
-          </w:tcPr>
-          <w:p>
-            <w:r>
-              <w:t>Convert Binary Tree to Doubly Linked List</w:t>
-            </w:r>
-          </w:p>
-        </w:tc>
-        <w:tc>
-          <w:tcPr>
-            <w:tcW w:w="0" w:type="auto"/>
-            <w:vAlign w:val="center"/>
-            <w:hideMark/>
-          </w:tcPr>
-          <w:p>
-            <w:proofErr w:type="spellStart"/>
-            <w:r>
-              <w:t>GeeksforGeeks</w:t>
-            </w:r>
-            <w:proofErr w:type="spellEnd"/>
-          </w:p>
-        </w:tc>
-        <w:tc>
-          <w:tcPr>
-            <w:tcW w:w="0" w:type="auto"/>
-            <w:vAlign w:val="center"/>
-            <w:hideMark/>
-          </w:tcPr>
-          <w:p>
-            <w:r>
-              <w:rPr>
-                <w:rFonts w:ascii="Calibri" w:hAnsi="Calibri" w:cs="Calibri"/>
-              </w:rPr>
-              <w:t>🟡</w:t>
-            </w:r>
-            <w:r>
-              <w:t xml:space="preserve"> Medium</w:t>
-            </w:r>
-          </w:p>
-        </w:tc>
-      </w:tr>
-    </w:tbl>
-    <w:p>
-      <w:r>
-        <w:rPr>
-          <w:b/>
-          <w:bCs/>
-        </w:rPr>
-        <w:t>Core idea:</w:t>
-      </w:r>
-      <w:r>
-        <w:t xml:space="preserve"> Return multiple pieces of information from recursion and solve problems where a node's answer depends on its children's answers.</w:t>
-      </w:r>
-    </w:p>
-    <w:p>
-      <w:r>
-        <w:pict w14:anchorId="76B51F04">
-          <v:rect id="_x0000_i1030" style="width:0;height:1.5pt" o:hralign="center" o:hrstd="t" o:hr="t" fillcolor="#a0a0a0" stroked="f"/>
-        </w:pict>
-      </w:r>
-    </w:p>
-    <w:p>
-      <w:pPr>
-        <w:rPr>
-          <w:b/>
-          <w:bCs/>
-        </w:rPr>
-      </w:pPr>
-      <w:r>
-        <w:rPr>
-          <w:b/>
-          <w:bCs/>
-        </w:rPr>
-        <w:t>Pattern 7 — Advanced BST &amp; Special Tree Problems</w:t>
-      </w:r>
-    </w:p>
-    <w:p>
-      <w:pPr>
-        <w:rPr>
-          <w:b/>
-          <w:bCs/>
-        </w:rPr>
-      </w:pPr>
-      <w:r>
-        <w:rPr>
-          <w:b/>
-          <w:bCs/>
-        </w:rPr>
-        <w:t>Advanced BST</w:t>
-      </w:r>
-    </w:p>
-    <w:tbl>
-      <w:tblPr>
-        <w:tblW w:w="0" w:type="auto"/>
-        <w:tblCellSpacing w:w="15" w:type="dxa"/>
-        <w:tblCellMar>
-          <w:top w:w="15" w:type="dxa"/>
-          <w:left w:w="15" w:type="dxa"/>
-          <w:bottom w:w="15" w:type="dxa"/>
-          <w:right w:w="15" w:type="dxa"/>
-        </w:tblCellMar>
-        <w:tblLook w:val="04A0" w:firstRow="1" w:lastRow="0" w:firstColumn="1" w:lastColumn="0" w:noHBand="0" w:noVBand="1"/>
-      </w:tblPr>
-      <w:tblGrid>
-        <w:gridCol w:w="187"/>
-        <w:gridCol w:w="3082"/>
-        <w:gridCol w:w="1408"/>
-        <w:gridCol w:w="992"/>
-      </w:tblGrid>
-      <w:tr>
-        <w:trPr>
-          <w:tblHeader/>
-          <w:tblCellSpacing w:w="15" w:type="dxa"/>
-        </w:trPr>
-        <w:tc>
-          <w:tcPr>
-            <w:tcW w:w="0" w:type="auto"/>
-            <w:vAlign w:val="center"/>
-            <w:hideMark/>
-          </w:tcPr>
-          <w:p>
-            <w:pPr>
-              <w:rPr>
-                <w:b/>
-                <w:bCs/>
-              </w:rPr>
-            </w:pPr>
-            <w:r>
-              <w:rPr>
-                <w:b/>
-                <w:bCs/>
-              </w:rPr>
-              <w:t>#</w:t>
-            </w:r>
-          </w:p>
-        </w:tc>
-        <w:tc>
-          <w:tcPr>
-            <w:tcW w:w="0" w:type="auto"/>
-            <w:vAlign w:val="center"/>
-            <w:hideMark/>
-          </w:tcPr>
-          <w:p>
-            <w:pPr>
-              <w:rPr>
-                <w:b/>
-                <w:bCs/>
-              </w:rPr>
-            </w:pPr>
-            <w:r>
-              <w:rPr>
-                <w:b/>
-                <w:bCs/>
-              </w:rPr>
-              <w:t>Question</w:t>
-            </w:r>
-          </w:p>
-        </w:tc>
-        <w:tc>
-          <w:tcPr>
-            <w:tcW w:w="0" w:type="auto"/>
-            <w:vAlign w:val="center"/>
-            <w:hideMark/>
-          </w:tcPr>
-          <w:p>
-            <w:pPr>
-              <w:rPr>
-                <w:b/>
-                <w:bCs/>
-              </w:rPr>
-            </w:pPr>
-            <w:r>
-              <w:rPr>
-                <w:b/>
-                <w:bCs/>
-              </w:rPr>
-              <w:t>Source</w:t>
-            </w:r>
-          </w:p>
-        </w:tc>
-        <w:tc>
-          <w:tcPr>
-            <w:tcW w:w="0" w:type="auto"/>
-            <w:vAlign w:val="center"/>
-            <w:hideMark/>
-          </w:tcPr>
-          <w:p>
-            <w:pPr>
-              <w:rPr>
-                <w:b/>
-                <w:bCs/>
-              </w:rPr>
-            </w:pPr>
-            <w:r>
-              <w:rPr>
-                <w:b/>
-                <w:bCs/>
-              </w:rPr>
-              <w:t>Difficulty</w:t>
-            </w:r>
-          </w:p>
-        </w:tc>
-      </w:tr>
-      <w:tr>
-        <w:trPr>
-          <w:tblCellSpacing w:w="15" w:type="dxa"/>
-        </w:trPr>
-        <w:tc>
-          <w:tcPr>
-            <w:tcW w:w="0" w:type="auto"/>
-            <w:vAlign w:val="center"/>
-            <w:hideMark/>
-          </w:tcPr>
-          <w:p>
-            <w:r>
-              <w:t>1</w:t>
-            </w:r>
-          </w:p>
-        </w:tc>
-        <w:tc>
-          <w:tcPr>
-            <w:tcW w:w="0" w:type="auto"/>
-            <w:vAlign w:val="center"/>
-            <w:hideMark/>
-          </w:tcPr>
-          <w:p>
-            <w:r>
-              <w:t>Unique Binary Search Trees (96)</w:t>
-            </w:r>
-          </w:p>
-        </w:tc>
-        <w:tc>
-          <w:tcPr>
-            <w:tcW w:w="0" w:type="auto"/>
-            <w:vAlign w:val="center"/>
-            <w:hideMark/>
-          </w:tcPr>
-          <w:p>
-            <w:proofErr w:type="spellStart"/>
-            <w:r>
-              <w:t>LeetCode</w:t>
-            </w:r>
-            <w:proofErr w:type="spellEnd"/>
-          </w:p>
-        </w:tc>
-        <w:tc>
-          <w:tcPr>
-            <w:tcW w:w="0" w:type="auto"/>
-            <w:vAlign w:val="center"/>
-            <w:hideMark/>
-          </w:tcPr>
-          <w:p>
-            <w:r>
-              <w:rPr>
-                <w:rFonts w:ascii="Calibri" w:hAnsi="Calibri" w:cs="Calibri"/>
-              </w:rPr>
-              <w:t>🟡</w:t>
-            </w:r>
-            <w:r>
-              <w:t xml:space="preserve"> Medium</w:t>
-            </w:r>
-          </w:p>
-        </w:tc>
-      </w:tr>
-      <w:tr>
-        <w:trPr>
-          <w:tblCellSpacing w:w="15" w:type="dxa"/>
-        </w:trPr>
-        <w:tc>
-          <w:tcPr>
-            <w:tcW w:w="0" w:type="auto"/>
-            <w:vAlign w:val="center"/>
-            <w:hideMark/>
-          </w:tcPr>
-          <w:p>
-            <w:r>
-              <w:t>2</w:t>
-            </w:r>
-          </w:p>
-        </w:tc>
-        <w:tc>
-          <w:tcPr>
-            <w:tcW w:w="0" w:type="auto"/>
-            <w:vAlign w:val="center"/>
-            <w:hideMark/>
-          </w:tcPr>
-          <w:p>
-            <w:r>
-              <w:t>Unique Binary Search Trees II (95)</w:t>
-            </w:r>
-          </w:p>
-        </w:tc>
-        <w:tc>
-          <w:tcPr>
-            <w:tcW w:w="0" w:type="auto"/>
-            <w:vAlign w:val="center"/>
-            <w:hideMark/>
-          </w:tcPr>
-          <w:p>
-            <w:proofErr w:type="spellStart"/>
-            <w:r>
-              <w:t>LeetCode</w:t>
-            </w:r>
-            <w:proofErr w:type="spellEnd"/>
-          </w:p>
-        </w:tc>
-        <w:tc>
-          <w:tcPr>
-            <w:tcW w:w="0" w:type="auto"/>
-            <w:vAlign w:val="center"/>
-            <w:hideMark/>
-          </w:tcPr>
-          <w:p>
-            <w:r>
-              <w:rPr>
-                <w:rFonts w:ascii="Calibri" w:hAnsi="Calibri" w:cs="Calibri"/>
-              </w:rPr>
-              <w:t>🟡</w:t>
-            </w:r>
-            <w:r>
-              <w:t xml:space="preserve"> Medium</w:t>
-            </w:r>
-          </w:p>
-        </w:tc>
-      </w:tr>
-      <w:tr>
-        <w:trPr>
-          <w:tblCellSpacing w:w="15" w:type="dxa"/>
-        </w:trPr>
-        <w:tc>
-          <w:tcPr>
-            <w:tcW w:w="0" w:type="auto"/>
-            <w:vAlign w:val="center"/>
-            <w:hideMark/>
-          </w:tcPr>
-          <w:p>
-            <w:r>
-              <w:lastRenderedPageBreak/>
-              <w:t>3</w:t>
-            </w:r>
-          </w:p>
-        </w:tc>
-        <w:tc>
-          <w:tcPr>
-            <w:tcW w:w="0" w:type="auto"/>
-            <w:vAlign w:val="center"/>
-            <w:hideMark/>
-          </w:tcPr>
-          <w:p>
-            <w:r>
-              <w:t>Largest BST in Binary Tree</w:t>
-            </w:r>
-          </w:p>
-        </w:tc>
-        <w:tc>
-          <w:tcPr>
-            <w:tcW w:w="0" w:type="auto"/>
-            <w:vAlign w:val="center"/>
-            <w:hideMark/>
-          </w:tcPr>
-          <w:p>
-            <w:proofErr w:type="spellStart"/>
-            <w:r>
-              <w:t>GeeksforGeeks</w:t>
-            </w:r>
-            <w:proofErr w:type="spellEnd"/>
-          </w:p>
-        </w:tc>
-        <w:tc>
-          <w:tcPr>
-            <w:tcW w:w="0" w:type="auto"/>
-            <w:vAlign w:val="center"/>
-            <w:hideMark/>
-          </w:tcPr>
-          <w:p>
-            <w:r>
-              <w:rPr>
-                <w:rFonts w:ascii="Segoe UI Symbol" w:hAnsi="Segoe UI Symbol" w:cs="Segoe UI Symbol"/>
-              </w:rPr>
-              <w:t>🔴</w:t>
-            </w:r>
-            <w:r>
-              <w:t xml:space="preserve"> Hard</w:t>
-            </w:r>
-          </w:p>
-        </w:tc>
-      </w:tr>
-    </w:tbl>
-    <w:p>
-      <w:pPr>
-        <w:rPr>
-          <w:b/>
-          <w:bCs/>
-        </w:rPr>
-      </w:pPr>
-      <w:r>
-        <w:rPr>
-          <w:b/>
-          <w:bCs/>
-        </w:rPr>
-        <w:t>Advanced Tree Problems</w:t>
-      </w:r>
-    </w:p>
-    <w:tbl>
-      <w:tblPr>
-        <w:tblW w:w="0" w:type="auto"/>
-        <w:tblCellSpacing w:w="15" w:type="dxa"/>
-        <w:tblCellMar>
-          <w:top w:w="15" w:type="dxa"/>
-          <w:left w:w="15" w:type="dxa"/>
-          <w:bottom w:w="15" w:type="dxa"/>
-          <w:right w:w="15" w:type="dxa"/>
-        </w:tblCellMar>
-        <w:tblLook w:val="04A0" w:firstRow="1" w:lastRow="0" w:firstColumn="1" w:lastColumn="0" w:noHBand="0" w:noVBand="1"/>
-      </w:tblPr>
-      <w:tblGrid>
-        <w:gridCol w:w="187"/>
-        <w:gridCol w:w="3094"/>
-        <w:gridCol w:w="1408"/>
-        <w:gridCol w:w="992"/>
-      </w:tblGrid>
-      <w:tr>
-        <w:trPr>
-          <w:tblHeader/>
-          <w:tblCellSpacing w:w="15" w:type="dxa"/>
-        </w:trPr>
-        <w:tc>
-          <w:tcPr>
-            <w:tcW w:w="0" w:type="auto"/>
-            <w:vAlign w:val="center"/>
-            <w:hideMark/>
-          </w:tcPr>
-          <w:p>
-            <w:pPr>
-              <w:rPr>
-                <w:b/>
-                <w:bCs/>
-              </w:rPr>
-            </w:pPr>
-            <w:r>
-              <w:rPr>
-                <w:b/>
-                <w:bCs/>
-              </w:rPr>
-              <w:t>#</w:t>
-            </w:r>
-          </w:p>
-        </w:tc>
-        <w:tc>
-          <w:tcPr>
-            <w:tcW w:w="0" w:type="auto"/>
-            <w:vAlign w:val="center"/>
-            <w:hideMark/>
-          </w:tcPr>
-          <w:p>
-            <w:pPr>
-              <w:rPr>
-                <w:b/>
-                <w:bCs/>
-              </w:rPr>
-            </w:pPr>
-            <w:r>
-              <w:rPr>
-                <w:b/>
-                <w:bCs/>
-              </w:rPr>
-              <w:t>Question</w:t>
-            </w:r>
-          </w:p>
-        </w:tc>
-        <w:tc>
-          <w:tcPr>
-            <w:tcW w:w="0" w:type="auto"/>
-            <w:vAlign w:val="center"/>
-            <w:hideMark/>
-          </w:tcPr>
-          <w:p>
-            <w:pPr>
-              <w:rPr>
-                <w:b/>
-                <w:bCs/>
-              </w:rPr>
-            </w:pPr>
-            <w:r>
-              <w:rPr>
-                <w:b/>
-                <w:bCs/>
-              </w:rPr>
-              <w:t>Source</w:t>
-            </w:r>
-          </w:p>
-        </w:tc>
-        <w:tc>
-          <w:tcPr>
-            <w:tcW w:w="0" w:type="auto"/>
-            <w:vAlign w:val="center"/>
-            <w:hideMark/>
-          </w:tcPr>
-          <w:p>
-            <w:pPr>
-              <w:rPr>
-                <w:b/>
-                <w:bCs/>
-              </w:rPr>
-            </w:pPr>
-            <w:r>
-              <w:rPr>
-                <w:b/>
-                <w:bCs/>
-              </w:rPr>
-              <w:t>Difficulty</w:t>
-            </w:r>
-          </w:p>
-        </w:tc>
-      </w:tr>
-      <w:tr>
-        <w:trPr>
-          <w:tblCellSpacing w:w="15" w:type="dxa"/>
-        </w:trPr>
-        <w:tc>
-          <w:tcPr>
-            <w:tcW w:w="0" w:type="auto"/>
-            <w:vAlign w:val="center"/>
-            <w:hideMark/>
-          </w:tcPr>
-          <w:p>
-            <w:r>
-              <w:t>4</w:t>
-            </w:r>
-          </w:p>
-        </w:tc>
-        <w:tc>
-          <w:tcPr>
-            <w:tcW w:w="0" w:type="auto"/>
-            <w:vAlign w:val="center"/>
-            <w:hideMark/>
-          </w:tcPr>
-          <w:p>
-            <w:r>
-              <w:t>Burn a Binary Tree</w:t>
-            </w:r>
-          </w:p>
-        </w:tc>
-        <w:tc>
-          <w:tcPr>
-            <w:tcW w:w="0" w:type="auto"/>
-            <w:vAlign w:val="center"/>
-            <w:hideMark/>
-          </w:tcPr>
-          <w:p>
-            <w:proofErr w:type="spellStart"/>
-            <w:r>
-              <w:t>GeeksforGeeks</w:t>
-            </w:r>
-            <w:proofErr w:type="spellEnd"/>
-          </w:p>
-        </w:tc>
-        <w:tc>
-          <w:tcPr>
-            <w:tcW w:w="0" w:type="auto"/>
-            <w:vAlign w:val="center"/>
-            <w:hideMark/>
-          </w:tcPr>
-          <w:p>
-            <w:r>
-              <w:rPr>
-                <w:rFonts w:ascii="Segoe UI Symbol" w:hAnsi="Segoe UI Symbol" w:cs="Segoe UI Symbol"/>
-              </w:rPr>
-              <w:t>🔴</w:t>
-            </w:r>
-            <w:r>
-              <w:t xml:space="preserve"> Hard</w:t>
-            </w:r>
-          </w:p>
-        </w:tc>
-      </w:tr>
-      <w:tr>
-        <w:trPr>
-          <w:tblCellSpacing w:w="15" w:type="dxa"/>
-        </w:trPr>
-        <w:tc>
-          <w:tcPr>
-            <w:tcW w:w="0" w:type="auto"/>
-            <w:vAlign w:val="center"/>
-            <w:hideMark/>
-          </w:tcPr>
-          <w:p>
-            <w:r>
-              <w:t>5</w:t>
-            </w:r>
-          </w:p>
-        </w:tc>
-        <w:tc>
-          <w:tcPr>
-            <w:tcW w:w="0" w:type="auto"/>
-            <w:vAlign w:val="center"/>
-            <w:hideMark/>
-          </w:tcPr>
-          <w:p>
-            <w:r>
-              <w:t>Boundary Traversal of Binary Tree</w:t>
-            </w:r>
-          </w:p>
-        </w:tc>
-        <w:tc>
-          <w:tcPr>
-            <w:tcW w:w="0" w:type="auto"/>
-            <w:vAlign w:val="center"/>
-            <w:hideMark/>
-          </w:tcPr>
-          <w:p>
-            <w:proofErr w:type="spellStart"/>
-            <w:r>
-              <w:t>GeeksforGeeks</w:t>
-            </w:r>
-            <w:proofErr w:type="spellEnd"/>
-          </w:p>
-        </w:tc>
-        <w:tc>
-          <w:tcPr>
-            <w:tcW w:w="0" w:type="auto"/>
-            <w:vAlign w:val="center"/>
-            <w:hideMark/>
-          </w:tcPr>
-          <w:p>
-            <w:r>
-              <w:rPr>
-                <w:rFonts w:ascii="Calibri" w:hAnsi="Calibri" w:cs="Calibri"/>
-              </w:rPr>
-              <w:t>🟡</w:t>
-            </w:r>
-            <w:r>
-              <w:t xml:space="preserve"> Medium</w:t>
-            </w:r>
-          </w:p>
-        </w:tc>
-      </w:tr>
-      <w:tr>
-        <w:trPr>
-          <w:tblCellSpacing w:w="15" w:type="dxa"/>
-        </w:trPr>
-        <w:tc>
-          <w:tcPr>
-            <w:tcW w:w="0" w:type="auto"/>
-            <w:vAlign w:val="center"/>
-            <w:hideMark/>
-          </w:tcPr>
-          <w:p>
-            <w:r>
-              <w:t>6</w:t>
-            </w:r>
-          </w:p>
-        </w:tc>
-        <w:tc>
-          <w:tcPr>
-            <w:tcW w:w="0" w:type="auto"/>
-            <w:vAlign w:val="center"/>
-            <w:hideMark/>
-          </w:tcPr>
-          <w:p>
-            <w:r>
-              <w:t>Top View of Binary Tree</w:t>
-            </w:r>
-          </w:p>
-        </w:tc>
-        <w:tc>
-          <w:tcPr>
-            <w:tcW w:w="0" w:type="auto"/>
-            <w:vAlign w:val="center"/>
-            <w:hideMark/>
-          </w:tcPr>
-          <w:p>
-            <w:proofErr w:type="spellStart"/>
-            <w:r>
-              <w:t>GeeksforGeeks</w:t>
-            </w:r>
-            <w:proofErr w:type="spellEnd"/>
-          </w:p>
-        </w:tc>
-        <w:tc>
-          <w:tcPr>
-            <w:tcW w:w="0" w:type="auto"/>
-            <w:vAlign w:val="center"/>
-            <w:hideMark/>
-          </w:tcPr>
-          <w:p>
-            <w:r>
-              <w:rPr>
-                <w:rFonts w:ascii="Calibri" w:hAnsi="Calibri" w:cs="Calibri"/>
-              </w:rPr>
-              <w:t>🟡</w:t>
-            </w:r>
-            <w:r>
-              <w:t xml:space="preserve"> Medium</w:t>
-            </w:r>
-          </w:p>
-        </w:tc>
-      </w:tr>
-      <w:tr>
-        <w:trPr>
-          <w:tblCellSpacing w:w="15" w:type="dxa"/>
-        </w:trPr>
-        <w:tc>
-          <w:tcPr>
-            <w:tcW w:w="0" w:type="auto"/>
-            <w:vAlign w:val="center"/>
-            <w:hideMark/>
-          </w:tcPr>
-          <w:p>
-            <w:r>
-              <w:t>7</w:t>
-            </w:r>
-          </w:p>
-        </w:tc>
-        <w:tc>
-          <w:tcPr>
-            <w:tcW w:w="0" w:type="auto"/>
-            <w:vAlign w:val="center"/>
-            <w:hideMark/>
-          </w:tcPr>
-          <w:p>
-            <w:r>
-              <w:t>Bottom View of Binary Tree</w:t>
-            </w:r>
-          </w:p>
-        </w:tc>
-        <w:tc>
-          <w:tcPr>
-            <w:tcW w:w="0" w:type="auto"/>
-            <w:vAlign w:val="center"/>
-            <w:hideMark/>
-          </w:tcPr>
-          <w:p>
-            <w:proofErr w:type="spellStart"/>
-            <w:r>
-              <w:t>GeeksforGeeks</w:t>
-            </w:r>
-            <w:proofErr w:type="spellEnd"/>
-          </w:p>
-        </w:tc>
-        <w:tc>
-          <w:tcPr>
-            <w:tcW w:w="0" w:type="auto"/>
-            <w:vAlign w:val="center"/>
-            <w:hideMark/>
-          </w:tcPr>
-          <w:p>
-            <w:r>
-              <w:rPr>
-                <w:rFonts w:ascii="Calibri" w:hAnsi="Calibri" w:cs="Calibri"/>
-              </w:rPr>
-              <w:t>🟡</w:t>
-            </w:r>
-            <w:r>
-              <w:t xml:space="preserve"> Medium</w:t>
-            </w:r>
-          </w:p>
-        </w:tc>
-      </w:tr>
-      <w:tr>
-        <w:trPr>
-          <w:tblCellSpacing w:w="15" w:type="dxa"/>
-        </w:trPr>
-        <w:tc>
-          <w:tcPr>
-            <w:tcW w:w="0" w:type="auto"/>
-            <w:vAlign w:val="center"/>
-            <w:hideMark/>
-          </w:tcPr>
-          <w:p>
-            <w:r>
-              <w:t>8</w:t>
-            </w:r>
-          </w:p>
-        </w:tc>
-        <w:tc>
-          <w:tcPr>
-            <w:tcW w:w="0" w:type="auto"/>
-            <w:vAlign w:val="center"/>
-            <w:hideMark/>
-          </w:tcPr>
-          <w:p>
-            <w:r>
-              <w:t>Children Sum Property</w:t>
-            </w:r>
-          </w:p>
-        </w:tc>
-        <w:tc>
-          <w:tcPr>
-            <w:tcW w:w="0" w:type="auto"/>
-            <w:vAlign w:val="center"/>
-            <w:hideMark/>
-          </w:tcPr>
-          <w:p>
-            <w:proofErr w:type="spellStart"/>
-            <w:r>
-              <w:t>GeeksforGeeks</w:t>
-            </w:r>
-            <w:proofErr w:type="spellEnd"/>
-          </w:p>
-        </w:tc>
-        <w:tc>
-          <w:tcPr>
-            <w:tcW w:w="0" w:type="auto"/>
-            <w:vAlign w:val="center"/>
-            <w:hideMark/>
-          </w:tcPr>
-          <w:p>
-            <w:r>
-              <w:rPr>
-                <w:rFonts w:ascii="Calibri" w:hAnsi="Calibri" w:cs="Calibri"/>
-              </w:rPr>
-              <w:t>🟡</w:t>
-            </w:r>
-            <w:r>
-              <w:t xml:space="preserve"> Medium</w:t>
-            </w:r>
-          </w:p>
-        </w:tc>
-      </w:tr>
-    </w:tbl>
-    <w:p/>
-    <w:p/>
-    <w:p/>
-    <w:p/>
-    <w:p/>
-    <w:p/>
-    <w:p/>
-    <w:p/>
-    <w:p/>
-    <w:p/>
-    <w:p/>
-    <w:p/>
-    <w:p/>
-    <w:p/>
-    <w:p/>
-    <w:p/>
-    <w:p/>
-    <w:p/>
-    <w:p/>
-    <w:p/>
-    <w:p/>
+          <w:sz w:val="28"/>
+        </w:rPr>
+        <w:t xml:space="preserve">Advance Topics </w:t>
+      </w:r>
+    </w:p>
+    <w:p>
+      <w:pPr>
+        <w:pStyle w:val="ListParagraph"/>
+        <w:numPr>
+          <w:ilvl w:val="0"/>
+          <w:numId w:val="42"/>
+        </w:numPr>
+      </w:pPr>
+      <w:r>
+        <w:t>Unique Binary Search Trees (96)</w:t>
+      </w:r>
+      <w:r>
+        <w:tab/>
+      </w:r>
+      <w:proofErr w:type="spellStart"/>
+      <w:r>
+        <w:t>LeetCode</w:t>
+      </w:r>
+      <w:proofErr w:type="spellEnd"/>
+      <w:r>
+        <w:tab/>
+      </w:r>
+      <w:r>
+        <w:rPr>
+          <w:rFonts w:ascii="Calibri" w:hAnsi="Calibri" w:cs="Calibri"/>
+        </w:rPr>
+        <w:t>🟡</w:t>
+      </w:r>
+      <w:r>
+        <w:t xml:space="preserve"> Medium</w:t>
+      </w:r>
+    </w:p>
+    <w:p>
+      <w:pPr>
+        <w:pStyle w:val="ListParagraph"/>
+        <w:numPr>
+          <w:ilvl w:val="0"/>
+          <w:numId w:val="42"/>
+        </w:numPr>
+      </w:pPr>
+      <w:r>
+        <w:t>Unique Binary Search Trees II (95)</w:t>
+      </w:r>
+      <w:r>
+        <w:tab/>
+      </w:r>
+      <w:proofErr w:type="spellStart"/>
+      <w:r>
+        <w:t>LeetCode</w:t>
+      </w:r>
+      <w:proofErr w:type="spellEnd"/>
+      <w:r>
+        <w:tab/>
+      </w:r>
+      <w:r>
+        <w:rPr>
+          <w:rFonts w:ascii="Calibri" w:hAnsi="Calibri" w:cs="Calibri"/>
+        </w:rPr>
+        <w:t>🟡</w:t>
+      </w:r>
+      <w:r>
+        <w:t xml:space="preserve"> Medium</w:t>
+      </w:r>
+    </w:p>
+    <w:p>
+      <w:pPr>
+        <w:pStyle w:val="ListParagraph"/>
+        <w:numPr>
+          <w:ilvl w:val="0"/>
+          <w:numId w:val="42"/>
+        </w:numPr>
+      </w:pPr>
+      <w:r>
+        <w:t>Largest BST in Binary Tree</w:t>
+      </w:r>
+      <w:r>
+        <w:tab/>
+      </w:r>
+      <w:proofErr w:type="spellStart"/>
+      <w:r>
+        <w:t>GeeksforGeeks</w:t>
+      </w:r>
+      <w:proofErr w:type="spellEnd"/>
+      <w:r>
+        <w:tab/>
+      </w:r>
+      <w:r>
+        <w:rPr>
+          <w:rFonts w:ascii="Segoe UI Symbol" w:hAnsi="Segoe UI Symbol" w:cs="Segoe UI Symbol"/>
+        </w:rPr>
+        <w:t>🔴</w:t>
+      </w:r>
+      <w:r>
+        <w:t xml:space="preserve"> Hard</w:t>
+      </w:r>
+    </w:p>
+    <w:p>
+      <w:pPr>
+        <w:pStyle w:val="ListParagraph"/>
+        <w:numPr>
+          <w:ilvl w:val="0"/>
+          <w:numId w:val="42"/>
+        </w:numPr>
+      </w:pPr>
+      <w:r>
+        <w:t>Binary Tree Maximum Path Sum (124)</w:t>
+      </w:r>
+      <w:r>
+        <w:tab/>
+      </w:r>
+      <w:proofErr w:type="spellStart"/>
+      <w:r>
+        <w:t>LeetCode</w:t>
+      </w:r>
+      <w:proofErr w:type="spellEnd"/>
+      <w:r>
+        <w:tab/>
+      </w:r>
+      <w:r>
+        <w:rPr>
+          <w:rFonts w:ascii="Segoe UI Symbol" w:hAnsi="Segoe UI Symbol" w:cs="Segoe UI Symbol"/>
+        </w:rPr>
+        <w:t>🔴</w:t>
+      </w:r>
+      <w:r>
+        <w:t xml:space="preserve"> Hard</w:t>
+      </w:r>
+      <w:r>
+        <w:t xml:space="preserve"> (DP on tree)</w:t>
+      </w:r>
+    </w:p>
+    <w:p>
+      <w:pPr>
+        <w:pStyle w:val="ListParagraph"/>
+        <w:numPr>
+          <w:ilvl w:val="0"/>
+          <w:numId w:val="42"/>
+        </w:numPr>
+      </w:pPr>
+      <w:r>
+        <w:t>House Robber III (337)</w:t>
+      </w:r>
+      <w:r>
+        <w:tab/>
+      </w:r>
+      <w:proofErr w:type="spellStart"/>
+      <w:r>
+        <w:t>LeetCode</w:t>
+      </w:r>
+      <w:proofErr w:type="spellEnd"/>
+      <w:r>
+        <w:tab/>
+      </w:r>
+      <w:r>
+        <w:rPr>
+          <w:rFonts w:ascii="Calibri" w:hAnsi="Calibri" w:cs="Calibri"/>
+        </w:rPr>
+        <w:t>🟡</w:t>
+      </w:r>
+      <w:r>
+        <w:t xml:space="preserve"> Medium(DP on tree)</w:t>
+      </w:r>
+    </w:p>
+    <w:p>
+      <w:pPr>
+        <w:pStyle w:val="ListParagraph"/>
+        <w:numPr>
+          <w:ilvl w:val="0"/>
+          <w:numId w:val="42"/>
+        </w:numPr>
+      </w:pPr>
+      <w:r>
+        <w:t>Binary Tree Cameras (968)</w:t>
+      </w:r>
+      <w:r>
+        <w:tab/>
+      </w:r>
+      <w:proofErr w:type="spellStart"/>
+      <w:r>
+        <w:t>LeetCode</w:t>
+      </w:r>
+      <w:proofErr w:type="spellEnd"/>
+      <w:r>
+        <w:tab/>
+      </w:r>
+      <w:r>
+        <w:rPr>
+          <w:rFonts w:ascii="Segoe UI Symbol" w:hAnsi="Segoe UI Symbol" w:cs="Segoe UI Symbol"/>
+        </w:rPr>
+        <w:t>🔴</w:t>
+      </w:r>
+      <w:r>
+        <w:t xml:space="preserve"> Hard(DP on tree)</w:t>
+      </w:r>
+    </w:p>
+    <w:p>
+      <w:pPr>
+        <w:pStyle w:val="ListParagraph"/>
+        <w:numPr>
+          <w:ilvl w:val="0"/>
+          <w:numId w:val="42"/>
+        </w:numPr>
+      </w:pPr>
+      <w:r>
+        <w:t>Distribute Coins in Binary Tree (979)</w:t>
+      </w:r>
+      <w:r>
+        <w:tab/>
+      </w:r>
+      <w:proofErr w:type="spellStart"/>
+      <w:r>
+        <w:t>LeetCode</w:t>
+      </w:r>
+      <w:proofErr w:type="spellEnd"/>
+      <w:r>
+        <w:tab/>
+      </w:r>
+      <w:r>
+        <w:rPr>
+          <w:rFonts w:ascii="Calibri" w:hAnsi="Calibri" w:cs="Calibri"/>
+        </w:rPr>
+        <w:t>🟡</w:t>
+      </w:r>
+      <w:r>
+        <w:t xml:space="preserve"> Medium(DP on tree)</w:t>
+      </w:r>
+    </w:p>
+    <w:p>
+      <w:pPr>
+        <w:pStyle w:val="ListParagraph"/>
+        <w:numPr>
+          <w:ilvl w:val="0"/>
+          <w:numId w:val="42"/>
+        </w:numPr>
+      </w:pPr>
+      <w:r>
+        <w:t>Children Sum Property</w:t>
+      </w:r>
+      <w:r>
+        <w:tab/>
+      </w:r>
+      <w:proofErr w:type="spellStart"/>
+      <w:r>
+        <w:t>GeeksforGeeks</w:t>
+      </w:r>
+      <w:proofErr w:type="spellEnd"/>
+      <w:r>
+        <w:tab/>
+      </w:r>
+      <w:r>
+        <w:rPr>
+          <w:rFonts w:ascii="Calibri" w:hAnsi="Calibri" w:cs="Calibri"/>
+        </w:rPr>
+        <w:t>🟡</w:t>
+      </w:r>
+      <w:r>
+        <w:t xml:space="preserve"> Medium</w:t>
+      </w:r>
+    </w:p>
+    <w:p>
+      <w:pPr>
+        <w:pStyle w:val="ListParagraph"/>
+        <w:numPr>
+          <w:ilvl w:val="0"/>
+          <w:numId w:val="42"/>
+        </w:numPr>
+      </w:pPr>
+      <w:r>
+        <w:t>Burn a Binary Tree</w:t>
+      </w:r>
+      <w:r>
+        <w:tab/>
+      </w:r>
+      <w:proofErr w:type="spellStart"/>
+      <w:r>
+        <w:t>GeeksforGeeks</w:t>
+      </w:r>
+      <w:proofErr w:type="spellEnd"/>
+      <w:r>
+        <w:tab/>
+      </w:r>
+      <w:r>
+        <w:rPr>
+          <w:rFonts w:ascii="Segoe UI Symbol" w:hAnsi="Segoe UI Symbol" w:cs="Segoe UI Symbol"/>
+        </w:rPr>
+        <w:t>🔴</w:t>
+      </w:r>
+      <w:r>
+        <w:t xml:space="preserve"> Hard</w:t>
+      </w:r>
+    </w:p>
     <w:p>
       <w:pPr>
         <w:pStyle w:val="Heading1"/>
@@ -56805,7 +53620,7 @@
         <w:noProof/>
         <w:color w:val="404040" w:themeColor="text1" w:themeTint="BF"/>
       </w:rPr>
-      <w:t>11</w:t>
+      <w:t>12</w:t>
     </w:r>
     <w:r>
       <w:rPr>
@@ -57207,6 +54022,178 @@
     </w:lvl>
   </w:abstractNum>
   <w:abstractNum w:abstractNumId="4" w15:restartNumberingAfterBreak="0">
+    <w:nsid w:val="13A0144A"/>
+    <w:multiLevelType w:val="hybridMultilevel"/>
+    <w:tmpl w:val="351607E2"/>
+    <w:lvl w:ilvl="0" w:tplc="4009000F">
+      <w:start w:val="1"/>
+      <w:numFmt w:val="decimal"/>
+      <w:lvlText w:val="%1."/>
+      <w:lvlJc w:val="left"/>
+      <w:pPr>
+        <w:ind w:left="720" w:hanging="360"/>
+      </w:pPr>
+    </w:lvl>
+    <w:lvl w:ilvl="1" w:tplc="40090019" w:tentative="1">
+      <w:start w:val="1"/>
+      <w:numFmt w:val="lowerLetter"/>
+      <w:lvlText w:val="%2."/>
+      <w:lvlJc w:val="left"/>
+      <w:pPr>
+        <w:ind w:left="1440" w:hanging="360"/>
+      </w:pPr>
+    </w:lvl>
+    <w:lvl w:ilvl="2" w:tplc="4009001B" w:tentative="1">
+      <w:start w:val="1"/>
+      <w:numFmt w:val="lowerRoman"/>
+      <w:lvlText w:val="%3."/>
+      <w:lvlJc w:val="right"/>
+      <w:pPr>
+        <w:ind w:left="2160" w:hanging="180"/>
+      </w:pPr>
+    </w:lvl>
+    <w:lvl w:ilvl="3" w:tplc="4009000F" w:tentative="1">
+      <w:start w:val="1"/>
+      <w:numFmt w:val="decimal"/>
+      <w:lvlText w:val="%4."/>
+      <w:lvlJc w:val="left"/>
+      <w:pPr>
+        <w:ind w:left="2880" w:hanging="360"/>
+      </w:pPr>
+    </w:lvl>
+    <w:lvl w:ilvl="4" w:tplc="40090019" w:tentative="1">
+      <w:start w:val="1"/>
+      <w:numFmt w:val="lowerLetter"/>
+      <w:lvlText w:val="%5."/>
+      <w:lvlJc w:val="left"/>
+      <w:pPr>
+        <w:ind w:left="3600" w:hanging="360"/>
+      </w:pPr>
+    </w:lvl>
+    <w:lvl w:ilvl="5" w:tplc="4009001B" w:tentative="1">
+      <w:start w:val="1"/>
+      <w:numFmt w:val="lowerRoman"/>
+      <w:lvlText w:val="%6."/>
+      <w:lvlJc w:val="right"/>
+      <w:pPr>
+        <w:ind w:left="4320" w:hanging="180"/>
+      </w:pPr>
+    </w:lvl>
+    <w:lvl w:ilvl="6" w:tplc="4009000F" w:tentative="1">
+      <w:start w:val="1"/>
+      <w:numFmt w:val="decimal"/>
+      <w:lvlText w:val="%7."/>
+      <w:lvlJc w:val="left"/>
+      <w:pPr>
+        <w:ind w:left="5040" w:hanging="360"/>
+      </w:pPr>
+    </w:lvl>
+    <w:lvl w:ilvl="7" w:tplc="40090019" w:tentative="1">
+      <w:start w:val="1"/>
+      <w:numFmt w:val="lowerLetter"/>
+      <w:lvlText w:val="%8."/>
+      <w:lvlJc w:val="left"/>
+      <w:pPr>
+        <w:ind w:left="5760" w:hanging="360"/>
+      </w:pPr>
+    </w:lvl>
+    <w:lvl w:ilvl="8" w:tplc="4009001B" w:tentative="1">
+      <w:start w:val="1"/>
+      <w:numFmt w:val="lowerRoman"/>
+      <w:lvlText w:val="%9."/>
+      <w:lvlJc w:val="right"/>
+      <w:pPr>
+        <w:ind w:left="6480" w:hanging="180"/>
+      </w:pPr>
+    </w:lvl>
+  </w:abstractNum>
+  <w:abstractNum w:abstractNumId="5" w15:restartNumberingAfterBreak="0">
+    <w:nsid w:val="15022F0E"/>
+    <w:multiLevelType w:val="hybridMultilevel"/>
+    <w:tmpl w:val="B8C02A7A"/>
+    <w:lvl w:ilvl="0" w:tplc="4009000F">
+      <w:start w:val="1"/>
+      <w:numFmt w:val="decimal"/>
+      <w:lvlText w:val="%1."/>
+      <w:lvlJc w:val="left"/>
+      <w:pPr>
+        <w:ind w:left="720" w:hanging="360"/>
+      </w:pPr>
+    </w:lvl>
+    <w:lvl w:ilvl="1" w:tplc="40090019" w:tentative="1">
+      <w:start w:val="1"/>
+      <w:numFmt w:val="lowerLetter"/>
+      <w:lvlText w:val="%2."/>
+      <w:lvlJc w:val="left"/>
+      <w:pPr>
+        <w:ind w:left="1440" w:hanging="360"/>
+      </w:pPr>
+    </w:lvl>
+    <w:lvl w:ilvl="2" w:tplc="4009001B" w:tentative="1">
+      <w:start w:val="1"/>
+      <w:numFmt w:val="lowerRoman"/>
+      <w:lvlText w:val="%3."/>
+      <w:lvlJc w:val="right"/>
+      <w:pPr>
+        <w:ind w:left="2160" w:hanging="180"/>
+      </w:pPr>
+    </w:lvl>
+    <w:lvl w:ilvl="3" w:tplc="4009000F" w:tentative="1">
+      <w:start w:val="1"/>
+      <w:numFmt w:val="decimal"/>
+      <w:lvlText w:val="%4."/>
+      <w:lvlJc w:val="left"/>
+      <w:pPr>
+        <w:ind w:left="2880" w:hanging="360"/>
+      </w:pPr>
+    </w:lvl>
+    <w:lvl w:ilvl="4" w:tplc="40090019" w:tentative="1">
+      <w:start w:val="1"/>
+      <w:numFmt w:val="lowerLetter"/>
+      <w:lvlText w:val="%5."/>
+      <w:lvlJc w:val="left"/>
+      <w:pPr>
+        <w:ind w:left="3600" w:hanging="360"/>
+      </w:pPr>
+    </w:lvl>
+    <w:lvl w:ilvl="5" w:tplc="4009001B" w:tentative="1">
+      <w:start w:val="1"/>
+      <w:numFmt w:val="lowerRoman"/>
+      <w:lvlText w:val="%6."/>
+      <w:lvlJc w:val="right"/>
+      <w:pPr>
+        <w:ind w:left="4320" w:hanging="180"/>
+      </w:pPr>
+    </w:lvl>
+    <w:lvl w:ilvl="6" w:tplc="4009000F" w:tentative="1">
+      <w:start w:val="1"/>
+      <w:numFmt w:val="decimal"/>
+      <w:lvlText w:val="%7."/>
+      <w:lvlJc w:val="left"/>
+      <w:pPr>
+        <w:ind w:left="5040" w:hanging="360"/>
+      </w:pPr>
+    </w:lvl>
+    <w:lvl w:ilvl="7" w:tplc="40090019" w:tentative="1">
+      <w:start w:val="1"/>
+      <w:numFmt w:val="lowerLetter"/>
+      <w:lvlText w:val="%8."/>
+      <w:lvlJc w:val="left"/>
+      <w:pPr>
+        <w:ind w:left="5760" w:hanging="360"/>
+      </w:pPr>
+    </w:lvl>
+    <w:lvl w:ilvl="8" w:tplc="4009001B" w:tentative="1">
+      <w:start w:val="1"/>
+      <w:numFmt w:val="lowerRoman"/>
+      <w:lvlText w:val="%9."/>
+      <w:lvlJc w:val="right"/>
+      <w:pPr>
+        <w:ind w:left="6480" w:hanging="180"/>
+      </w:pPr>
+    </w:lvl>
+  </w:abstractNum>
+  <w:abstractNum w:abstractNumId="6" w15:restartNumberingAfterBreak="0">
     <w:nsid w:val="150D48C9"/>
     <w:multiLevelType w:val="hybridMultilevel"/>
     <w:tmpl w:val="0F1E6354"/>
@@ -57292,7 +54279,7 @@
       </w:pPr>
     </w:lvl>
   </w:abstractNum>
-  <w:abstractNum w:abstractNumId="5" w15:restartNumberingAfterBreak="0">
+  <w:abstractNum w:abstractNumId="7" w15:restartNumberingAfterBreak="0">
     <w:nsid w:val="16F43E2F"/>
     <w:multiLevelType w:val="hybridMultilevel"/>
     <w:tmpl w:val="10B41CCE"/>
@@ -57381,7 +54368,7 @@
       </w:pPr>
     </w:lvl>
   </w:abstractNum>
-  <w:abstractNum w:abstractNumId="6" w15:restartNumberingAfterBreak="0">
+  <w:abstractNum w:abstractNumId="8" w15:restartNumberingAfterBreak="0">
     <w:nsid w:val="2C0B5455"/>
     <w:multiLevelType w:val="hybridMultilevel"/>
     <w:tmpl w:val="2300FA1A"/>
@@ -57467,7 +54454,7 @@
       </w:pPr>
     </w:lvl>
   </w:abstractNum>
-  <w:abstractNum w:abstractNumId="7" w15:restartNumberingAfterBreak="0">
+  <w:abstractNum w:abstractNumId="9" w15:restartNumberingAfterBreak="0">
     <w:nsid w:val="372F3897"/>
     <w:multiLevelType w:val="hybridMultilevel"/>
     <w:tmpl w:val="67245D32"/>
@@ -57553,7 +54540,7 @@
       </w:pPr>
     </w:lvl>
   </w:abstractNum>
-  <w:abstractNum w:abstractNumId="8" w15:restartNumberingAfterBreak="0">
+  <w:abstractNum w:abstractNumId="10" w15:restartNumberingAfterBreak="0">
     <w:nsid w:val="3B3C2ACC"/>
     <w:multiLevelType w:val="hybridMultilevel"/>
     <w:tmpl w:val="D69CAC4C"/>
@@ -57642,7 +54629,7 @@
       </w:pPr>
     </w:lvl>
   </w:abstractNum>
-  <w:abstractNum w:abstractNumId="9" w15:restartNumberingAfterBreak="0">
+  <w:abstractNum w:abstractNumId="11" w15:restartNumberingAfterBreak="0">
     <w:nsid w:val="42F91543"/>
     <w:multiLevelType w:val="hybridMultilevel"/>
     <w:tmpl w:val="A600E434"/>
@@ -57728,7 +54715,7 @@
       </w:pPr>
     </w:lvl>
   </w:abstractNum>
-  <w:abstractNum w:abstractNumId="10" w15:restartNumberingAfterBreak="0">
+  <w:abstractNum w:abstractNumId="12" w15:restartNumberingAfterBreak="0">
     <w:nsid w:val="44A7029E"/>
     <w:multiLevelType w:val="hybridMultilevel"/>
     <w:tmpl w:val="2DEE5DF8"/>
@@ -57841,7 +54828,7 @@
       </w:rPr>
     </w:lvl>
   </w:abstractNum>
-  <w:abstractNum w:abstractNumId="11" w15:restartNumberingAfterBreak="0">
+  <w:abstractNum w:abstractNumId="13" w15:restartNumberingAfterBreak="0">
     <w:nsid w:val="45935015"/>
     <w:multiLevelType w:val="hybridMultilevel"/>
     <w:tmpl w:val="33BC21C6"/>
@@ -57930,7 +54917,7 @@
       </w:pPr>
     </w:lvl>
   </w:abstractNum>
-  <w:abstractNum w:abstractNumId="12" w15:restartNumberingAfterBreak="0">
+  <w:abstractNum w:abstractNumId="14" w15:restartNumberingAfterBreak="0">
     <w:nsid w:val="476B18A5"/>
     <w:multiLevelType w:val="hybridMultilevel"/>
     <w:tmpl w:val="5C582974"/>
@@ -58016,7 +55003,7 @@
       </w:pPr>
     </w:lvl>
   </w:abstractNum>
-  <w:abstractNum w:abstractNumId="13" w15:restartNumberingAfterBreak="0">
+  <w:abstractNum w:abstractNumId="15" w15:restartNumberingAfterBreak="0">
     <w:nsid w:val="478F7626"/>
     <w:multiLevelType w:val="hybridMultilevel"/>
     <w:tmpl w:val="F2B013D4"/>
@@ -58105,7 +55092,7 @@
       </w:pPr>
     </w:lvl>
   </w:abstractNum>
-  <w:abstractNum w:abstractNumId="14" w15:restartNumberingAfterBreak="0">
+  <w:abstractNum w:abstractNumId="16" w15:restartNumberingAfterBreak="0">
     <w:nsid w:val="480070E4"/>
     <w:multiLevelType w:val="hybridMultilevel"/>
     <w:tmpl w:val="D69CAC4C"/>
@@ -58194,96 +55181,10 @@
       </w:pPr>
     </w:lvl>
   </w:abstractNum>
-  <w:abstractNum w:abstractNumId="15" w15:restartNumberingAfterBreak="0">
-    <w:nsid w:val="51C367B2"/>
+  <w:abstractNum w:abstractNumId="17" w15:restartNumberingAfterBreak="0">
+    <w:nsid w:val="4A6F4E4B"/>
     <w:multiLevelType w:val="hybridMultilevel"/>
-    <w:tmpl w:val="B734E462"/>
-    <w:lvl w:ilvl="0" w:tplc="4009000F">
-      <w:start w:val="1"/>
-      <w:numFmt w:val="decimal"/>
-      <w:lvlText w:val="%1."/>
-      <w:lvlJc w:val="left"/>
-      <w:pPr>
-        <w:ind w:left="720" w:hanging="360"/>
-      </w:pPr>
-    </w:lvl>
-    <w:lvl w:ilvl="1" w:tplc="40090019" w:tentative="1">
-      <w:start w:val="1"/>
-      <w:numFmt w:val="lowerLetter"/>
-      <w:lvlText w:val="%2."/>
-      <w:lvlJc w:val="left"/>
-      <w:pPr>
-        <w:ind w:left="1440" w:hanging="360"/>
-      </w:pPr>
-    </w:lvl>
-    <w:lvl w:ilvl="2" w:tplc="4009001B" w:tentative="1">
-      <w:start w:val="1"/>
-      <w:numFmt w:val="lowerRoman"/>
-      <w:lvlText w:val="%3."/>
-      <w:lvlJc w:val="right"/>
-      <w:pPr>
-        <w:ind w:left="2160" w:hanging="180"/>
-      </w:pPr>
-    </w:lvl>
-    <w:lvl w:ilvl="3" w:tplc="4009000F" w:tentative="1">
-      <w:start w:val="1"/>
-      <w:numFmt w:val="decimal"/>
-      <w:lvlText w:val="%4."/>
-      <w:lvlJc w:val="left"/>
-      <w:pPr>
-        <w:ind w:left="2880" w:hanging="360"/>
-      </w:pPr>
-    </w:lvl>
-    <w:lvl w:ilvl="4" w:tplc="40090019" w:tentative="1">
-      <w:start w:val="1"/>
-      <w:numFmt w:val="lowerLetter"/>
-      <w:lvlText w:val="%5."/>
-      <w:lvlJc w:val="left"/>
-      <w:pPr>
-        <w:ind w:left="3600" w:hanging="360"/>
-      </w:pPr>
-    </w:lvl>
-    <w:lvl w:ilvl="5" w:tplc="4009001B" w:tentative="1">
-      <w:start w:val="1"/>
-      <w:numFmt w:val="lowerRoman"/>
-      <w:lvlText w:val="%6."/>
-      <w:lvlJc w:val="right"/>
-      <w:pPr>
-        <w:ind w:left="4320" w:hanging="180"/>
-      </w:pPr>
-    </w:lvl>
-    <w:lvl w:ilvl="6" w:tplc="4009000F" w:tentative="1">
-      <w:start w:val="1"/>
-      <w:numFmt w:val="decimal"/>
-      <w:lvlText w:val="%7."/>
-      <w:lvlJc w:val="left"/>
-      <w:pPr>
-        <w:ind w:left="5040" w:hanging="360"/>
-      </w:pPr>
-    </w:lvl>
-    <w:lvl w:ilvl="7" w:tplc="40090019" w:tentative="1">
-      <w:start w:val="1"/>
-      <w:numFmt w:val="lowerLetter"/>
-      <w:lvlText w:val="%8."/>
-      <w:lvlJc w:val="left"/>
-      <w:pPr>
-        <w:ind w:left="5760" w:hanging="360"/>
-      </w:pPr>
-    </w:lvl>
-    <w:lvl w:ilvl="8" w:tplc="4009001B" w:tentative="1">
-      <w:start w:val="1"/>
-      <w:numFmt w:val="lowerRoman"/>
-      <w:lvlText w:val="%9."/>
-      <w:lvlJc w:val="right"/>
-      <w:pPr>
-        <w:ind w:left="6480" w:hanging="180"/>
-      </w:pPr>
-    </w:lvl>
-  </w:abstractNum>
-  <w:abstractNum w:abstractNumId="16" w15:restartNumberingAfterBreak="0">
-    <w:nsid w:val="540F1161"/>
-    <w:multiLevelType w:val="hybridMultilevel"/>
-    <w:tmpl w:val="33BC21C6"/>
+    <w:tmpl w:val="4E3A8F9A"/>
     <w:lvl w:ilvl="0" w:tplc="4009000F">
       <w:start w:val="1"/>
       <w:numFmt w:val="decimal"/>
@@ -58369,10 +55270,96 @@
       </w:pPr>
     </w:lvl>
   </w:abstractNum>
-  <w:abstractNum w:abstractNumId="17" w15:restartNumberingAfterBreak="0">
-    <w:nsid w:val="577A1FFB"/>
+  <w:abstractNum w:abstractNumId="18" w15:restartNumberingAfterBreak="0">
+    <w:nsid w:val="51C367B2"/>
     <w:multiLevelType w:val="hybridMultilevel"/>
-    <w:tmpl w:val="946EDB54"/>
+    <w:tmpl w:val="B734E462"/>
+    <w:lvl w:ilvl="0" w:tplc="4009000F">
+      <w:start w:val="1"/>
+      <w:numFmt w:val="decimal"/>
+      <w:lvlText w:val="%1."/>
+      <w:lvlJc w:val="left"/>
+      <w:pPr>
+        <w:ind w:left="720" w:hanging="360"/>
+      </w:pPr>
+    </w:lvl>
+    <w:lvl w:ilvl="1" w:tplc="40090019" w:tentative="1">
+      <w:start w:val="1"/>
+      <w:numFmt w:val="lowerLetter"/>
+      <w:lvlText w:val="%2."/>
+      <w:lvlJc w:val="left"/>
+      <w:pPr>
+        <w:ind w:left="1440" w:hanging="360"/>
+      </w:pPr>
+    </w:lvl>
+    <w:lvl w:ilvl="2" w:tplc="4009001B" w:tentative="1">
+      <w:start w:val="1"/>
+      <w:numFmt w:val="lowerRoman"/>
+      <w:lvlText w:val="%3."/>
+      <w:lvlJc w:val="right"/>
+      <w:pPr>
+        <w:ind w:left="2160" w:hanging="180"/>
+      </w:pPr>
+    </w:lvl>
+    <w:lvl w:ilvl="3" w:tplc="4009000F" w:tentative="1">
+      <w:start w:val="1"/>
+      <w:numFmt w:val="decimal"/>
+      <w:lvlText w:val="%4."/>
+      <w:lvlJc w:val="left"/>
+      <w:pPr>
+        <w:ind w:left="2880" w:hanging="360"/>
+      </w:pPr>
+    </w:lvl>
+    <w:lvl w:ilvl="4" w:tplc="40090019" w:tentative="1">
+      <w:start w:val="1"/>
+      <w:numFmt w:val="lowerLetter"/>
+      <w:lvlText w:val="%5."/>
+      <w:lvlJc w:val="left"/>
+      <w:pPr>
+        <w:ind w:left="3600" w:hanging="360"/>
+      </w:pPr>
+    </w:lvl>
+    <w:lvl w:ilvl="5" w:tplc="4009001B" w:tentative="1">
+      <w:start w:val="1"/>
+      <w:numFmt w:val="lowerRoman"/>
+      <w:lvlText w:val="%6."/>
+      <w:lvlJc w:val="right"/>
+      <w:pPr>
+        <w:ind w:left="4320" w:hanging="180"/>
+      </w:pPr>
+    </w:lvl>
+    <w:lvl w:ilvl="6" w:tplc="4009000F" w:tentative="1">
+      <w:start w:val="1"/>
+      <w:numFmt w:val="decimal"/>
+      <w:lvlText w:val="%7."/>
+      <w:lvlJc w:val="left"/>
+      <w:pPr>
+        <w:ind w:left="5040" w:hanging="360"/>
+      </w:pPr>
+    </w:lvl>
+    <w:lvl w:ilvl="7" w:tplc="40090019" w:tentative="1">
+      <w:start w:val="1"/>
+      <w:numFmt w:val="lowerLetter"/>
+      <w:lvlText w:val="%8."/>
+      <w:lvlJc w:val="left"/>
+      <w:pPr>
+        <w:ind w:left="5760" w:hanging="360"/>
+      </w:pPr>
+    </w:lvl>
+    <w:lvl w:ilvl="8" w:tplc="4009001B" w:tentative="1">
+      <w:start w:val="1"/>
+      <w:numFmt w:val="lowerRoman"/>
+      <w:lvlText w:val="%9."/>
+      <w:lvlJc w:val="right"/>
+      <w:pPr>
+        <w:ind w:left="6480" w:hanging="180"/>
+      </w:pPr>
+    </w:lvl>
+  </w:abstractNum>
+  <w:abstractNum w:abstractNumId="19" w15:restartNumberingAfterBreak="0">
+    <w:nsid w:val="540F1161"/>
+    <w:multiLevelType w:val="hybridMultilevel"/>
+    <w:tmpl w:val="33BC21C6"/>
     <w:lvl w:ilvl="0" w:tplc="4009000F">
       <w:start w:val="1"/>
       <w:numFmt w:val="decimal"/>
@@ -58458,7 +55445,96 @@
       </w:pPr>
     </w:lvl>
   </w:abstractNum>
-  <w:abstractNum w:abstractNumId="18" w15:restartNumberingAfterBreak="0">
+  <w:abstractNum w:abstractNumId="20" w15:restartNumberingAfterBreak="0">
+    <w:nsid w:val="577A1FFB"/>
+    <w:multiLevelType w:val="hybridMultilevel"/>
+    <w:tmpl w:val="946EDB54"/>
+    <w:lvl w:ilvl="0" w:tplc="4009000F">
+      <w:start w:val="1"/>
+      <w:numFmt w:val="decimal"/>
+      <w:lvlText w:val="%1."/>
+      <w:lvlJc w:val="left"/>
+      <w:pPr>
+        <w:ind w:left="720" w:hanging="360"/>
+      </w:pPr>
+      <w:rPr>
+        <w:rFonts w:hint="default"/>
+      </w:rPr>
+    </w:lvl>
+    <w:lvl w:ilvl="1" w:tplc="40090019" w:tentative="1">
+      <w:start w:val="1"/>
+      <w:numFmt w:val="lowerLetter"/>
+      <w:lvlText w:val="%2."/>
+      <w:lvlJc w:val="left"/>
+      <w:pPr>
+        <w:ind w:left="1440" w:hanging="360"/>
+      </w:pPr>
+    </w:lvl>
+    <w:lvl w:ilvl="2" w:tplc="4009001B" w:tentative="1">
+      <w:start w:val="1"/>
+      <w:numFmt w:val="lowerRoman"/>
+      <w:lvlText w:val="%3."/>
+      <w:lvlJc w:val="right"/>
+      <w:pPr>
+        <w:ind w:left="2160" w:hanging="180"/>
+      </w:pPr>
+    </w:lvl>
+    <w:lvl w:ilvl="3" w:tplc="4009000F" w:tentative="1">
+      <w:start w:val="1"/>
+      <w:numFmt w:val="decimal"/>
+      <w:lvlText w:val="%4."/>
+      <w:lvlJc w:val="left"/>
+      <w:pPr>
+        <w:ind w:left="2880" w:hanging="360"/>
+      </w:pPr>
+    </w:lvl>
+    <w:lvl w:ilvl="4" w:tplc="40090019" w:tentative="1">
+      <w:start w:val="1"/>
+      <w:numFmt w:val="lowerLetter"/>
+      <w:lvlText w:val="%5."/>
+      <w:lvlJc w:val="left"/>
+      <w:pPr>
+        <w:ind w:left="3600" w:hanging="360"/>
+      </w:pPr>
+    </w:lvl>
+    <w:lvl w:ilvl="5" w:tplc="4009001B" w:tentative="1">
+      <w:start w:val="1"/>
+      <w:numFmt w:val="lowerRoman"/>
+      <w:lvlText w:val="%6."/>
+      <w:lvlJc w:val="right"/>
+      <w:pPr>
+        <w:ind w:left="4320" w:hanging="180"/>
+      </w:pPr>
+    </w:lvl>
+    <w:lvl w:ilvl="6" w:tplc="4009000F" w:tentative="1">
+      <w:start w:val="1"/>
+      <w:numFmt w:val="decimal"/>
+      <w:lvlText w:val="%7."/>
+      <w:lvlJc w:val="left"/>
+      <w:pPr>
+        <w:ind w:left="5040" w:hanging="360"/>
+      </w:pPr>
+    </w:lvl>
+    <w:lvl w:ilvl="7" w:tplc="40090019" w:tentative="1">
+      <w:start w:val="1"/>
+      <w:numFmt w:val="lowerLetter"/>
+      <w:lvlText w:val="%8."/>
+      <w:lvlJc w:val="left"/>
+      <w:pPr>
+        <w:ind w:left="5760" w:hanging="360"/>
+      </w:pPr>
+    </w:lvl>
+    <w:lvl w:ilvl="8" w:tplc="4009001B" w:tentative="1">
+      <w:start w:val="1"/>
+      <w:numFmt w:val="lowerRoman"/>
+      <w:lvlText w:val="%9."/>
+      <w:lvlJc w:val="right"/>
+      <w:pPr>
+        <w:ind w:left="6480" w:hanging="180"/>
+      </w:pPr>
+    </w:lvl>
+  </w:abstractNum>
+  <w:abstractNum w:abstractNumId="21" w15:restartNumberingAfterBreak="0">
     <w:nsid w:val="59BB1990"/>
     <w:multiLevelType w:val="hybridMultilevel"/>
     <w:tmpl w:val="B56C859E"/>
@@ -58571,7 +55647,7 @@
       </w:rPr>
     </w:lvl>
   </w:abstractNum>
-  <w:abstractNum w:abstractNumId="19" w15:restartNumberingAfterBreak="0">
+  <w:abstractNum w:abstractNumId="22" w15:restartNumberingAfterBreak="0">
     <w:nsid w:val="59F96816"/>
     <w:multiLevelType w:val="hybridMultilevel"/>
     <w:tmpl w:val="B56A124A"/>
@@ -58657,7 +55733,7 @@
       </w:pPr>
     </w:lvl>
   </w:abstractNum>
-  <w:abstractNum w:abstractNumId="20" w15:restartNumberingAfterBreak="0">
+  <w:abstractNum w:abstractNumId="23" w15:restartNumberingAfterBreak="0">
     <w:nsid w:val="5D357486"/>
     <w:multiLevelType w:val="hybridMultilevel"/>
     <w:tmpl w:val="FDB4669A"/>
@@ -58743,7 +55819,7 @@
       </w:pPr>
     </w:lvl>
   </w:abstractNum>
-  <w:abstractNum w:abstractNumId="21" w15:restartNumberingAfterBreak="0">
+  <w:abstractNum w:abstractNumId="24" w15:restartNumberingAfterBreak="0">
     <w:nsid w:val="5EC91099"/>
     <w:multiLevelType w:val="hybridMultilevel"/>
     <w:tmpl w:val="F98E3F94"/>
@@ -58832,7 +55908,7 @@
       </w:pPr>
     </w:lvl>
   </w:abstractNum>
-  <w:abstractNum w:abstractNumId="22" w15:restartNumberingAfterBreak="0">
+  <w:abstractNum w:abstractNumId="25" w15:restartNumberingAfterBreak="0">
     <w:nsid w:val="60BD0027"/>
     <w:multiLevelType w:val="hybridMultilevel"/>
     <w:tmpl w:val="584CDE1E"/>
@@ -58945,7 +56021,7 @@
       </w:rPr>
     </w:lvl>
   </w:abstractNum>
-  <w:abstractNum w:abstractNumId="23" w15:restartNumberingAfterBreak="0">
+  <w:abstractNum w:abstractNumId="26" w15:restartNumberingAfterBreak="0">
     <w:nsid w:val="60DC30A4"/>
     <w:multiLevelType w:val="hybridMultilevel"/>
     <w:tmpl w:val="065AF348"/>
@@ -59034,7 +56110,93 @@
       </w:pPr>
     </w:lvl>
   </w:abstractNum>
-  <w:abstractNum w:abstractNumId="24" w15:restartNumberingAfterBreak="0">
+  <w:abstractNum w:abstractNumId="27" w15:restartNumberingAfterBreak="0">
+    <w:nsid w:val="60FF55F5"/>
+    <w:multiLevelType w:val="hybridMultilevel"/>
+    <w:tmpl w:val="DB4A4456"/>
+    <w:lvl w:ilvl="0" w:tplc="4009000F">
+      <w:start w:val="1"/>
+      <w:numFmt w:val="decimal"/>
+      <w:lvlText w:val="%1."/>
+      <w:lvlJc w:val="left"/>
+      <w:pPr>
+        <w:ind w:left="720" w:hanging="360"/>
+      </w:pPr>
+    </w:lvl>
+    <w:lvl w:ilvl="1" w:tplc="40090019" w:tentative="1">
+      <w:start w:val="1"/>
+      <w:numFmt w:val="lowerLetter"/>
+      <w:lvlText w:val="%2."/>
+      <w:lvlJc w:val="left"/>
+      <w:pPr>
+        <w:ind w:left="1440" w:hanging="360"/>
+      </w:pPr>
+    </w:lvl>
+    <w:lvl w:ilvl="2" w:tplc="4009001B" w:tentative="1">
+      <w:start w:val="1"/>
+      <w:numFmt w:val="lowerRoman"/>
+      <w:lvlText w:val="%3."/>
+      <w:lvlJc w:val="right"/>
+      <w:pPr>
+        <w:ind w:left="2160" w:hanging="180"/>
+      </w:pPr>
+    </w:lvl>
+    <w:lvl w:ilvl="3" w:tplc="4009000F" w:tentative="1">
+      <w:start w:val="1"/>
+      <w:numFmt w:val="decimal"/>
+      <w:lvlText w:val="%4."/>
+      <w:lvlJc w:val="left"/>
+      <w:pPr>
+        <w:ind w:left="2880" w:hanging="360"/>
+      </w:pPr>
+    </w:lvl>
+    <w:lvl w:ilvl="4" w:tplc="40090019" w:tentative="1">
+      <w:start w:val="1"/>
+      <w:numFmt w:val="lowerLetter"/>
+      <w:lvlText w:val="%5."/>
+      <w:lvlJc w:val="left"/>
+      <w:pPr>
+        <w:ind w:left="3600" w:hanging="360"/>
+      </w:pPr>
+    </w:lvl>
+    <w:lvl w:ilvl="5" w:tplc="4009001B" w:tentative="1">
+      <w:start w:val="1"/>
+      <w:numFmt w:val="lowerRoman"/>
+      <w:lvlText w:val="%6."/>
+      <w:lvlJc w:val="right"/>
+      <w:pPr>
+        <w:ind w:left="4320" w:hanging="180"/>
+      </w:pPr>
+    </w:lvl>
+    <w:lvl w:ilvl="6" w:tplc="4009000F" w:tentative="1">
+      <w:start w:val="1"/>
+      <w:numFmt w:val="decimal"/>
+      <w:lvlText w:val="%7."/>
+      <w:lvlJc w:val="left"/>
+      <w:pPr>
+        <w:ind w:left="5040" w:hanging="360"/>
+      </w:pPr>
+    </w:lvl>
+    <w:lvl w:ilvl="7" w:tplc="40090019" w:tentative="1">
+      <w:start w:val="1"/>
+      <w:numFmt w:val="lowerLetter"/>
+      <w:lvlText w:val="%8."/>
+      <w:lvlJc w:val="left"/>
+      <w:pPr>
+        <w:ind w:left="5760" w:hanging="360"/>
+      </w:pPr>
+    </w:lvl>
+    <w:lvl w:ilvl="8" w:tplc="4009001B" w:tentative="1">
+      <w:start w:val="1"/>
+      <w:numFmt w:val="lowerRoman"/>
+      <w:lvlText w:val="%9."/>
+      <w:lvlJc w:val="right"/>
+      <w:pPr>
+        <w:ind w:left="6480" w:hanging="180"/>
+      </w:pPr>
+    </w:lvl>
+  </w:abstractNum>
+  <w:abstractNum w:abstractNumId="28" w15:restartNumberingAfterBreak="0">
     <w:nsid w:val="62B32FF9"/>
     <w:multiLevelType w:val="hybridMultilevel"/>
     <w:tmpl w:val="4E3A8F9A"/>
@@ -59123,7 +56285,7 @@
       </w:pPr>
     </w:lvl>
   </w:abstractNum>
-  <w:abstractNum w:abstractNumId="25" w15:restartNumberingAfterBreak="0">
+  <w:abstractNum w:abstractNumId="29" w15:restartNumberingAfterBreak="0">
     <w:nsid w:val="644D1E09"/>
     <w:multiLevelType w:val="hybridMultilevel"/>
     <w:tmpl w:val="CEA423CE"/>
@@ -59209,7 +56371,93 @@
       </w:pPr>
     </w:lvl>
   </w:abstractNum>
-  <w:abstractNum w:abstractNumId="26" w15:restartNumberingAfterBreak="0">
+  <w:abstractNum w:abstractNumId="30" w15:restartNumberingAfterBreak="0">
+    <w:nsid w:val="6731205B"/>
+    <w:multiLevelType w:val="hybridMultilevel"/>
+    <w:tmpl w:val="DB4A4456"/>
+    <w:lvl w:ilvl="0" w:tplc="4009000F">
+      <w:start w:val="1"/>
+      <w:numFmt w:val="decimal"/>
+      <w:lvlText w:val="%1."/>
+      <w:lvlJc w:val="left"/>
+      <w:pPr>
+        <w:ind w:left="720" w:hanging="360"/>
+      </w:pPr>
+    </w:lvl>
+    <w:lvl w:ilvl="1" w:tplc="40090019" w:tentative="1">
+      <w:start w:val="1"/>
+      <w:numFmt w:val="lowerLetter"/>
+      <w:lvlText w:val="%2."/>
+      <w:lvlJc w:val="left"/>
+      <w:pPr>
+        <w:ind w:left="1440" w:hanging="360"/>
+      </w:pPr>
+    </w:lvl>
+    <w:lvl w:ilvl="2" w:tplc="4009001B" w:tentative="1">
+      <w:start w:val="1"/>
+      <w:numFmt w:val="lowerRoman"/>
+      <w:lvlText w:val="%3."/>
+      <w:lvlJc w:val="right"/>
+      <w:pPr>
+        <w:ind w:left="2160" w:hanging="180"/>
+      </w:pPr>
+    </w:lvl>
+    <w:lvl w:ilvl="3" w:tplc="4009000F" w:tentative="1">
+      <w:start w:val="1"/>
+      <w:numFmt w:val="decimal"/>
+      <w:lvlText w:val="%4."/>
+      <w:lvlJc w:val="left"/>
+      <w:pPr>
+        <w:ind w:left="2880" w:hanging="360"/>
+      </w:pPr>
+    </w:lvl>
+    <w:lvl w:ilvl="4" w:tplc="40090019" w:tentative="1">
+      <w:start w:val="1"/>
+      <w:numFmt w:val="lowerLetter"/>
+      <w:lvlText w:val="%5."/>
+      <w:lvlJc w:val="left"/>
+      <w:pPr>
+        <w:ind w:left="3600" w:hanging="360"/>
+      </w:pPr>
+    </w:lvl>
+    <w:lvl w:ilvl="5" w:tplc="4009001B" w:tentative="1">
+      <w:start w:val="1"/>
+      <w:numFmt w:val="lowerRoman"/>
+      <w:lvlText w:val="%6."/>
+      <w:lvlJc w:val="right"/>
+      <w:pPr>
+        <w:ind w:left="4320" w:hanging="180"/>
+      </w:pPr>
+    </w:lvl>
+    <w:lvl w:ilvl="6" w:tplc="4009000F" w:tentative="1">
+      <w:start w:val="1"/>
+      <w:numFmt w:val="decimal"/>
+      <w:lvlText w:val="%7."/>
+      <w:lvlJc w:val="left"/>
+      <w:pPr>
+        <w:ind w:left="5040" w:hanging="360"/>
+      </w:pPr>
+    </w:lvl>
+    <w:lvl w:ilvl="7" w:tplc="40090019" w:tentative="1">
+      <w:start w:val="1"/>
+      <w:numFmt w:val="lowerLetter"/>
+      <w:lvlText w:val="%8."/>
+      <w:lvlJc w:val="left"/>
+      <w:pPr>
+        <w:ind w:left="5760" w:hanging="360"/>
+      </w:pPr>
+    </w:lvl>
+    <w:lvl w:ilvl="8" w:tplc="4009001B" w:tentative="1">
+      <w:start w:val="1"/>
+      <w:numFmt w:val="lowerRoman"/>
+      <w:lvlText w:val="%9."/>
+      <w:lvlJc w:val="right"/>
+      <w:pPr>
+        <w:ind w:left="6480" w:hanging="180"/>
+      </w:pPr>
+    </w:lvl>
+  </w:abstractNum>
+  <w:abstractNum w:abstractNumId="31" w15:restartNumberingAfterBreak="0">
     <w:nsid w:val="681D6752"/>
     <w:multiLevelType w:val="hybridMultilevel"/>
     <w:tmpl w:val="1A00EAA8"/>
@@ -59295,7 +56543,7 @@
       </w:pPr>
     </w:lvl>
   </w:abstractNum>
-  <w:abstractNum w:abstractNumId="27" w15:restartNumberingAfterBreak="0">
+  <w:abstractNum w:abstractNumId="32" w15:restartNumberingAfterBreak="0">
     <w:nsid w:val="68D627C5"/>
     <w:multiLevelType w:val="hybridMultilevel"/>
     <w:tmpl w:val="4372FF9C"/>
@@ -59384,7 +56632,7 @@
       </w:pPr>
     </w:lvl>
   </w:abstractNum>
-  <w:abstractNum w:abstractNumId="28" w15:restartNumberingAfterBreak="0">
+  <w:abstractNum w:abstractNumId="33" w15:restartNumberingAfterBreak="0">
     <w:nsid w:val="68F141F0"/>
     <w:multiLevelType w:val="hybridMultilevel"/>
     <w:tmpl w:val="ADD67D46"/>
@@ -59470,7 +56718,7 @@
       </w:pPr>
     </w:lvl>
   </w:abstractNum>
-  <w:abstractNum w:abstractNumId="29" w15:restartNumberingAfterBreak="0">
+  <w:abstractNum w:abstractNumId="34" w15:restartNumberingAfterBreak="0">
     <w:nsid w:val="6AF213F0"/>
     <w:multiLevelType w:val="hybridMultilevel"/>
     <w:tmpl w:val="DCD09B34"/>
@@ -59559,7 +56807,7 @@
       </w:pPr>
     </w:lvl>
   </w:abstractNum>
-  <w:abstractNum w:abstractNumId="30" w15:restartNumberingAfterBreak="0">
+  <w:abstractNum w:abstractNumId="35" w15:restartNumberingAfterBreak="0">
     <w:nsid w:val="6D465FC6"/>
     <w:multiLevelType w:val="hybridMultilevel"/>
     <w:tmpl w:val="FB86C77C"/>
@@ -59645,7 +56893,7 @@
       </w:pPr>
     </w:lvl>
   </w:abstractNum>
-  <w:abstractNum w:abstractNumId="31" w15:restartNumberingAfterBreak="0">
+  <w:abstractNum w:abstractNumId="36" w15:restartNumberingAfterBreak="0">
     <w:nsid w:val="733E6563"/>
     <w:multiLevelType w:val="hybridMultilevel"/>
     <w:tmpl w:val="CB7625AA"/>
@@ -59731,7 +56979,7 @@
       </w:pPr>
     </w:lvl>
   </w:abstractNum>
-  <w:abstractNum w:abstractNumId="32" w15:restartNumberingAfterBreak="0">
+  <w:abstractNum w:abstractNumId="37" w15:restartNumberingAfterBreak="0">
     <w:nsid w:val="73CB1508"/>
     <w:multiLevelType w:val="hybridMultilevel"/>
     <w:tmpl w:val="03FE7A92"/>
@@ -59817,7 +57065,7 @@
       </w:pPr>
     </w:lvl>
   </w:abstractNum>
-  <w:abstractNum w:abstractNumId="33" w15:restartNumberingAfterBreak="0">
+  <w:abstractNum w:abstractNumId="38" w15:restartNumberingAfterBreak="0">
     <w:nsid w:val="79CC598B"/>
     <w:multiLevelType w:val="hybridMultilevel"/>
     <w:tmpl w:val="C76277D2"/>
@@ -59906,7 +57154,7 @@
       </w:pPr>
     </w:lvl>
   </w:abstractNum>
-  <w:abstractNum w:abstractNumId="34" w15:restartNumberingAfterBreak="0">
+  <w:abstractNum w:abstractNumId="39" w15:restartNumberingAfterBreak="0">
     <w:nsid w:val="7A5D1BB8"/>
     <w:multiLevelType w:val="hybridMultilevel"/>
     <w:tmpl w:val="1AC2E4AE"/>
@@ -59992,7 +57240,93 @@
       </w:pPr>
     </w:lvl>
   </w:abstractNum>
-  <w:abstractNum w:abstractNumId="35" w15:restartNumberingAfterBreak="0">
+  <w:abstractNum w:abstractNumId="40" w15:restartNumberingAfterBreak="0">
+    <w:nsid w:val="7AD05631"/>
+    <w:multiLevelType w:val="hybridMultilevel"/>
+    <w:tmpl w:val="D0FCF810"/>
+    <w:lvl w:ilvl="0" w:tplc="4009000F">
+      <w:start w:val="1"/>
+      <w:numFmt w:val="decimal"/>
+      <w:lvlText w:val="%1."/>
+      <w:lvlJc w:val="left"/>
+      <w:pPr>
+        <w:ind w:left="720" w:hanging="360"/>
+      </w:pPr>
+    </w:lvl>
+    <w:lvl w:ilvl="1" w:tplc="40090019" w:tentative="1">
+      <w:start w:val="1"/>
+      <w:numFmt w:val="lowerLetter"/>
+      <w:lvlText w:val="%2."/>
+      <w:lvlJc w:val="left"/>
+      <w:pPr>
+        <w:ind w:left="1440" w:hanging="360"/>
+      </w:pPr>
+    </w:lvl>
+    <w:lvl w:ilvl="2" w:tplc="4009001B" w:tentative="1">
+      <w:start w:val="1"/>
+      <w:numFmt w:val="lowerRoman"/>
+      <w:lvlText w:val="%3."/>
+      <w:lvlJc w:val="right"/>
+      <w:pPr>
+        <w:ind w:left="2160" w:hanging="180"/>
+      </w:pPr>
+    </w:lvl>
+    <w:lvl w:ilvl="3" w:tplc="4009000F" w:tentative="1">
+      <w:start w:val="1"/>
+      <w:numFmt w:val="decimal"/>
+      <w:lvlText w:val="%4."/>
+      <w:lvlJc w:val="left"/>
+      <w:pPr>
+        <w:ind w:left="2880" w:hanging="360"/>
+      </w:pPr>
+    </w:lvl>
+    <w:lvl w:ilvl="4" w:tplc="40090019" w:tentative="1">
+      <w:start w:val="1"/>
+      <w:numFmt w:val="lowerLetter"/>
+      <w:lvlText w:val="%5."/>
+      <w:lvlJc w:val="left"/>
+      <w:pPr>
+        <w:ind w:left="3600" w:hanging="360"/>
+      </w:pPr>
+    </w:lvl>
+    <w:lvl w:ilvl="5" w:tplc="4009001B" w:tentative="1">
+      <w:start w:val="1"/>
+      <w:numFmt w:val="lowerRoman"/>
+      <w:lvlText w:val="%6."/>
+      <w:lvlJc w:val="right"/>
+      <w:pPr>
+        <w:ind w:left="4320" w:hanging="180"/>
+      </w:pPr>
+    </w:lvl>
+    <w:lvl w:ilvl="6" w:tplc="4009000F" w:tentative="1">
+      <w:start w:val="1"/>
+      <w:numFmt w:val="decimal"/>
+      <w:lvlText w:val="%7."/>
+      <w:lvlJc w:val="left"/>
+      <w:pPr>
+        <w:ind w:left="5040" w:hanging="360"/>
+      </w:pPr>
+    </w:lvl>
+    <w:lvl w:ilvl="7" w:tplc="40090019" w:tentative="1">
+      <w:start w:val="1"/>
+      <w:numFmt w:val="lowerLetter"/>
+      <w:lvlText w:val="%8."/>
+      <w:lvlJc w:val="left"/>
+      <w:pPr>
+        <w:ind w:left="5760" w:hanging="360"/>
+      </w:pPr>
+    </w:lvl>
+    <w:lvl w:ilvl="8" w:tplc="4009001B" w:tentative="1">
+      <w:start w:val="1"/>
+      <w:numFmt w:val="lowerRoman"/>
+      <w:lvlText w:val="%9."/>
+      <w:lvlJc w:val="right"/>
+      <w:pPr>
+        <w:ind w:left="6480" w:hanging="180"/>
+      </w:pPr>
+    </w:lvl>
+  </w:abstractNum>
+  <w:abstractNum w:abstractNumId="41" w15:restartNumberingAfterBreak="0">
     <w:nsid w:val="7BB82806"/>
     <w:multiLevelType w:val="hybridMultilevel"/>
     <w:tmpl w:val="43E8AC20"/>
@@ -60079,112 +57413,130 @@
     </w:lvl>
   </w:abstractNum>
   <w:num w:numId="1">
-    <w:abstractNumId w:val="17"/>
+    <w:abstractNumId w:val="20"/>
   </w:num>
   <w:num w:numId="2">
-    <w:abstractNumId w:val="21"/>
+    <w:abstractNumId w:val="24"/>
   </w:num>
   <w:num w:numId="3">
     <w:abstractNumId w:val="1"/>
   </w:num>
   <w:num w:numId="4">
-    <w:abstractNumId w:val="29"/>
+    <w:abstractNumId w:val="34"/>
   </w:num>
   <w:num w:numId="5">
-    <w:abstractNumId w:val="5"/>
+    <w:abstractNumId w:val="7"/>
   </w:num>
   <w:num w:numId="6">
-    <w:abstractNumId w:val="27"/>
+    <w:abstractNumId w:val="32"/>
   </w:num>
   <w:num w:numId="7">
+    <w:abstractNumId w:val="31"/>
+  </w:num>
+  <w:num w:numId="8">
+    <w:abstractNumId w:val="25"/>
+  </w:num>
+  <w:num w:numId="9">
+    <w:abstractNumId w:val="21"/>
+  </w:num>
+  <w:num w:numId="10">
+    <w:abstractNumId w:val="13"/>
+  </w:num>
+  <w:num w:numId="11">
     <w:abstractNumId w:val="26"/>
   </w:num>
-  <w:num w:numId="8">
-    <w:abstractNumId w:val="22"/>
-  </w:num>
-  <w:num w:numId="9">
-    <w:abstractNumId w:val="18"/>
-  </w:num>
-  <w:num w:numId="10">
-    <w:abstractNumId w:val="11"/>
-  </w:num>
-  <w:num w:numId="11">
-    <w:abstractNumId w:val="23"/>
-  </w:num>
   <w:num w:numId="12">
-    <w:abstractNumId w:val="14"/>
+    <w:abstractNumId w:val="16"/>
   </w:num>
   <w:num w:numId="13">
-    <w:abstractNumId w:val="8"/>
+    <w:abstractNumId w:val="10"/>
   </w:num>
   <w:num w:numId="14">
-    <w:abstractNumId w:val="33"/>
+    <w:abstractNumId w:val="38"/>
   </w:num>
   <w:num w:numId="15">
     <w:abstractNumId w:val="2"/>
   </w:num>
   <w:num w:numId="16">
-    <w:abstractNumId w:val="12"/>
+    <w:abstractNumId w:val="14"/>
   </w:num>
   <w:num w:numId="17">
     <w:abstractNumId w:val="3"/>
   </w:num>
   <w:num w:numId="18">
-    <w:abstractNumId w:val="28"/>
+    <w:abstractNumId w:val="33"/>
   </w:num>
   <w:num w:numId="19">
-    <w:abstractNumId w:val="20"/>
+    <w:abstractNumId w:val="23"/>
   </w:num>
   <w:num w:numId="20">
-    <w:abstractNumId w:val="25"/>
+    <w:abstractNumId w:val="29"/>
   </w:num>
   <w:num w:numId="21">
-    <w:abstractNumId w:val="16"/>
+    <w:abstractNumId w:val="19"/>
   </w:num>
   <w:num w:numId="22">
-    <w:abstractNumId w:val="10"/>
+    <w:abstractNumId w:val="12"/>
   </w:num>
   <w:num w:numId="23">
-    <w:abstractNumId w:val="30"/>
+    <w:abstractNumId w:val="35"/>
   </w:num>
   <w:num w:numId="24">
-    <w:abstractNumId w:val="32"/>
+    <w:abstractNumId w:val="37"/>
   </w:num>
   <w:num w:numId="25">
+    <w:abstractNumId w:val="11"/>
+  </w:num>
+  <w:num w:numId="26">
+    <w:abstractNumId w:val="8"/>
+  </w:num>
+  <w:num w:numId="27">
+    <w:abstractNumId w:val="22"/>
+  </w:num>
+  <w:num w:numId="28">
+    <w:abstractNumId w:val="6"/>
+  </w:num>
+  <w:num w:numId="29">
     <w:abstractNumId w:val="9"/>
   </w:num>
-  <w:num w:numId="26">
-    <w:abstractNumId w:val="6"/>
-  </w:num>
-  <w:num w:numId="27">
-    <w:abstractNumId w:val="19"/>
-  </w:num>
-  <w:num w:numId="28">
-    <w:abstractNumId w:val="4"/>
-  </w:num>
-  <w:num w:numId="29">
-    <w:abstractNumId w:val="7"/>
-  </w:num>
   <w:num w:numId="30">
-    <w:abstractNumId w:val="35"/>
+    <w:abstractNumId w:val="41"/>
   </w:num>
   <w:num w:numId="31">
-    <w:abstractNumId w:val="34"/>
+    <w:abstractNumId w:val="39"/>
   </w:num>
   <w:num w:numId="32">
-    <w:abstractNumId w:val="15"/>
+    <w:abstractNumId w:val="18"/>
   </w:num>
   <w:num w:numId="33">
-    <w:abstractNumId w:val="31"/>
+    <w:abstractNumId w:val="36"/>
   </w:num>
   <w:num w:numId="34">
     <w:abstractNumId w:val="0"/>
   </w:num>
   <w:num w:numId="35">
-    <w:abstractNumId w:val="13"/>
+    <w:abstractNumId w:val="15"/>
   </w:num>
   <w:num w:numId="36">
-    <w:abstractNumId w:val="24"/>
+    <w:abstractNumId w:val="28"/>
+  </w:num>
+  <w:num w:numId="37">
+    <w:abstractNumId w:val="17"/>
+  </w:num>
+  <w:num w:numId="38">
+    <w:abstractNumId w:val="27"/>
+  </w:num>
+  <w:num w:numId="39">
+    <w:abstractNumId w:val="30"/>
+  </w:num>
+  <w:num w:numId="40">
+    <w:abstractNumId w:val="4"/>
+  </w:num>
+  <w:num w:numId="41">
+    <w:abstractNumId w:val="5"/>
+  </w:num>
+  <w:num w:numId="42">
+    <w:abstractNumId w:val="40"/>
   </w:num>
   <w:numIdMacAtCleanup w:val="11"/>
 </w:numbering>
@@ -61386,7 +58738,7 @@
 </file>
 
 <file path=customXml/itemProps1.xml><?xml version="1.0" encoding="utf-8"?>
-<ds:datastoreItem xmlns:ds="http://schemas.openxmlformats.org/officeDocument/2006/customXml" ds:itemID="{00FDE850-2F9C-47F3-AE49-173A1A23C716}">
+<ds:datastoreItem xmlns:ds="http://schemas.openxmlformats.org/officeDocument/2006/customXml" ds:itemID="{C6D8B155-65B2-4004-8493-39E8F18BA3AF}">
   <ds:schemaRefs>
     <ds:schemaRef ds:uri="http://schemas.openxmlformats.org/officeDocument/2006/bibliography"/>
   </ds:schemaRefs>

--- a/07. Tree/Tree.docx
+++ b/07. Tree/Tree.docx
@@ -11346,6 +11346,930 @@
           <w:b/>
           <w:sz w:val="28"/>
         </w:rPr>
+        <w:t xml:space="preserve"> Advanced DFs</w:t>
+      </w:r>
+    </w:p>
+    <w:p>
+      <w:pPr>
+        <w:pStyle w:val="ListParagraph"/>
+        <w:numPr>
+          <w:ilvl w:val="0"/>
+          <w:numId w:val="41"/>
+        </w:numPr>
+        <w:rPr>
+          <w:bCs/>
+          <w:color w:val="FF0000"/>
+        </w:rPr>
+      </w:pPr>
+      <w:r>
+        <w:rPr>
+          <w:bCs/>
+          <w:color w:val="FF0000"/>
+        </w:rPr>
+        <w:t>Diameter of Binary Tree (543)</w:t>
+      </w:r>
+      <w:r>
+        <w:rPr>
+          <w:bCs/>
+          <w:color w:val="FF0000"/>
+        </w:rPr>
+        <w:tab/>
+      </w:r>
+      <w:proofErr w:type="spellStart"/>
+      <w:r>
+        <w:rPr>
+          <w:bCs/>
+          <w:color w:val="FF0000"/>
+        </w:rPr>
+        <w:t>LeetCode</w:t>
+      </w:r>
+      <w:proofErr w:type="spellEnd"/>
+      <w:r>
+        <w:rPr>
+          <w:bCs/>
+          <w:color w:val="FF0000"/>
+        </w:rPr>
+        <w:tab/>
+      </w:r>
+      <w:r>
+        <w:rPr>
+          <w:rFonts w:ascii="Calibri" w:hAnsi="Calibri" w:cs="Calibri"/>
+          <w:bCs/>
+          <w:color w:val="FF0000"/>
+        </w:rPr>
+        <w:t>🟢</w:t>
+      </w:r>
+      <w:r>
+        <w:rPr>
+          <w:bCs/>
+          <w:color w:val="FF0000"/>
+        </w:rPr>
+        <w:t xml:space="preserve"> Easy</w:t>
+      </w:r>
+    </w:p>
+    <w:p>
+      <w:pPr>
+        <w:pStyle w:val="ListParagraph"/>
+        <w:numPr>
+          <w:ilvl w:val="0"/>
+          <w:numId w:val="41"/>
+        </w:numPr>
+        <w:rPr>
+          <w:bCs/>
+        </w:rPr>
+      </w:pPr>
+      <w:r>
+        <w:rPr>
+          <w:bCs/>
+        </w:rPr>
+        <w:t>Count Good Nodes in Binary Tree (1448)</w:t>
+      </w:r>
+      <w:r>
+        <w:rPr>
+          <w:bCs/>
+        </w:rPr>
+        <w:tab/>
+      </w:r>
+      <w:proofErr w:type="spellStart"/>
+      <w:r>
+        <w:rPr>
+          <w:bCs/>
+        </w:rPr>
+        <w:t>LeetCode</w:t>
+      </w:r>
+      <w:proofErr w:type="spellEnd"/>
+      <w:r>
+        <w:rPr>
+          <w:bCs/>
+        </w:rPr>
+        <w:tab/>
+      </w:r>
+      <w:r>
+        <w:rPr>
+          <w:rFonts w:ascii="Calibri" w:hAnsi="Calibri" w:cs="Calibri"/>
+          <w:bCs/>
+        </w:rPr>
+        <w:t>🟡</w:t>
+      </w:r>
+      <w:r>
+        <w:rPr>
+          <w:bCs/>
+        </w:rPr>
+        <w:t xml:space="preserve"> Medium</w:t>
+      </w:r>
+    </w:p>
+    <w:p>
+      <w:pPr>
+        <w:pStyle w:val="ListParagraph"/>
+        <w:numPr>
+          <w:ilvl w:val="0"/>
+          <w:numId w:val="41"/>
+        </w:numPr>
+        <w:rPr>
+          <w:bCs/>
+        </w:rPr>
+      </w:pPr>
+      <w:r>
+        <w:rPr>
+          <w:bCs/>
+          <w:color w:val="FF0000"/>
+        </w:rPr>
+        <w:t xml:space="preserve">Longest </w:t>
+      </w:r>
+      <w:proofErr w:type="spellStart"/>
+      <w:r>
+        <w:rPr>
+          <w:bCs/>
+          <w:color w:val="FF0000"/>
+        </w:rPr>
+        <w:t>Univalue</w:t>
+      </w:r>
+      <w:proofErr w:type="spellEnd"/>
+      <w:r>
+        <w:rPr>
+          <w:bCs/>
+          <w:color w:val="FF0000"/>
+        </w:rPr>
+        <w:t xml:space="preserve"> Path (687)</w:t>
+      </w:r>
+      <w:r>
+        <w:rPr>
+          <w:bCs/>
+          <w:color w:val="FF0000"/>
+        </w:rPr>
+        <w:tab/>
+      </w:r>
+      <w:proofErr w:type="spellStart"/>
+      <w:r>
+        <w:rPr>
+          <w:bCs/>
+          <w:color w:val="FF0000"/>
+        </w:rPr>
+        <w:t>LeetCode</w:t>
+      </w:r>
+      <w:proofErr w:type="spellEnd"/>
+      <w:r>
+        <w:rPr>
+          <w:bCs/>
+          <w:color w:val="FF0000"/>
+        </w:rPr>
+        <w:tab/>
+      </w:r>
+      <w:r>
+        <w:rPr>
+          <w:rFonts w:ascii="Calibri" w:hAnsi="Calibri" w:cs="Calibri"/>
+          <w:bCs/>
+          <w:color w:val="FF0000"/>
+        </w:rPr>
+        <w:t>🟡</w:t>
+      </w:r>
+      <w:r>
+        <w:rPr>
+          <w:bCs/>
+          <w:color w:val="FF0000"/>
+        </w:rPr>
+        <w:t xml:space="preserve"> Medium</w:t>
+      </w:r>
+    </w:p>
+    <w:p>
+      <w:pPr>
+        <w:pStyle w:val="ListParagraph"/>
+        <w:numPr>
+          <w:ilvl w:val="0"/>
+          <w:numId w:val="41"/>
+        </w:numPr>
+        <w:rPr>
+          <w:bCs/>
+          <w:color w:val="FF0000"/>
+        </w:rPr>
+      </w:pPr>
+      <w:r>
+        <w:rPr>
+          <w:bCs/>
+          <w:color w:val="FF0000"/>
+        </w:rPr>
+        <w:t>Maximum Width of Binary Tree (662)</w:t>
+      </w:r>
+      <w:r>
+        <w:rPr>
+          <w:bCs/>
+          <w:color w:val="FF0000"/>
+        </w:rPr>
+        <w:tab/>
+      </w:r>
+      <w:proofErr w:type="spellStart"/>
+      <w:r>
+        <w:rPr>
+          <w:bCs/>
+          <w:color w:val="FF0000"/>
+        </w:rPr>
+        <w:t>LeetCode</w:t>
+      </w:r>
+      <w:proofErr w:type="spellEnd"/>
+      <w:r>
+        <w:rPr>
+          <w:bCs/>
+          <w:color w:val="FF0000"/>
+        </w:rPr>
+        <w:tab/>
+      </w:r>
+      <w:r>
+        <w:rPr>
+          <w:rFonts w:ascii="Calibri" w:hAnsi="Calibri" w:cs="Calibri"/>
+          <w:bCs/>
+          <w:color w:val="FF0000"/>
+        </w:rPr>
+        <w:t>🟡</w:t>
+      </w:r>
+      <w:r>
+        <w:rPr>
+          <w:bCs/>
+          <w:color w:val="FF0000"/>
+        </w:rPr>
+        <w:t xml:space="preserve"> Medium</w:t>
+      </w:r>
+    </w:p>
+    <w:p>
+      <w:pPr>
+        <w:pStyle w:val="ListParagraph"/>
+        <w:numPr>
+          <w:ilvl w:val="0"/>
+          <w:numId w:val="41"/>
+        </w:numPr>
+      </w:pPr>
+      <w:r>
+        <w:rPr>
+          <w:color w:val="FF0000"/>
+        </w:rPr>
+        <w:t xml:space="preserve">Serialize and </w:t>
+      </w:r>
+      <w:proofErr w:type="spellStart"/>
+      <w:r>
+        <w:rPr>
+          <w:color w:val="FF0000"/>
+        </w:rPr>
+        <w:t>Deserialize</w:t>
+      </w:r>
+      <w:proofErr w:type="spellEnd"/>
+      <w:r>
+        <w:rPr>
+          <w:color w:val="FF0000"/>
+        </w:rPr>
+        <w:t xml:space="preserve"> BST (449)</w:t>
+      </w:r>
+      <w:r>
+        <w:rPr>
+          <w:color w:val="FF0000"/>
+        </w:rPr>
+        <w:tab/>
+      </w:r>
+      <w:proofErr w:type="spellStart"/>
+      <w:r>
+        <w:rPr>
+          <w:color w:val="FF0000"/>
+        </w:rPr>
+        <w:t>LeetCode</w:t>
+      </w:r>
+      <w:proofErr w:type="spellEnd"/>
+      <w:r>
+        <w:rPr>
+          <w:color w:val="FF0000"/>
+        </w:rPr>
+        <w:tab/>
+      </w:r>
+      <w:r>
+        <w:rPr>
+          <w:rFonts w:ascii="Calibri" w:hAnsi="Calibri" w:cs="Calibri"/>
+          <w:color w:val="FF0000"/>
+        </w:rPr>
+        <w:t>🟡</w:t>
+      </w:r>
+      <w:r>
+        <w:rPr>
+          <w:color w:val="FF0000"/>
+        </w:rPr>
+        <w:t xml:space="preserve"> Medium</w:t>
+      </w:r>
+      <w:r>
+        <w:rPr>
+          <w:color w:val="FF0000"/>
+        </w:rPr>
+        <w:t xml:space="preserve"> </w:t>
+      </w:r>
+      <w:hyperlink r:id="rId30" w:history="1">
+        <w:r>
+          <w:rPr>
+            <w:rStyle w:val="Hyperlink"/>
+          </w:rPr>
+          <w:t>solution</w:t>
+        </w:r>
+      </w:hyperlink>
+    </w:p>
+    <w:p>
+      <w:pPr>
+        <w:pStyle w:val="ListParagraph"/>
+        <w:numPr>
+          <w:ilvl w:val="0"/>
+          <w:numId w:val="41"/>
+        </w:numPr>
+        <w:rPr>
+          <w:bCs/>
+          <w:color w:val="FF0000"/>
+        </w:rPr>
+      </w:pPr>
+      <w:r>
+        <w:rPr>
+          <w:bCs/>
+          <w:color w:val="FF0000"/>
+        </w:rPr>
+        <w:t>Find Duplicate Subtrees (652)</w:t>
+      </w:r>
+      <w:r>
+        <w:rPr>
+          <w:bCs/>
+          <w:color w:val="FF0000"/>
+        </w:rPr>
+        <w:tab/>
+      </w:r>
+      <w:proofErr w:type="spellStart"/>
+      <w:r>
+        <w:rPr>
+          <w:bCs/>
+          <w:color w:val="FF0000"/>
+        </w:rPr>
+        <w:t>LeetCode</w:t>
+      </w:r>
+      <w:proofErr w:type="spellEnd"/>
+      <w:r>
+        <w:rPr>
+          <w:bCs/>
+          <w:color w:val="FF0000"/>
+        </w:rPr>
+        <w:tab/>
+      </w:r>
+      <w:r>
+        <w:rPr>
+          <w:rFonts w:ascii="Calibri" w:hAnsi="Calibri" w:cs="Calibri"/>
+          <w:bCs/>
+          <w:color w:val="FF0000"/>
+        </w:rPr>
+        <w:t>🟡</w:t>
+      </w:r>
+      <w:r>
+        <w:rPr>
+          <w:bCs/>
+          <w:color w:val="FF0000"/>
+        </w:rPr>
+        <w:t xml:space="preserve"> Medium</w:t>
+      </w:r>
+    </w:p>
+    <w:p>
+      <w:pPr>
+        <w:pStyle w:val="ListParagraph"/>
+        <w:rPr>
+          <w:bCs/>
+          <w:color w:val="FF0000"/>
+        </w:rPr>
+      </w:pPr>
+      <w:bookmarkStart w:id="30" w:name="_GoBack"/>
+      <w:bookmarkEnd w:id="30"/>
+    </w:p>
+    <w:p>
+      <w:pPr>
+        <w:pStyle w:val="ListParagraph"/>
+        <w:numPr>
+          <w:ilvl w:val="0"/>
+          <w:numId w:val="41"/>
+        </w:numPr>
+      </w:pPr>
+      <w:r>
+        <w:t>Lowest Common Ancestor of a BST (235)</w:t>
+      </w:r>
+      <w:r>
+        <w:tab/>
+      </w:r>
+      <w:proofErr w:type="spellStart"/>
+      <w:r>
+        <w:t>LeetCode</w:t>
+      </w:r>
+      <w:proofErr w:type="spellEnd"/>
+      <w:r>
+        <w:tab/>
+      </w:r>
+      <w:r>
+        <w:rPr>
+          <w:rFonts w:ascii="Calibri" w:hAnsi="Calibri" w:cs="Calibri"/>
+        </w:rPr>
+        <w:t>🟡</w:t>
+      </w:r>
+      <w:r>
+        <w:t xml:space="preserve"> Medium</w:t>
+      </w:r>
+    </w:p>
+    <w:p>
+      <w:pPr>
+        <w:pStyle w:val="ListParagraph"/>
+        <w:numPr>
+          <w:ilvl w:val="0"/>
+          <w:numId w:val="41"/>
+        </w:numPr>
+      </w:pPr>
+      <w:r>
+        <w:t>Lowest Common Ancestor of a Binary Tree (236)</w:t>
+      </w:r>
+      <w:r>
+        <w:tab/>
+      </w:r>
+      <w:proofErr w:type="spellStart"/>
+      <w:r>
+        <w:t>LeetCode</w:t>
+      </w:r>
+      <w:proofErr w:type="spellEnd"/>
+      <w:r>
+        <w:tab/>
+      </w:r>
+      <w:r>
+        <w:rPr>
+          <w:rFonts w:ascii="Calibri" w:hAnsi="Calibri" w:cs="Calibri"/>
+        </w:rPr>
+        <w:t>🟡</w:t>
+      </w:r>
+      <w:r>
+        <w:t xml:space="preserve"> Medium</w:t>
+      </w:r>
+    </w:p>
+    <w:p>
+      <w:pPr>
+        <w:pStyle w:val="ListParagraph"/>
+        <w:numPr>
+          <w:ilvl w:val="0"/>
+          <w:numId w:val="41"/>
+        </w:numPr>
+      </w:pPr>
+      <w:r>
+        <w:t>Step-By-Step Directions From a Binary Tree Node to Another (2096)</w:t>
+      </w:r>
+      <w:r>
+        <w:tab/>
+      </w:r>
+      <w:proofErr w:type="spellStart"/>
+      <w:r>
+        <w:t>LeetCode</w:t>
+      </w:r>
+      <w:proofErr w:type="spellEnd"/>
+      <w:r>
+        <w:tab/>
+      </w:r>
+      <w:r>
+        <w:rPr>
+          <w:rFonts w:ascii="Calibri" w:hAnsi="Calibri" w:cs="Calibri"/>
+        </w:rPr>
+        <w:t>🟡</w:t>
+      </w:r>
+      <w:r>
+        <w:t xml:space="preserve"> Medium</w:t>
+      </w:r>
+    </w:p>
+    <w:p/>
+    <w:p>
+      <w:pPr>
+        <w:pStyle w:val="Heading2"/>
+        <w:rPr>
+          <w:b/>
+        </w:rPr>
+      </w:pPr>
+      <w:r>
+        <w:rPr>
+          <w:b/>
+          <w:sz w:val="28"/>
+        </w:rPr>
+        <w:t>Pattern 5</w:t>
+      </w:r>
+      <w:r>
+        <w:rPr>
+          <w:b/>
+          <w:sz w:val="28"/>
+        </w:rPr>
+        <w:t>—</w:t>
+      </w:r>
+      <w:r>
+        <w:rPr>
+          <w:b/>
+          <w:sz w:val="28"/>
+        </w:rPr>
+        <w:t xml:space="preserve"> Tree Construction and modification</w:t>
+      </w:r>
+    </w:p>
+    <w:p>
+      <w:pPr>
+        <w:pStyle w:val="ListParagraph"/>
+        <w:numPr>
+          <w:ilvl w:val="0"/>
+          <w:numId w:val="40"/>
+        </w:numPr>
+      </w:pPr>
+      <w:r>
+        <w:t xml:space="preserve">Construct Binary Tree from </w:t>
+      </w:r>
+      <w:proofErr w:type="spellStart"/>
+      <w:r>
+        <w:t>Preorder</w:t>
+      </w:r>
+      <w:proofErr w:type="spellEnd"/>
+      <w:r>
+        <w:t xml:space="preserve"> and </w:t>
+      </w:r>
+      <w:proofErr w:type="spellStart"/>
+      <w:r>
+        <w:t>Inorder</w:t>
+      </w:r>
+      <w:proofErr w:type="spellEnd"/>
+      <w:r>
+        <w:t xml:space="preserve"> Traversal (105)</w:t>
+      </w:r>
+      <w:r>
+        <w:tab/>
+      </w:r>
+      <w:proofErr w:type="spellStart"/>
+      <w:r>
+        <w:t>LeetCode</w:t>
+      </w:r>
+      <w:proofErr w:type="spellEnd"/>
+      <w:r>
+        <w:tab/>
+      </w:r>
+      <w:r>
+        <w:rPr>
+          <w:rFonts w:ascii="Calibri" w:hAnsi="Calibri" w:cs="Calibri"/>
+        </w:rPr>
+        <w:t>🟡</w:t>
+      </w:r>
+      <w:r>
+        <w:t xml:space="preserve"> Medium</w:t>
+      </w:r>
+    </w:p>
+    <w:p>
+      <w:pPr>
+        <w:pStyle w:val="ListParagraph"/>
+        <w:numPr>
+          <w:ilvl w:val="0"/>
+          <w:numId w:val="40"/>
+        </w:numPr>
+      </w:pPr>
+      <w:r>
+        <w:t xml:space="preserve">Construct Binary Tree from </w:t>
+      </w:r>
+      <w:proofErr w:type="spellStart"/>
+      <w:r>
+        <w:t>Inorder</w:t>
+      </w:r>
+      <w:proofErr w:type="spellEnd"/>
+      <w:r>
+        <w:t xml:space="preserve"> and </w:t>
+      </w:r>
+      <w:proofErr w:type="spellStart"/>
+      <w:r>
+        <w:t>Postorder</w:t>
+      </w:r>
+      <w:proofErr w:type="spellEnd"/>
+      <w:r>
+        <w:t xml:space="preserve"> Traversal (106)</w:t>
+      </w:r>
+      <w:r>
+        <w:tab/>
+      </w:r>
+      <w:proofErr w:type="spellStart"/>
+      <w:r>
+        <w:t>LeetCode</w:t>
+      </w:r>
+      <w:proofErr w:type="spellEnd"/>
+      <w:r>
+        <w:tab/>
+      </w:r>
+      <w:r>
+        <w:rPr>
+          <w:rFonts w:ascii="Calibri" w:hAnsi="Calibri" w:cs="Calibri"/>
+        </w:rPr>
+        <w:t>🟡</w:t>
+      </w:r>
+      <w:r>
+        <w:t xml:space="preserve"> Medium</w:t>
+      </w:r>
+    </w:p>
+    <w:p>
+      <w:pPr>
+        <w:pStyle w:val="ListParagraph"/>
+        <w:numPr>
+          <w:ilvl w:val="0"/>
+          <w:numId w:val="40"/>
+        </w:numPr>
+      </w:pPr>
+      <w:r>
+        <w:t>Convert Sorted Array to BST (108)</w:t>
+      </w:r>
+      <w:r>
+        <w:tab/>
+      </w:r>
+      <w:proofErr w:type="spellStart"/>
+      <w:r>
+        <w:t>LeetCode</w:t>
+      </w:r>
+      <w:proofErr w:type="spellEnd"/>
+      <w:r>
+        <w:tab/>
+      </w:r>
+      <w:r>
+        <w:rPr>
+          <w:rFonts w:ascii="Calibri" w:hAnsi="Calibri" w:cs="Calibri"/>
+        </w:rPr>
+        <w:t>🟢</w:t>
+      </w:r>
+      <w:r>
+        <w:t xml:space="preserve"> Easy</w:t>
+      </w:r>
+    </w:p>
+    <w:p>
+      <w:pPr>
+        <w:pStyle w:val="ListParagraph"/>
+        <w:numPr>
+          <w:ilvl w:val="0"/>
+          <w:numId w:val="40"/>
+        </w:numPr>
+      </w:pPr>
+      <w:r>
+        <w:t>Convert Sorted List to BST (109)</w:t>
+      </w:r>
+      <w:r>
+        <w:tab/>
+      </w:r>
+      <w:proofErr w:type="spellStart"/>
+      <w:r>
+        <w:t>LeetCode</w:t>
+      </w:r>
+      <w:proofErr w:type="spellEnd"/>
+      <w:r>
+        <w:tab/>
+      </w:r>
+      <w:r>
+        <w:rPr>
+          <w:rFonts w:ascii="Calibri" w:hAnsi="Calibri" w:cs="Calibri"/>
+        </w:rPr>
+        <w:t>🟡</w:t>
+      </w:r>
+      <w:r>
+        <w:t xml:space="preserve"> Medium</w:t>
+      </w:r>
+    </w:p>
+    <w:p>
+      <w:pPr>
+        <w:pStyle w:val="ListParagraph"/>
+        <w:numPr>
+          <w:ilvl w:val="0"/>
+          <w:numId w:val="40"/>
+        </w:numPr>
+      </w:pPr>
+      <w:r>
+        <w:t xml:space="preserve">Construct Binary Tree from </w:t>
+      </w:r>
+      <w:proofErr w:type="spellStart"/>
+      <w:r>
+        <w:t>Preorder</w:t>
+      </w:r>
+      <w:proofErr w:type="spellEnd"/>
+      <w:r>
+        <w:t xml:space="preserve"> &amp; </w:t>
+      </w:r>
+      <w:proofErr w:type="spellStart"/>
+      <w:r>
+        <w:t>Postorder</w:t>
+      </w:r>
+      <w:proofErr w:type="spellEnd"/>
+      <w:r>
+        <w:t xml:space="preserve"> (889)</w:t>
+      </w:r>
+      <w:r>
+        <w:tab/>
+      </w:r>
+      <w:proofErr w:type="spellStart"/>
+      <w:r>
+        <w:t>LeetCode</w:t>
+      </w:r>
+      <w:proofErr w:type="spellEnd"/>
+      <w:r>
+        <w:tab/>
+      </w:r>
+      <w:r>
+        <w:rPr>
+          <w:rFonts w:ascii="Calibri" w:hAnsi="Calibri" w:cs="Calibri"/>
+        </w:rPr>
+        <w:t>🟡</w:t>
+      </w:r>
+      <w:r>
+        <w:t xml:space="preserve"> Medium</w:t>
+      </w:r>
+    </w:p>
+    <w:p>
+      <w:pPr>
+        <w:pStyle w:val="ListParagraph"/>
+        <w:numPr>
+          <w:ilvl w:val="0"/>
+          <w:numId w:val="40"/>
+        </w:numPr>
+      </w:pPr>
+      <w:r>
+        <w:t xml:space="preserve">Recover a Tree From </w:t>
+      </w:r>
+      <w:proofErr w:type="spellStart"/>
+      <w:r>
+        <w:t>Preorder</w:t>
+      </w:r>
+      <w:proofErr w:type="spellEnd"/>
+      <w:r>
+        <w:t xml:space="preserve"> Traversal (1028)</w:t>
+      </w:r>
+      <w:r>
+        <w:tab/>
+      </w:r>
+      <w:proofErr w:type="spellStart"/>
+      <w:r>
+        <w:t>LeetCode</w:t>
+      </w:r>
+      <w:proofErr w:type="spellEnd"/>
+      <w:r>
+        <w:tab/>
+      </w:r>
+      <w:r>
+        <w:rPr>
+          <w:rFonts w:ascii="Segoe UI Symbol" w:hAnsi="Segoe UI Symbol" w:cs="Segoe UI Symbol"/>
+        </w:rPr>
+        <w:t>🔴</w:t>
+      </w:r>
+      <w:r>
+        <w:t xml:space="preserve"> Hard</w:t>
+      </w:r>
+    </w:p>
+    <w:p>
+      <w:pPr>
+        <w:pStyle w:val="ListParagraph"/>
+        <w:numPr>
+          <w:ilvl w:val="0"/>
+          <w:numId w:val="40"/>
+        </w:numPr>
+      </w:pPr>
+      <w:r>
+        <w:t>Convert Binary Tree to Doubly Linked List</w:t>
+      </w:r>
+      <w:r>
+        <w:tab/>
+      </w:r>
+      <w:proofErr w:type="spellStart"/>
+      <w:r>
+        <w:t>GeeksforGeeks</w:t>
+      </w:r>
+      <w:proofErr w:type="spellEnd"/>
+      <w:r>
+        <w:tab/>
+      </w:r>
+      <w:r>
+        <w:rPr>
+          <w:rFonts w:ascii="Calibri" w:hAnsi="Calibri" w:cs="Calibri"/>
+        </w:rPr>
+        <w:t>🟡</w:t>
+      </w:r>
+    </w:p>
+    <w:p>
+      <w:pPr>
+        <w:pStyle w:val="ListParagraph"/>
+        <w:numPr>
+          <w:ilvl w:val="0"/>
+          <w:numId w:val="40"/>
+        </w:numPr>
+      </w:pPr>
+      <w:r>
+        <w:t>Flatten Binary Tree to Linked List (114)</w:t>
+      </w:r>
+      <w:r>
+        <w:tab/>
+      </w:r>
+      <w:proofErr w:type="spellStart"/>
+      <w:r>
+        <w:t>LeetCode</w:t>
+      </w:r>
+      <w:proofErr w:type="spellEnd"/>
+      <w:r>
+        <w:tab/>
+      </w:r>
+      <w:r>
+        <w:rPr>
+          <w:rFonts w:ascii="Calibri" w:hAnsi="Calibri" w:cs="Calibri"/>
+        </w:rPr>
+        <w:t>🟡</w:t>
+      </w:r>
+      <w:r>
+        <w:t xml:space="preserve"> Medium</w:t>
+      </w:r>
+    </w:p>
+    <w:p>
+      <w:pPr>
+        <w:pStyle w:val="ListParagraph"/>
+        <w:numPr>
+          <w:ilvl w:val="0"/>
+          <w:numId w:val="40"/>
+        </w:numPr>
+      </w:pPr>
+      <w:r>
+        <w:t>Populating Next Right Pointers in Each Node (116)</w:t>
+      </w:r>
+      <w:r>
+        <w:tab/>
+      </w:r>
+      <w:proofErr w:type="spellStart"/>
+      <w:r>
+        <w:t>LeetCode</w:t>
+      </w:r>
+      <w:proofErr w:type="spellEnd"/>
+      <w:r>
+        <w:tab/>
+      </w:r>
+      <w:r>
+        <w:rPr>
+          <w:rFonts w:ascii="Calibri" w:hAnsi="Calibri" w:cs="Calibri"/>
+        </w:rPr>
+        <w:t>🟡</w:t>
+      </w:r>
+      <w:r>
+        <w:t xml:space="preserve"> Medium</w:t>
+      </w:r>
+    </w:p>
+    <w:p>
+      <w:pPr>
+        <w:pStyle w:val="ListParagraph"/>
+        <w:numPr>
+          <w:ilvl w:val="0"/>
+          <w:numId w:val="40"/>
+        </w:numPr>
+      </w:pPr>
+      <w:r>
+        <w:t>Populating Next Right Pointers II (117)</w:t>
+      </w:r>
+      <w:r>
+        <w:tab/>
+      </w:r>
+      <w:proofErr w:type="spellStart"/>
+      <w:r>
+        <w:t>LeetCode</w:t>
+      </w:r>
+      <w:proofErr w:type="spellEnd"/>
+      <w:r>
+        <w:tab/>
+      </w:r>
+      <w:r>
+        <w:rPr>
+          <w:rFonts w:ascii="Calibri" w:hAnsi="Calibri" w:cs="Calibri"/>
+        </w:rPr>
+        <w:t>🟡</w:t>
+      </w:r>
+      <w:r>
+        <w:t xml:space="preserve"> Medium</w:t>
+      </w:r>
+    </w:p>
+    <w:p>
+      <w:pPr>
+        <w:pStyle w:val="ListParagraph"/>
+      </w:pPr>
+      <w:r>
+        <w:tab/>
+      </w:r>
+      <w:r>
+        <w:tab/>
+      </w:r>
+    </w:p>
+    <w:p>
+      <w:pPr>
+        <w:pStyle w:val="Heading2"/>
+        <w:rPr>
+          <w:b/>
+        </w:rPr>
+      </w:pPr>
+      <w:r>
+        <w:rPr>
+          <w:b/>
+          <w:sz w:val="28"/>
+        </w:rPr>
+        <w:t>Pattern 6</w:t>
+      </w:r>
+      <w:r>
+        <w:rPr>
+          <w:b/>
+          <w:sz w:val="28"/>
+        </w:rPr>
+        <w:t xml:space="preserve"> —</w:t>
+      </w:r>
+      <w:r>
+        <w:rPr>
+          <w:b/>
+          <w:sz w:val="28"/>
+        </w:rPr>
         <w:t xml:space="preserve"> Tree Views</w:t>
       </w:r>
     </w:p>
@@ -11573,996 +12497,6 @@
         <w:t xml:space="preserve"> Medium</w:t>
       </w:r>
     </w:p>
-    <w:p/>
-    <w:p>
-      <w:pPr>
-        <w:pStyle w:val="Heading2"/>
-        <w:rPr>
-          <w:b/>
-        </w:rPr>
-      </w:pPr>
-      <w:r>
-        <w:rPr>
-          <w:b/>
-          <w:sz w:val="28"/>
-        </w:rPr>
-        <w:t>Pattern 5</w:t>
-      </w:r>
-      <w:r>
-        <w:rPr>
-          <w:b/>
-          <w:sz w:val="28"/>
-        </w:rPr>
-        <w:t xml:space="preserve"> —</w:t>
-      </w:r>
-      <w:r>
-        <w:rPr>
-          <w:b/>
-          <w:sz w:val="28"/>
-        </w:rPr>
-        <w:t xml:space="preserve"> Advanced DFs</w:t>
-      </w:r>
-    </w:p>
-    <w:p>
-      <w:pPr>
-        <w:pStyle w:val="ListParagraph"/>
-        <w:numPr>
-          <w:ilvl w:val="0"/>
-          <w:numId w:val="41"/>
-        </w:numPr>
-        <w:rPr>
-          <w:bCs/>
-        </w:rPr>
-      </w:pPr>
-      <w:r>
-        <w:rPr>
-          <w:bCs/>
-        </w:rPr>
-        <w:t>Diameter of Binary Tree (543)</w:t>
-      </w:r>
-      <w:r>
-        <w:rPr>
-          <w:bCs/>
-        </w:rPr>
-        <w:tab/>
-      </w:r>
-      <w:proofErr w:type="spellStart"/>
-      <w:r>
-        <w:rPr>
-          <w:bCs/>
-        </w:rPr>
-        <w:t>LeetCode</w:t>
-      </w:r>
-      <w:proofErr w:type="spellEnd"/>
-      <w:r>
-        <w:rPr>
-          <w:bCs/>
-        </w:rPr>
-        <w:tab/>
-      </w:r>
-      <w:r>
-        <w:rPr>
-          <w:rFonts w:ascii="Calibri" w:hAnsi="Calibri" w:cs="Calibri"/>
-          <w:bCs/>
-        </w:rPr>
-        <w:t>🟢</w:t>
-      </w:r>
-      <w:r>
-        <w:rPr>
-          <w:bCs/>
-        </w:rPr>
-        <w:t xml:space="preserve"> Easy</w:t>
-      </w:r>
-    </w:p>
-    <w:p>
-      <w:pPr>
-        <w:pStyle w:val="ListParagraph"/>
-        <w:numPr>
-          <w:ilvl w:val="0"/>
-          <w:numId w:val="41"/>
-        </w:numPr>
-        <w:rPr>
-          <w:bCs/>
-        </w:rPr>
-      </w:pPr>
-      <w:r>
-        <w:rPr>
-          <w:bCs/>
-        </w:rPr>
-        <w:t>Count Good Nodes in Binary Tree (1448)</w:t>
-      </w:r>
-      <w:r>
-        <w:rPr>
-          <w:bCs/>
-        </w:rPr>
-        <w:tab/>
-      </w:r>
-      <w:proofErr w:type="spellStart"/>
-      <w:r>
-        <w:rPr>
-          <w:bCs/>
-        </w:rPr>
-        <w:t>LeetCode</w:t>
-      </w:r>
-      <w:proofErr w:type="spellEnd"/>
-      <w:r>
-        <w:rPr>
-          <w:bCs/>
-        </w:rPr>
-        <w:tab/>
-      </w:r>
-      <w:r>
-        <w:rPr>
-          <w:rFonts w:ascii="Calibri" w:hAnsi="Calibri" w:cs="Calibri"/>
-          <w:bCs/>
-        </w:rPr>
-        <w:t>🟡</w:t>
-      </w:r>
-      <w:r>
-        <w:rPr>
-          <w:bCs/>
-        </w:rPr>
-        <w:t xml:space="preserve"> Medium</w:t>
-      </w:r>
-    </w:p>
-    <w:p>
-      <w:pPr>
-        <w:pStyle w:val="ListParagraph"/>
-        <w:numPr>
-          <w:ilvl w:val="0"/>
-          <w:numId w:val="41"/>
-        </w:numPr>
-        <w:rPr>
-          <w:bCs/>
-        </w:rPr>
-      </w:pPr>
-      <w:r>
-        <w:rPr>
-          <w:bCs/>
-        </w:rPr>
-        <w:t xml:space="preserve">Longest </w:t>
-      </w:r>
-      <w:proofErr w:type="spellStart"/>
-      <w:r>
-        <w:rPr>
-          <w:bCs/>
-        </w:rPr>
-        <w:t>Univalue</w:t>
-      </w:r>
-      <w:proofErr w:type="spellEnd"/>
-      <w:r>
-        <w:rPr>
-          <w:bCs/>
-        </w:rPr>
-        <w:t xml:space="preserve"> Path (687)</w:t>
-      </w:r>
-      <w:r>
-        <w:rPr>
-          <w:bCs/>
-        </w:rPr>
-        <w:tab/>
-      </w:r>
-      <w:proofErr w:type="spellStart"/>
-      <w:r>
-        <w:rPr>
-          <w:bCs/>
-        </w:rPr>
-        <w:t>LeetCode</w:t>
-      </w:r>
-      <w:proofErr w:type="spellEnd"/>
-      <w:r>
-        <w:rPr>
-          <w:bCs/>
-        </w:rPr>
-        <w:tab/>
-      </w:r>
-      <w:r>
-        <w:rPr>
-          <w:rFonts w:ascii="Calibri" w:hAnsi="Calibri" w:cs="Calibri"/>
-          <w:bCs/>
-        </w:rPr>
-        <w:t>🟡</w:t>
-      </w:r>
-      <w:r>
-        <w:rPr>
-          <w:bCs/>
-        </w:rPr>
-        <w:t xml:space="preserve"> Medium</w:t>
-      </w:r>
-    </w:p>
-    <w:p>
-      <w:pPr>
-        <w:pStyle w:val="ListParagraph"/>
-        <w:numPr>
-          <w:ilvl w:val="0"/>
-          <w:numId w:val="41"/>
-        </w:numPr>
-        <w:rPr>
-          <w:bCs/>
-        </w:rPr>
-      </w:pPr>
-      <w:r>
-        <w:rPr>
-          <w:bCs/>
-        </w:rPr>
-        <w:t>All Nodes Distance K in Binary Tree (863)</w:t>
-      </w:r>
-      <w:r>
-        <w:rPr>
-          <w:bCs/>
-        </w:rPr>
-        <w:tab/>
-      </w:r>
-      <w:proofErr w:type="spellStart"/>
-      <w:r>
-        <w:rPr>
-          <w:bCs/>
-        </w:rPr>
-        <w:t>LeetCode</w:t>
-      </w:r>
-      <w:proofErr w:type="spellEnd"/>
-      <w:r>
-        <w:rPr>
-          <w:bCs/>
-        </w:rPr>
-        <w:tab/>
-      </w:r>
-      <w:r>
-        <w:rPr>
-          <w:rFonts w:ascii="Calibri" w:hAnsi="Calibri" w:cs="Calibri"/>
-          <w:bCs/>
-        </w:rPr>
-        <w:t>🟡</w:t>
-      </w:r>
-      <w:r>
-        <w:rPr>
-          <w:bCs/>
-        </w:rPr>
-        <w:t xml:space="preserve"> Medium</w:t>
-      </w:r>
-    </w:p>
-    <w:p>
-      <w:pPr>
-        <w:pStyle w:val="ListParagraph"/>
-        <w:numPr>
-          <w:ilvl w:val="0"/>
-          <w:numId w:val="41"/>
-        </w:numPr>
-        <w:rPr>
-          <w:bCs/>
-        </w:rPr>
-      </w:pPr>
-      <w:r>
-        <w:rPr>
-          <w:bCs/>
-        </w:rPr>
-        <w:t>Count Complete Tree Nodes (222)</w:t>
-      </w:r>
-      <w:r>
-        <w:rPr>
-          <w:bCs/>
-        </w:rPr>
-        <w:tab/>
-      </w:r>
-      <w:proofErr w:type="spellStart"/>
-      <w:r>
-        <w:rPr>
-          <w:bCs/>
-        </w:rPr>
-        <w:t>LeetCode</w:t>
-      </w:r>
-      <w:proofErr w:type="spellEnd"/>
-      <w:r>
-        <w:rPr>
-          <w:bCs/>
-        </w:rPr>
-        <w:tab/>
-      </w:r>
-      <w:r>
-        <w:rPr>
-          <w:rFonts w:ascii="Calibri" w:hAnsi="Calibri" w:cs="Calibri"/>
-          <w:bCs/>
-        </w:rPr>
-        <w:t>🟡</w:t>
-      </w:r>
-      <w:r>
-        <w:rPr>
-          <w:bCs/>
-        </w:rPr>
-        <w:t xml:space="preserve"> Medium</w:t>
-      </w:r>
-    </w:p>
-    <w:p>
-      <w:pPr>
-        <w:pStyle w:val="ListParagraph"/>
-        <w:numPr>
-          <w:ilvl w:val="0"/>
-          <w:numId w:val="41"/>
-        </w:numPr>
-        <w:rPr>
-          <w:bCs/>
-        </w:rPr>
-      </w:pPr>
-      <w:r>
-        <w:rPr>
-          <w:bCs/>
-        </w:rPr>
-        <w:t>Maximum Width of Binary Tree (662)</w:t>
-      </w:r>
-      <w:r>
-        <w:rPr>
-          <w:bCs/>
-        </w:rPr>
-        <w:tab/>
-      </w:r>
-      <w:proofErr w:type="spellStart"/>
-      <w:r>
-        <w:rPr>
-          <w:bCs/>
-        </w:rPr>
-        <w:t>LeetCode</w:t>
-      </w:r>
-      <w:proofErr w:type="spellEnd"/>
-      <w:r>
-        <w:rPr>
-          <w:bCs/>
-        </w:rPr>
-        <w:tab/>
-      </w:r>
-      <w:r>
-        <w:rPr>
-          <w:rFonts w:ascii="Calibri" w:hAnsi="Calibri" w:cs="Calibri"/>
-          <w:bCs/>
-        </w:rPr>
-        <w:t>🟡</w:t>
-      </w:r>
-      <w:r>
-        <w:rPr>
-          <w:bCs/>
-        </w:rPr>
-        <w:t xml:space="preserve"> Medium</w:t>
-      </w:r>
-    </w:p>
-    <w:p>
-      <w:pPr>
-        <w:pStyle w:val="ListParagraph"/>
-        <w:numPr>
-          <w:ilvl w:val="0"/>
-          <w:numId w:val="41"/>
-        </w:numPr>
-        <w:rPr>
-          <w:bCs/>
-        </w:rPr>
-      </w:pPr>
-      <w:r>
-        <w:rPr>
-          <w:bCs/>
-        </w:rPr>
-        <w:t>Find Duplicate Subtrees (652)</w:t>
-      </w:r>
-      <w:r>
-        <w:rPr>
-          <w:bCs/>
-        </w:rPr>
-        <w:tab/>
-      </w:r>
-      <w:proofErr w:type="spellStart"/>
-      <w:r>
-        <w:rPr>
-          <w:bCs/>
-        </w:rPr>
-        <w:t>LeetCode</w:t>
-      </w:r>
-      <w:proofErr w:type="spellEnd"/>
-      <w:r>
-        <w:rPr>
-          <w:bCs/>
-        </w:rPr>
-        <w:tab/>
-      </w:r>
-      <w:r>
-        <w:rPr>
-          <w:rFonts w:ascii="Calibri" w:hAnsi="Calibri" w:cs="Calibri"/>
-          <w:bCs/>
-        </w:rPr>
-        <w:t>🟡</w:t>
-      </w:r>
-      <w:r>
-        <w:rPr>
-          <w:bCs/>
-        </w:rPr>
-        <w:t xml:space="preserve"> Medium</w:t>
-      </w:r>
-    </w:p>
-    <w:p>
-      <w:pPr>
-        <w:pStyle w:val="ListParagraph"/>
-        <w:numPr>
-          <w:ilvl w:val="0"/>
-          <w:numId w:val="41"/>
-        </w:numPr>
-      </w:pPr>
-      <w:r>
-        <w:t>Lowest Common Ancestor of a BST (235)</w:t>
-      </w:r>
-      <w:r>
-        <w:tab/>
-      </w:r>
-      <w:proofErr w:type="spellStart"/>
-      <w:r>
-        <w:t>LeetCode</w:t>
-      </w:r>
-      <w:proofErr w:type="spellEnd"/>
-      <w:r>
-        <w:tab/>
-      </w:r>
-      <w:r>
-        <w:rPr>
-          <w:rFonts w:ascii="Calibri" w:hAnsi="Calibri" w:cs="Calibri"/>
-        </w:rPr>
-        <w:t>🟡</w:t>
-      </w:r>
-      <w:r>
-        <w:t xml:space="preserve"> Medium</w:t>
-      </w:r>
-    </w:p>
-    <w:p>
-      <w:pPr>
-        <w:pStyle w:val="ListParagraph"/>
-        <w:numPr>
-          <w:ilvl w:val="0"/>
-          <w:numId w:val="41"/>
-        </w:numPr>
-      </w:pPr>
-      <w:r>
-        <w:t>Lowest Common Ancestor of a Binary Tree (236)</w:t>
-      </w:r>
-      <w:r>
-        <w:tab/>
-      </w:r>
-      <w:proofErr w:type="spellStart"/>
-      <w:r>
-        <w:t>LeetCode</w:t>
-      </w:r>
-      <w:proofErr w:type="spellEnd"/>
-      <w:r>
-        <w:tab/>
-      </w:r>
-      <w:r>
-        <w:rPr>
-          <w:rFonts w:ascii="Calibri" w:hAnsi="Calibri" w:cs="Calibri"/>
-        </w:rPr>
-        <w:t>🟡</w:t>
-      </w:r>
-      <w:r>
-        <w:t xml:space="preserve"> Medium</w:t>
-      </w:r>
-    </w:p>
-    <w:p>
-      <w:pPr>
-        <w:pStyle w:val="ListParagraph"/>
-        <w:numPr>
-          <w:ilvl w:val="0"/>
-          <w:numId w:val="41"/>
-        </w:numPr>
-      </w:pPr>
-      <w:r>
-        <w:t>Step-By-Step Directions From a Binary Tree Node to Another (2096)</w:t>
-      </w:r>
-      <w:r>
-        <w:tab/>
-      </w:r>
-      <w:proofErr w:type="spellStart"/>
-      <w:r>
-        <w:t>LeetCode</w:t>
-      </w:r>
-      <w:proofErr w:type="spellEnd"/>
-      <w:r>
-        <w:tab/>
-      </w:r>
-      <w:r>
-        <w:rPr>
-          <w:rFonts w:ascii="Calibri" w:hAnsi="Calibri" w:cs="Calibri"/>
-        </w:rPr>
-        <w:t>🟡</w:t>
-      </w:r>
-      <w:r>
-        <w:t xml:space="preserve"> Medium</w:t>
-      </w:r>
-    </w:p>
-    <w:p>
-      <w:bookmarkStart w:id="30" w:name="_GoBack"/>
-      <w:bookmarkEnd w:id="30"/>
-    </w:p>
-    <w:p>
-      <w:pPr>
-        <w:pStyle w:val="Heading2"/>
-        <w:rPr>
-          <w:b/>
-        </w:rPr>
-      </w:pPr>
-      <w:r>
-        <w:rPr>
-          <w:b/>
-          <w:sz w:val="28"/>
-        </w:rPr>
-        <w:t xml:space="preserve">Pattern 6 </w:t>
-      </w:r>
-      <w:r>
-        <w:rPr>
-          <w:b/>
-          <w:sz w:val="28"/>
-        </w:rPr>
-        <w:t>—</w:t>
-      </w:r>
-      <w:r>
-        <w:rPr>
-          <w:b/>
-          <w:sz w:val="28"/>
-        </w:rPr>
-        <w:t xml:space="preserve"> Tree Construction and modification</w:t>
-      </w:r>
-    </w:p>
-    <w:p>
-      <w:pPr>
-        <w:pStyle w:val="ListParagraph"/>
-        <w:numPr>
-          <w:ilvl w:val="0"/>
-          <w:numId w:val="40"/>
-        </w:numPr>
-      </w:pPr>
-      <w:r>
-        <w:t xml:space="preserve">Construct Binary Tree from </w:t>
-      </w:r>
-      <w:proofErr w:type="spellStart"/>
-      <w:r>
-        <w:t>Preorder</w:t>
-      </w:r>
-      <w:proofErr w:type="spellEnd"/>
-      <w:r>
-        <w:t xml:space="preserve"> and </w:t>
-      </w:r>
-      <w:proofErr w:type="spellStart"/>
-      <w:r>
-        <w:t>Inorder</w:t>
-      </w:r>
-      <w:proofErr w:type="spellEnd"/>
-      <w:r>
-        <w:t xml:space="preserve"> Traversal (105)</w:t>
-      </w:r>
-      <w:r>
-        <w:tab/>
-      </w:r>
-      <w:proofErr w:type="spellStart"/>
-      <w:r>
-        <w:t>LeetCode</w:t>
-      </w:r>
-      <w:proofErr w:type="spellEnd"/>
-      <w:r>
-        <w:tab/>
-      </w:r>
-      <w:r>
-        <w:rPr>
-          <w:rFonts w:ascii="Calibri" w:hAnsi="Calibri" w:cs="Calibri"/>
-        </w:rPr>
-        <w:t>🟡</w:t>
-      </w:r>
-      <w:r>
-        <w:t xml:space="preserve"> Medium</w:t>
-      </w:r>
-    </w:p>
-    <w:p>
-      <w:pPr>
-        <w:pStyle w:val="ListParagraph"/>
-        <w:numPr>
-          <w:ilvl w:val="0"/>
-          <w:numId w:val="40"/>
-        </w:numPr>
-      </w:pPr>
-      <w:r>
-        <w:t xml:space="preserve">Construct Binary Tree from </w:t>
-      </w:r>
-      <w:proofErr w:type="spellStart"/>
-      <w:r>
-        <w:t>Inorder</w:t>
-      </w:r>
-      <w:proofErr w:type="spellEnd"/>
-      <w:r>
-        <w:t xml:space="preserve"> and </w:t>
-      </w:r>
-      <w:proofErr w:type="spellStart"/>
-      <w:r>
-        <w:t>Postorder</w:t>
-      </w:r>
-      <w:proofErr w:type="spellEnd"/>
-      <w:r>
-        <w:t xml:space="preserve"> Traversal (106)</w:t>
-      </w:r>
-      <w:r>
-        <w:tab/>
-      </w:r>
-      <w:proofErr w:type="spellStart"/>
-      <w:r>
-        <w:t>LeetCode</w:t>
-      </w:r>
-      <w:proofErr w:type="spellEnd"/>
-      <w:r>
-        <w:tab/>
-      </w:r>
-      <w:r>
-        <w:rPr>
-          <w:rFonts w:ascii="Calibri" w:hAnsi="Calibri" w:cs="Calibri"/>
-        </w:rPr>
-        <w:t>🟡</w:t>
-      </w:r>
-      <w:r>
-        <w:t xml:space="preserve"> Medium</w:t>
-      </w:r>
-    </w:p>
-    <w:p>
-      <w:pPr>
-        <w:pStyle w:val="ListParagraph"/>
-        <w:numPr>
-          <w:ilvl w:val="0"/>
-          <w:numId w:val="40"/>
-        </w:numPr>
-      </w:pPr>
-      <w:r>
-        <w:t>Convert Sorted Array to BST (108)</w:t>
-      </w:r>
-      <w:r>
-        <w:tab/>
-      </w:r>
-      <w:proofErr w:type="spellStart"/>
-      <w:r>
-        <w:t>LeetCode</w:t>
-      </w:r>
-      <w:proofErr w:type="spellEnd"/>
-      <w:r>
-        <w:tab/>
-      </w:r>
-      <w:r>
-        <w:rPr>
-          <w:rFonts w:ascii="Calibri" w:hAnsi="Calibri" w:cs="Calibri"/>
-        </w:rPr>
-        <w:t>🟢</w:t>
-      </w:r>
-      <w:r>
-        <w:t xml:space="preserve"> Easy</w:t>
-      </w:r>
-    </w:p>
-    <w:p>
-      <w:pPr>
-        <w:pStyle w:val="ListParagraph"/>
-        <w:numPr>
-          <w:ilvl w:val="0"/>
-          <w:numId w:val="40"/>
-        </w:numPr>
-      </w:pPr>
-      <w:r>
-        <w:t>Convert Sorted List to BST (109)</w:t>
-      </w:r>
-      <w:r>
-        <w:tab/>
-      </w:r>
-      <w:proofErr w:type="spellStart"/>
-      <w:r>
-        <w:t>LeetCode</w:t>
-      </w:r>
-      <w:proofErr w:type="spellEnd"/>
-      <w:r>
-        <w:tab/>
-      </w:r>
-      <w:r>
-        <w:rPr>
-          <w:rFonts w:ascii="Calibri" w:hAnsi="Calibri" w:cs="Calibri"/>
-        </w:rPr>
-        <w:t>🟡</w:t>
-      </w:r>
-      <w:r>
-        <w:t xml:space="preserve"> Medium</w:t>
-      </w:r>
-    </w:p>
-    <w:p>
-      <w:pPr>
-        <w:pStyle w:val="ListParagraph"/>
-        <w:numPr>
-          <w:ilvl w:val="0"/>
-          <w:numId w:val="40"/>
-        </w:numPr>
-      </w:pPr>
-      <w:r>
-        <w:t xml:space="preserve">Construct Binary Tree from </w:t>
-      </w:r>
-      <w:proofErr w:type="spellStart"/>
-      <w:r>
-        <w:t>Preorder</w:t>
-      </w:r>
-      <w:proofErr w:type="spellEnd"/>
-      <w:r>
-        <w:t xml:space="preserve"> &amp; </w:t>
-      </w:r>
-      <w:proofErr w:type="spellStart"/>
-      <w:r>
-        <w:t>Postorder</w:t>
-      </w:r>
-      <w:proofErr w:type="spellEnd"/>
-      <w:r>
-        <w:t xml:space="preserve"> (889)</w:t>
-      </w:r>
-      <w:r>
-        <w:tab/>
-      </w:r>
-      <w:proofErr w:type="spellStart"/>
-      <w:r>
-        <w:t>LeetCode</w:t>
-      </w:r>
-      <w:proofErr w:type="spellEnd"/>
-      <w:r>
-        <w:tab/>
-      </w:r>
-      <w:r>
-        <w:rPr>
-          <w:rFonts w:ascii="Calibri" w:hAnsi="Calibri" w:cs="Calibri"/>
-        </w:rPr>
-        <w:t>🟡</w:t>
-      </w:r>
-      <w:r>
-        <w:t xml:space="preserve"> Medium</w:t>
-      </w:r>
-    </w:p>
-    <w:p>
-      <w:pPr>
-        <w:pStyle w:val="ListParagraph"/>
-        <w:numPr>
-          <w:ilvl w:val="0"/>
-          <w:numId w:val="40"/>
-        </w:numPr>
-      </w:pPr>
-      <w:r>
-        <w:t xml:space="preserve">Recover a Tree From </w:t>
-      </w:r>
-      <w:proofErr w:type="spellStart"/>
-      <w:r>
-        <w:t>Preorder</w:t>
-      </w:r>
-      <w:proofErr w:type="spellEnd"/>
-      <w:r>
-        <w:t xml:space="preserve"> Traversal (1028)</w:t>
-      </w:r>
-      <w:r>
-        <w:tab/>
-      </w:r>
-      <w:proofErr w:type="spellStart"/>
-      <w:r>
-        <w:t>LeetCode</w:t>
-      </w:r>
-      <w:proofErr w:type="spellEnd"/>
-      <w:r>
-        <w:tab/>
-      </w:r>
-      <w:r>
-        <w:rPr>
-          <w:rFonts w:ascii="Segoe UI Symbol" w:hAnsi="Segoe UI Symbol" w:cs="Segoe UI Symbol"/>
-        </w:rPr>
-        <w:t>🔴</w:t>
-      </w:r>
-      <w:r>
-        <w:t xml:space="preserve"> Hard</w:t>
-      </w:r>
-    </w:p>
-    <w:p>
-      <w:pPr>
-        <w:pStyle w:val="ListParagraph"/>
-        <w:numPr>
-          <w:ilvl w:val="0"/>
-          <w:numId w:val="40"/>
-        </w:numPr>
-      </w:pPr>
-      <w:r>
-        <w:t>Convert Binary Tree to Doubly Linked List</w:t>
-      </w:r>
-      <w:r>
-        <w:tab/>
-      </w:r>
-      <w:proofErr w:type="spellStart"/>
-      <w:r>
-        <w:t>GeeksforGeeks</w:t>
-      </w:r>
-      <w:proofErr w:type="spellEnd"/>
-      <w:r>
-        <w:tab/>
-      </w:r>
-      <w:r>
-        <w:rPr>
-          <w:rFonts w:ascii="Calibri" w:hAnsi="Calibri" w:cs="Calibri"/>
-        </w:rPr>
-        <w:t>🟡</w:t>
-      </w:r>
-    </w:p>
-    <w:p>
-      <w:pPr>
-        <w:pStyle w:val="ListParagraph"/>
-        <w:numPr>
-          <w:ilvl w:val="0"/>
-          <w:numId w:val="40"/>
-        </w:numPr>
-      </w:pPr>
-      <w:r>
-        <w:t>Flatten Binary Tree to Linked List (114)</w:t>
-      </w:r>
-      <w:r>
-        <w:tab/>
-      </w:r>
-      <w:proofErr w:type="spellStart"/>
-      <w:r>
-        <w:t>LeetCode</w:t>
-      </w:r>
-      <w:proofErr w:type="spellEnd"/>
-      <w:r>
-        <w:tab/>
-      </w:r>
-      <w:r>
-        <w:rPr>
-          <w:rFonts w:ascii="Calibri" w:hAnsi="Calibri" w:cs="Calibri"/>
-        </w:rPr>
-        <w:t>🟡</w:t>
-      </w:r>
-      <w:r>
-        <w:t xml:space="preserve"> Medium</w:t>
-      </w:r>
-    </w:p>
-    <w:p>
-      <w:pPr>
-        <w:pStyle w:val="ListParagraph"/>
-        <w:numPr>
-          <w:ilvl w:val="0"/>
-          <w:numId w:val="40"/>
-        </w:numPr>
-      </w:pPr>
-      <w:r>
-        <w:t>Populating Next Right Pointers in Each Node (116)</w:t>
-      </w:r>
-      <w:r>
-        <w:tab/>
-      </w:r>
-      <w:proofErr w:type="spellStart"/>
-      <w:r>
-        <w:t>LeetCode</w:t>
-      </w:r>
-      <w:proofErr w:type="spellEnd"/>
-      <w:r>
-        <w:tab/>
-      </w:r>
-      <w:r>
-        <w:rPr>
-          <w:rFonts w:ascii="Calibri" w:hAnsi="Calibri" w:cs="Calibri"/>
-        </w:rPr>
-        <w:t>🟡</w:t>
-      </w:r>
-      <w:r>
-        <w:t xml:space="preserve"> Medium</w:t>
-      </w:r>
-    </w:p>
-    <w:p>
-      <w:pPr>
-        <w:pStyle w:val="ListParagraph"/>
-        <w:numPr>
-          <w:ilvl w:val="0"/>
-          <w:numId w:val="40"/>
-        </w:numPr>
-      </w:pPr>
-      <w:r>
-        <w:t>Populating Next Right Pointers II (117)</w:t>
-      </w:r>
-      <w:r>
-        <w:tab/>
-      </w:r>
-      <w:proofErr w:type="spellStart"/>
-      <w:r>
-        <w:t>LeetCode</w:t>
-      </w:r>
-      <w:proofErr w:type="spellEnd"/>
-      <w:r>
-        <w:tab/>
-      </w:r>
-      <w:r>
-        <w:rPr>
-          <w:rFonts w:ascii="Calibri" w:hAnsi="Calibri" w:cs="Calibri"/>
-        </w:rPr>
-        <w:t>🟡</w:t>
-      </w:r>
-      <w:r>
-        <w:t xml:space="preserve"> Medium</w:t>
-      </w:r>
-    </w:p>
-    <w:p>
-      <w:pPr>
-        <w:pStyle w:val="ListParagraph"/>
-        <w:numPr>
-          <w:ilvl w:val="0"/>
-          <w:numId w:val="40"/>
-        </w:numPr>
-      </w:pPr>
-      <w:r>
-        <w:t xml:space="preserve">Serialize and </w:t>
-      </w:r>
-      <w:proofErr w:type="spellStart"/>
-      <w:r>
-        <w:t>Deserialize</w:t>
-      </w:r>
-      <w:proofErr w:type="spellEnd"/>
-      <w:r>
-        <w:t xml:space="preserve"> Binary Tree (297)</w:t>
-      </w:r>
-      <w:r>
-        <w:tab/>
-      </w:r>
-      <w:proofErr w:type="spellStart"/>
-      <w:r>
-        <w:t>LeetCode</w:t>
-      </w:r>
-      <w:proofErr w:type="spellEnd"/>
-      <w:r>
-        <w:tab/>
-      </w:r>
-      <w:r>
-        <w:rPr>
-          <w:rFonts w:ascii="Segoe UI Symbol" w:hAnsi="Segoe UI Symbol" w:cs="Segoe UI Symbol"/>
-        </w:rPr>
-        <w:t>🔴</w:t>
-      </w:r>
-      <w:r>
-        <w:t xml:space="preserve"> Hard</w:t>
-      </w:r>
-    </w:p>
-    <w:p>
-      <w:pPr>
-        <w:pStyle w:val="ListParagraph"/>
-        <w:numPr>
-          <w:ilvl w:val="0"/>
-          <w:numId w:val="40"/>
-        </w:numPr>
-      </w:pPr>
-      <w:r>
-        <w:t xml:space="preserve">Serialize and </w:t>
-      </w:r>
-      <w:proofErr w:type="spellStart"/>
-      <w:r>
-        <w:t>Deserialize</w:t>
-      </w:r>
-      <w:proofErr w:type="spellEnd"/>
-      <w:r>
-        <w:t xml:space="preserve"> BST (449)</w:t>
-      </w:r>
-      <w:r>
-        <w:tab/>
-      </w:r>
-      <w:proofErr w:type="spellStart"/>
-      <w:r>
-        <w:t>LeetCode</w:t>
-      </w:r>
-      <w:proofErr w:type="spellEnd"/>
-      <w:r>
-        <w:tab/>
-      </w:r>
-      <w:r>
-        <w:rPr>
-          <w:rFonts w:ascii="Calibri" w:hAnsi="Calibri" w:cs="Calibri"/>
-        </w:rPr>
-        <w:t>🟡</w:t>
-      </w:r>
-      <w:r>
-        <w:t xml:space="preserve"> Medium</w:t>
-      </w:r>
-      <w:r>
-        <w:tab/>
-      </w:r>
-      <w:r>
-        <w:tab/>
-      </w:r>
-    </w:p>
-    <w:p/>
     <w:p>
       <w:pPr>
         <w:pStyle w:val="Heading2"/>
@@ -16603,7 +16537,7 @@
                     </pic:cNvPicPr>
                   </pic:nvPicPr>
                   <pic:blipFill>
-                    <a:blip r:embed="rId30" cstate="print">
+                    <a:blip r:embed="rId31" cstate="print">
                       <a:extLst>
                         <a:ext uri="{28A0092B-C50C-407E-A947-70E740481C1C}">
                           <a14:useLocalDpi xmlns:a14="http://schemas.microsoft.com/office/drawing/2010/main" val="0"/>
@@ -16681,7 +16615,7 @@
       <w:r>
         <w:t xml:space="preserve">Ques: </w:t>
       </w:r>
-      <w:hyperlink r:id="rId31" w:history="1">
+      <w:hyperlink r:id="rId32" w:history="1">
         <w:r>
           <w:rPr>
             <w:rStyle w:val="Hyperlink"/>
@@ -32209,7 +32143,7 @@
       <w:pPr>
         <w:pStyle w:val="ListParagraph"/>
       </w:pPr>
-      <w:hyperlink r:id="rId32" w:history="1">
+      <w:hyperlink r:id="rId33" w:history="1">
         <w:r>
           <w:rPr>
             <w:rStyle w:val="Hyperlink"/>
@@ -42834,7 +42768,7 @@
         </w:tabs>
         <w:spacing w:after="160" w:line="259" w:lineRule="auto"/>
       </w:pPr>
-      <w:hyperlink r:id="rId33" w:history="1">
+      <w:hyperlink r:id="rId34" w:history="1">
         <w:r>
           <w:rPr>
             <w:rStyle w:val="Hyperlink"/>
@@ -42862,7 +42796,7 @@
             <wp:extent cx="2127956" cy="1595968"/>
             <wp:effectExtent l="0" t="0" r="5715" b="4445"/>
             <wp:docPr id="8" name="Video 8">
-              <a:hlinkClick xmlns:a="http://schemas.openxmlformats.org/drawingml/2006/main" r:id="rId34"/>
+              <a:hlinkClick xmlns:a="http://schemas.openxmlformats.org/drawingml/2006/main" r:id="rId35"/>
             </wp:docPr>
             <wp:cNvGraphicFramePr>
               <a:graphicFrameLocks xmlns:a="http://schemas.openxmlformats.org/drawingml/2006/main" noChangeAspect="1"/>
@@ -42875,7 +42809,7 @@
                     <pic:cNvPicPr/>
                   </pic:nvPicPr>
                   <pic:blipFill>
-                    <a:blip r:embed="rId35">
+                    <a:blip r:embed="rId36">
                       <a:extLst>
                         <a:ext uri="{28A0092B-C50C-407E-A947-70E740481C1C}">
                           <a14:useLocalDpi xmlns:a14="http://schemas.microsoft.com/office/drawing/2010/main" val="0"/>
@@ -44334,7 +44268,7 @@
         </w:tabs>
         <w:spacing w:after="160" w:line="259" w:lineRule="auto"/>
       </w:pPr>
-      <w:hyperlink r:id="rId36" w:history="1">
+      <w:hyperlink r:id="rId37" w:history="1">
         <w:r>
           <w:rPr>
             <w:rStyle w:val="Hyperlink"/>
@@ -45758,7 +45692,7 @@
           <w:u w:val="single"/>
         </w:rPr>
       </w:pPr>
-      <w:hyperlink r:id="rId37" w:history="1">
+      <w:hyperlink r:id="rId38" w:history="1">
         <w:r>
           <w:rPr>
             <w:rStyle w:val="Hyperlink"/>
@@ -45766,68 +45700,6 @@
           <w:t>Solution</w:t>
         </w:r>
       </w:hyperlink>
-    </w:p>
-    <w:p>
-      <w:pPr>
-        <w:pStyle w:val="Header"/>
-        <w:tabs>
-          <w:tab w:val="clear" w:pos="4513"/>
-          <w:tab w:val="clear" w:pos="9026"/>
-        </w:tabs>
-        <w:spacing w:after="160" w:line="259" w:lineRule="auto"/>
-      </w:pPr>
-      <w:r>
-        <w:rPr>
-          <w:noProof/>
-          <w:lang w:eastAsia="en-IN"/>
-        </w:rPr>
-        <w:drawing>
-          <wp:inline distT="0" distB="0" distL="0" distR="0" wp14:anchorId="7DCC0CEF" wp14:editId="0F8074CE">
-            <wp:extent cx="2383809" cy="1787857"/>
-            <wp:effectExtent l="0" t="0" r="0" b="3175"/>
-            <wp:docPr id="7" name="Video 7">
-              <a:hlinkClick xmlns:a="http://schemas.openxmlformats.org/drawingml/2006/main" r:id="rId38"/>
-            </wp:docPr>
-            <wp:cNvGraphicFramePr>
-              <a:graphicFrameLocks xmlns:a="http://schemas.openxmlformats.org/drawingml/2006/main" noChangeAspect="1"/>
-            </wp:cNvGraphicFramePr>
-            <a:graphic xmlns:a="http://schemas.openxmlformats.org/drawingml/2006/main">
-              <a:graphicData uri="http://schemas.openxmlformats.org/drawingml/2006/picture">
-                <pic:pic xmlns:pic="http://schemas.openxmlformats.org/drawingml/2006/picture">
-                  <pic:nvPicPr>
-                    <pic:cNvPr id="7" name=""/>
-                    <pic:cNvPicPr/>
-                  </pic:nvPicPr>
-                  <pic:blipFill>
-                    <a:blip r:embed="rId39">
-                      <a:extLst>
-                        <a:ext uri="{28A0092B-C50C-407E-A947-70E740481C1C}">
-                          <a14:useLocalDpi xmlns:a14="http://schemas.microsoft.com/office/drawing/2010/main" val="0"/>
-                        </a:ext>
-                        <a:ext uri="{C809E66F-F1BF-436E-b5F7-EEA9579F0CBA}">
-                          <wp15:webVideoPr xmlns:wp15="http://schemas.microsoft.com/office/word/2012/wordprocessingDrawing" embeddedHtml="&lt;iframe id=&quot;ytplayer&quot; src=&quot;https://www.youtube.com/embed/bkxqA8Rfv04&quot; frameborder=&quot;0&quot; type=&quot;text/html&quot; width=&quot;816&quot; height=&quot;480&quot; /&gt;" h="480" w="816"/>
-                        </a:ext>
-                      </a:extLst>
-                    </a:blip>
-                    <a:stretch>
-                      <a:fillRect/>
-                    </a:stretch>
-                  </pic:blipFill>
-                  <pic:spPr>
-                    <a:xfrm>
-                      <a:off x="0" y="0"/>
-                      <a:ext cx="2425881" cy="1819411"/>
-                    </a:xfrm>
-                    <a:prstGeom prst="rect">
-                      <a:avLst/>
-                    </a:prstGeom>
-                  </pic:spPr>
-                </pic:pic>
-              </a:graphicData>
-            </a:graphic>
-          </wp:inline>
-        </w:drawing>
-      </w:r>
     </w:p>
     <w:p>
       <w:pPr>
@@ -47410,7 +47282,6 @@
           <w:szCs w:val="21"/>
           <w:lang w:eastAsia="en-IN"/>
         </w:rPr>
-        <w:lastRenderedPageBreak/>
         <w:t xml:space="preserve">        </w:t>
       </w:r>
       <w:proofErr w:type="gramStart"/>
@@ -48457,6 +48328,7 @@
           <w:szCs w:val="21"/>
           <w:lang w:eastAsia="en-IN"/>
         </w:rPr>
+        <w:lastRenderedPageBreak/>
         <w:t xml:space="preserve">    </w:t>
       </w:r>
       <w:proofErr w:type="spellStart"/>
@@ -51078,7 +50950,6 @@
           <w:szCs w:val="21"/>
           <w:lang w:eastAsia="en-IN"/>
         </w:rPr>
-        <w:lastRenderedPageBreak/>
         <w:t xml:space="preserve">            </w:t>
       </w:r>
       <w:proofErr w:type="gramStart"/>
@@ -53582,7 +53453,7 @@
       </w:pPr>
     </w:p>
     <w:sectPr>
-      <w:footerReference w:type="default" r:id="rId40"/>
+      <w:footerReference w:type="default" r:id="rId39"/>
       <w:pgSz w:w="11906" w:h="16838" w:code="9"/>
       <w:pgMar w:top="720" w:right="720" w:bottom="720" w:left="720" w:header="0" w:footer="283" w:gutter="0"/>
       <w:cols w:space="708"/>
@@ -53666,7 +53537,7 @@
         <w:noProof/>
         <w:color w:val="404040" w:themeColor="text1" w:themeTint="BF"/>
       </w:rPr>
-      <w:t>25</w:t>
+      <w:t>20</w:t>
     </w:r>
     <w:r>
       <w:rPr>
@@ -58873,7 +58744,7 @@
 </file>
 
 <file path=customXml/itemProps1.xml><?xml version="1.0" encoding="utf-8"?>
-<ds:datastoreItem xmlns:ds="http://schemas.openxmlformats.org/officeDocument/2006/customXml" ds:itemID="{0270E42B-D710-47A4-AB34-0A28D27E4250}">
+<ds:datastoreItem xmlns:ds="http://schemas.openxmlformats.org/officeDocument/2006/customXml" ds:itemID="{1DB22265-2231-44E4-AA59-EF852EAB3312}">
   <ds:schemaRefs>
     <ds:schemaRef ds:uri="http://schemas.openxmlformats.org/officeDocument/2006/bibliography"/>
   </ds:schemaRefs>

--- a/07. Tree/Tree.docx
+++ b/07. Tree/Tree.docx
@@ -11467,6 +11467,7 @@
         </w:numPr>
         <w:rPr>
           <w:bCs/>
+          <w:color w:val="FF0000"/>
         </w:rPr>
       </w:pPr>
       <w:r>
@@ -11726,13 +11727,53 @@
     <w:p>
       <w:pPr>
         <w:pStyle w:val="ListParagraph"/>
-        <w:rPr>
-          <w:bCs/>
+        <w:numPr>
+          <w:ilvl w:val="0"/>
+          <w:numId w:val="41"/>
+        </w:numPr>
+        <w:rPr>
           <w:color w:val="FF0000"/>
         </w:rPr>
       </w:pPr>
-      <w:bookmarkStart w:id="30" w:name="_GoBack"/>
-      <w:bookmarkEnd w:id="30"/>
+      <w:r>
+        <w:rPr>
+          <w:color w:val="FF0000"/>
+        </w:rPr>
+        <w:t>Lowest Common Ancestor of a Binary Tree (236)</w:t>
+      </w:r>
+      <w:r>
+        <w:rPr>
+          <w:color w:val="FF0000"/>
+        </w:rPr>
+        <w:tab/>
+      </w:r>
+      <w:proofErr w:type="spellStart"/>
+      <w:r>
+        <w:rPr>
+          <w:color w:val="FF0000"/>
+        </w:rPr>
+        <w:t>LeetCode</w:t>
+      </w:r>
+      <w:proofErr w:type="spellEnd"/>
+      <w:r>
+        <w:rPr>
+          <w:color w:val="FF0000"/>
+        </w:rPr>
+        <w:tab/>
+      </w:r>
+      <w:r>
+        <w:rPr>
+          <w:rFonts w:ascii="Calibri" w:hAnsi="Calibri" w:cs="Calibri"/>
+          <w:color w:val="FF0000"/>
+        </w:rPr>
+        <w:t>🟡</w:t>
+      </w:r>
+      <w:r>
+        <w:rPr>
+          <w:color w:val="FF0000"/>
+        </w:rPr>
+        <w:t xml:space="preserve"> Medium</w:t>
+      </w:r>
     </w:p>
     <w:p>
       <w:pPr>
@@ -11741,92 +11782,47 @@
           <w:ilvl w:val="0"/>
           <w:numId w:val="41"/>
         </w:numPr>
-      </w:pPr>
-      <w:r>
+        <w:rPr>
+          <w:color w:val="FF0000"/>
+        </w:rPr>
+      </w:pPr>
+      <w:r>
+        <w:rPr>
+          <w:color w:val="FF0000"/>
+        </w:rPr>
         <w:t>Lowest Common Ancestor of a BST (235)</w:t>
       </w:r>
       <w:r>
+        <w:rPr>
+          <w:color w:val="FF0000"/>
+        </w:rPr>
         <w:tab/>
       </w:r>
       <w:proofErr w:type="spellStart"/>
       <w:r>
+        <w:rPr>
+          <w:color w:val="FF0000"/>
+        </w:rPr>
         <w:t>LeetCode</w:t>
       </w:r>
       <w:proofErr w:type="spellEnd"/>
       <w:r>
+        <w:rPr>
+          <w:color w:val="FF0000"/>
+        </w:rPr>
         <w:tab/>
       </w:r>
       <w:r>
         <w:rPr>
           <w:rFonts w:ascii="Calibri" w:hAnsi="Calibri" w:cs="Calibri"/>
+          <w:color w:val="FF0000"/>
         </w:rPr>
         <w:t>🟡</w:t>
       </w:r>
       <w:r>
-        <w:t xml:space="preserve"> Medium</w:t>
-      </w:r>
-    </w:p>
-    <w:p>
-      <w:pPr>
-        <w:pStyle w:val="ListParagraph"/>
-        <w:numPr>
-          <w:ilvl w:val="0"/>
-          <w:numId w:val="41"/>
-        </w:numPr>
-      </w:pPr>
-      <w:r>
-        <w:t>Lowest Common Ancestor of a Binary Tree (236)</w:t>
-      </w:r>
-      <w:r>
-        <w:tab/>
-      </w:r>
-      <w:proofErr w:type="spellStart"/>
-      <w:r>
-        <w:t>LeetCode</w:t>
-      </w:r>
-      <w:proofErr w:type="spellEnd"/>
-      <w:r>
-        <w:tab/>
-      </w:r>
-      <w:r>
-        <w:rPr>
-          <w:rFonts w:ascii="Calibri" w:hAnsi="Calibri" w:cs="Calibri"/>
-        </w:rPr>
-        <w:t>🟡</w:t>
-      </w:r>
-      <w:r>
-        <w:t xml:space="preserve"> Medium</w:t>
-      </w:r>
-    </w:p>
-    <w:p>
-      <w:pPr>
-        <w:pStyle w:val="ListParagraph"/>
-        <w:numPr>
-          <w:ilvl w:val="0"/>
-          <w:numId w:val="41"/>
-        </w:numPr>
-      </w:pPr>
-      <w:r>
-        <w:t>Step-By-Step Directions From a Binary Tree Node to Another (2096)</w:t>
-      </w:r>
-      <w:r>
-        <w:tab/>
-      </w:r>
-      <w:proofErr w:type="spellStart"/>
-      <w:r>
-        <w:t>LeetCode</w:t>
-      </w:r>
-      <w:proofErr w:type="spellEnd"/>
-      <w:r>
-        <w:tab/>
-      </w:r>
-      <w:r>
-        <w:rPr>
-          <w:rFonts w:ascii="Calibri" w:hAnsi="Calibri" w:cs="Calibri"/>
-        </w:rPr>
-        <w:t>🟡</w:t>
-      </w:r>
-      <w:r>
+        <w:rPr>
+          <w:color w:val="FF0000"/>
+        </w:rPr>
         <w:t xml:space="preserve"> Medium</w:t>
       </w:r>
     </w:p>
@@ -11867,46 +11863,87 @@
           <w:ilvl w:val="0"/>
           <w:numId w:val="40"/>
         </w:numPr>
-      </w:pPr>
-      <w:r>
+        <w:rPr>
+          <w:color w:val="FF0000"/>
+        </w:rPr>
+      </w:pPr>
+      <w:r>
+        <w:rPr>
+          <w:color w:val="FF0000"/>
+        </w:rPr>
         <w:t xml:space="preserve">Construct Binary Tree from </w:t>
       </w:r>
       <w:proofErr w:type="spellStart"/>
       <w:r>
+        <w:rPr>
+          <w:color w:val="FF0000"/>
+        </w:rPr>
         <w:t>Preorder</w:t>
       </w:r>
       <w:proofErr w:type="spellEnd"/>
       <w:r>
+        <w:rPr>
+          <w:color w:val="FF0000"/>
+        </w:rPr>
         <w:t xml:space="preserve"> and </w:t>
       </w:r>
       <w:proofErr w:type="spellStart"/>
       <w:r>
+        <w:rPr>
+          <w:color w:val="FF0000"/>
+        </w:rPr>
         <w:t>Inorder</w:t>
       </w:r>
       <w:proofErr w:type="spellEnd"/>
       <w:r>
+        <w:rPr>
+          <w:color w:val="FF0000"/>
+        </w:rPr>
         <w:t xml:space="preserve"> Traversal (105)</w:t>
       </w:r>
       <w:r>
+        <w:rPr>
+          <w:color w:val="FF0000"/>
+        </w:rPr>
         <w:tab/>
       </w:r>
       <w:proofErr w:type="spellStart"/>
       <w:r>
+        <w:rPr>
+          <w:color w:val="FF0000"/>
+        </w:rPr>
         <w:t>LeetCode</w:t>
       </w:r>
       <w:proofErr w:type="spellEnd"/>
       <w:r>
+        <w:rPr>
+          <w:color w:val="FF0000"/>
+        </w:rPr>
         <w:tab/>
       </w:r>
       <w:r>
         <w:rPr>
           <w:rFonts w:ascii="Calibri" w:hAnsi="Calibri" w:cs="Calibri"/>
+          <w:color w:val="FF0000"/>
         </w:rPr>
         <w:t>🟡</w:t>
       </w:r>
       <w:r>
+        <w:rPr>
+          <w:color w:val="FF0000"/>
+        </w:rPr>
         <w:t xml:space="preserve"> Medium</w:t>
       </w:r>
+    </w:p>
+    <w:p>
+      <w:pPr>
+        <w:pStyle w:val="ListParagraph"/>
+        <w:rPr>
+          <w:color w:val="FF0000"/>
+        </w:rPr>
+      </w:pPr>
+      <w:bookmarkStart w:id="30" w:name="_GoBack"/>
+      <w:bookmarkEnd w:id="30"/>
     </w:p>
     <w:p>
       <w:pPr>
@@ -12499,6 +12536,11 @@
     </w:p>
     <w:p>
       <w:pPr>
+        <w:pStyle w:val="ListParagraph"/>
+      </w:pPr>
+    </w:p>
+    <w:p>
+      <w:pPr>
         <w:pStyle w:val="Heading2"/>
         <w:rPr>
           <w:b/>
@@ -12814,6 +12856,7 @@
         <w:t xml:space="preserve"> Hard</w:t>
       </w:r>
     </w:p>
+    <w:p/>
     <w:p>
       <w:pPr>
         <w:pStyle w:val="Heading1"/>
@@ -53537,7 +53580,7 @@
         <w:noProof/>
         <w:color w:val="404040" w:themeColor="text1" w:themeTint="BF"/>
       </w:rPr>
-      <w:t>20</w:t>
+      <w:t>21</w:t>
     </w:r>
     <w:r>
       <w:rPr>
@@ -58744,7 +58787,7 @@
 </file>
 
 <file path=customXml/itemProps1.xml><?xml version="1.0" encoding="utf-8"?>
-<ds:datastoreItem xmlns:ds="http://schemas.openxmlformats.org/officeDocument/2006/customXml" ds:itemID="{1DB22265-2231-44E4-AA59-EF852EAB3312}">
+<ds:datastoreItem xmlns:ds="http://schemas.openxmlformats.org/officeDocument/2006/customXml" ds:itemID="{4618CE78-9618-4B42-A92F-2C58687264E2}">
   <ds:schemaRefs>
     <ds:schemaRef ds:uri="http://schemas.openxmlformats.org/officeDocument/2006/bibliography"/>
   </ds:schemaRefs>
